--- a/filled.docx
+++ b/filled.docx
@@ -1148,7 +1148,7 @@
         <w:jc w:val="center"/>
       </w:pPr>
       <w:r>
-        <w:t>Vasile Ionescu, Administrator, în calitate de Manager licitatii_____, legal autorizat să semnez</w:t>
+        <w:t>Maria Dobre___, în calitate de Manager licitatii_____, legal autorizat să semnez</w:t>
       </w:r>
     </w:p>
     <w:p>
@@ -2020,7 +2020,7 @@
         <w:rPr>
           <w:lang w:eastAsia="ro-RO"/>
         </w:rPr>
-        <w:t>* sau în ţara în care este stabilit ..............</w:t>
+        <w:t>* sau în ţara în care este stabilit SC BestBuild SRL</w:t>
       </w:r>
     </w:p>
     <w:p>
@@ -2991,13 +2991,13 @@
           <w:bCs/>
           <w:i/>
         </w:rPr>
-        <w:t xml:space="preserve">ofertant__________________________________ (candidat/ofertant/ofertant asociat/terţ susţinător al candidatului/ofertantuluiofertant__________) </w:t>
-      </w:r>
-      <w:r>
-        <w:rPr>
-          <w:bCs/>
-        </w:rPr>
-        <w:t xml:space="preserve"> la procedura de Licitatia deschisa__________________________, declar pe proprie răspundere, următoarele: cunoscând prevederile art. 59 și 60 din Legea nr. 98/2016 privind achiziţiile publice şi componenţa listei cu persoanele ce deţin funcţii de decizie în autoritatea contractantă cu privire la organizarea, derularea şi finalizarea procedurii de atribuire, declar că societatea noastră nu se află în situaţia de a fi exclusă din procedură.</w:t>
+        <w:t xml:space="preserve">ofertant__________________________________ (candidat/ofertant/ofertant asociat/terţ susţinător al candidatului/ofertantului__________________) </w:t>
+      </w:r>
+      <w:r>
+        <w:rPr>
+          <w:bCs/>
+        </w:rPr>
+        <w:t xml:space="preserve"> la procedura de ____________________________________________, declar pe proprie răspundere, următoarele: cunoscând prevederile art. 59 și 60 din Legea nr. 98/2016 privind achiziţiile publice şi componenţa listei cu persoanele ce deţin funcţii de decizie în autoritatea contractantă cu privire la organizarea, derularea şi finalizarea procedurii de atribuire, declar că societatea noastră nu se află în situaţia de a fi exclusă din procedură.</w:t>
       </w:r>
     </w:p>
     <w:p>
@@ -3027,7 +3027,7 @@
         <w:rPr>
           <w:bCs/>
         </w:rPr>
-        <w:t>dl. dl. Popa Mihai........., dnadna. Ionescu Ana</w:t>
+        <w:t>dl. ................................, dna............................</w:t>
       </w:r>
     </w:p>
     <w:p>
@@ -3072,7 +3072,7 @@
         <w:rPr>
           <w:bCs/>
         </w:rPr>
-        <w:t>2. Subsemnatul Andrei Georgescu___ declar că voi informa imediat autoritatea contractantă dacă vor interveni modificări în prezenta declaraţie la orice punct pe parcursul derulării procedurii de atribuire a contractului de achiziţie publică sau, în cazul în care vom fi desemnaţi câştigători, pe parcursul derulării contractului de achiziţie publică, având în vedere și prevederile art. 61 din Legea nr. 98/2016.</w:t>
+        <w:t>2. Subsemnatul ___________________ declar că voi informa imediat autoritatea contractantă dacă vor interveni modificări în prezenta declaraţie la orice punct pe parcursul derulării procedurii de atribuire a contractului de achiziţie publică sau, în cazul în care vom fi desemnaţi câştigători, pe parcursul derulării contractului de achiziţie publică, având în vedere și prevederile art. 61 din Legea nr. 98/2016.</w:t>
       </w:r>
     </w:p>
     <w:p>
@@ -3205,7 +3205,7 @@
         <w:rPr>
           <w:bCs/>
         </w:rPr>
-        <w:t xml:space="preserve">                                                                                                                   Vasile Ionescu___</w:t>
+        <w:t xml:space="preserve">                                                                                                                   _________________</w:t>
       </w:r>
     </w:p>
     <w:p>
@@ -3478,7 +3478,7 @@
         <w:rPr>
           <w:b/>
         </w:rPr>
-        <w:t>SC Tert Support SRL........</w:t>
+        <w:t>..........................................</w:t>
       </w:r>
     </w:p>
     <w:p>
@@ -3544,7 +3544,7 @@
         <w:jc w:val="both"/>
       </w:pPr>
       <w:r>
-        <w:t>Către, Autoritatea Contractanta X, Str. Exemplu 123, Bucuresti</w:t>
+        <w:t>Către, ................................................................................</w:t>
       </w:r>
     </w:p>
     <w:p>
@@ -3584,10 +3584,10 @@
           <w:b/>
           <w:lang w:val="it-IT"/>
         </w:rPr>
-        <w:t>Servicii de consultanta IT...........”</w:t>
-      </w:r>
-      <w:r>
-        <w:t>, denumirea contractului de achiziţie publică), noi SC Tert Support SRL (denumirea terţului susţinător tehnic şi profesional), având sediul înregistrat la Str. Tehnica 5, Cluj-Napoca .............(adresa terţului susţinător tehnic şi profesional), ne obligăm, în mod ferm, necondiţionat şi irevocabil, să punem la dispoziţiaSC BestBuild SRL (denumirea ofertantului/grupului de operatori economici) toate resursele tehnice şi profesionale necesare pentru îndeplinirea integrală şi la termen a tuturor obligaţiilor asumate de acesta/acestia, conform ofertei prezentate şi contractului de achiziţie publică ce urmează a fi încheiat între ofertant şi autoritatea contractantă.</w:t>
+        <w:t>...................................................”</w:t>
+      </w:r>
+      <w:r>
+        <w:t>, denumirea contractului de achiziţie publică), noi ............. (denumirea terţului susţinător tehnic şi profesional), având sediul înregistrat la Str. Tehnica 5, Cluj-Napoca .............(adresa terţului susţinător tehnic şi profesional), ne obligăm, în mod ferm, necondiţionat şi irevocabil, să punem la dispoziţiaSC BestBuild SRL, Str. Lalelelor 10, Bucuresti (denumirea ofertantului/grupului de operatori economici) toate resursele tehnice şi profesionale necesare pentru îndeplinirea integrală şi la termen a tuturor obligaţiilor asumate de acesta/acestia, conform ofertei prezentate şi contractului de achiziţie publică ce urmează a fi încheiat între ofertant şi autoritatea contractantă.</w:t>
       </w:r>
     </w:p>
     <w:p>
@@ -3611,7 +3611,7 @@
         <w:jc w:val="both"/>
       </w:pPr>
       <w:r>
-        <w:t>În acest sens, ne obligăm în mod ferm, necondiţionat şi irevocabil, să punem la dispoziţia SC BestBuild SRL (denumirea ofertantului/ grupului de operatori economici) resursele tehnice şi/sau profesionale de Echipa de 3 specialisti si echipamente test ..................................................................necesare pentru îndeplinirea integrală, reglementară şi la termen a contractului de achiziţie publică.</w:t>
+        <w:t>În acest sens, ne obligăm în mod ferm, necondiţionat şi irevocabil, să punem la dispoziţia SC BestBuild SRL, Str. Lalelelor 10, Bucuresti (denumirea ofertantului/ grupului de operatori economici) resursele tehnice şi/sau profesionale de Echipa de 3 specialisti si echipamente test ..................................................................necesare pentru îndeplinirea integrală, reglementară şi la termen a contractului de achiziţie publică.</w:t>
       </w:r>
     </w:p>
     <w:p>
@@ -3623,7 +3623,7 @@
         <w:jc w:val="both"/>
       </w:pPr>
       <w:r>
-        <w:t>Noi, SC Tert Support SRL (denumirea terţului susţinător tehnic şi profesional), declarăm că înţelegem să răspundem, în mod necondiţionat, faţă de autoritatea contractantă pentru neexecutarea oricărei obligaţii asumate de SC BestBuild SRL (denumire ofertant/ grup de operatori economici), în baza contractului de achiziţie publică, şi pentru care SC BestBuild SRL (denumire ofertant/ grup de operatori economici) a primit susţinerea tehnică şi profesională conform prezentului angajament, renunţând în acest sens, definitiv şi irevocabil, la invocarea beneficiului de diviziune sau discuţiune.</w:t>
+        <w:t>Noi, SC Tert Support SRL (denumirea terţului susţinător tehnic şi profesional), declarăm că înţelegem să răspundem, în mod necondiţionat, faţă de autoritatea contractantă pentru neexecutarea oricărei obligaţii asumate de SC BestBuild SRL, Str. Lalelelor 10, Bucuresti (denumire ofertant/ grup de operatori economici), în baza contractului de achiziţie publică, şi pentru care SC BestBuild SRL, Str. Lalelelor 10, Bucuresti (denumire ofertant/ grup de operatori economici) a primit susţinerea tehnică şi profesională conform prezentului angajament, renunţând în acest sens, definitiv şi irevocabil, la invocarea beneficiului de diviziune sau discuţiune.</w:t>
       </w:r>
     </w:p>
     <w:p>
@@ -3635,7 +3635,7 @@
         <w:jc w:val="both"/>
       </w:pPr>
       <w:r>
-        <w:t>Noi, SC Tert Support SRL (denumirea terţului susţinător tehnic şi profesional), declarăm ca înţelegem să renunţăm definitiv şi irevocabil la dreptul de a invoca orice excepţie de neexecutare, atât faţă de autoritatea contractantă, cât şi faţă de SC BestBuild SRL (denumire ofertant/ grup de operatori economici), care ar putea conduce la neexecutarea, parţială sau totală, sau la executarea cu întârziere sau în mod necorespunzător a obligaţiilor asumate de noi prin prezentul angajament.</w:t>
+        <w:t>Noi, SC Tert Support SRL (denumirea terţului susţinător tehnic şi profesional), declarăm ca înţelegem să renunţăm definitiv şi irevocabil la dreptul de a invoca orice excepţie de neexecutare, atât faţă de autoritatea contractantă, cât şi faţă de SC BestBuild SRL, Str. Lalelelor 10, Bucuresti (denumire ofertant/ grup de operatori economici), care ar putea conduce la neexecutarea, parţială sau totală, sau la executarea cu întârziere sau în mod necorespunzător a obligaţiilor asumate de noi prin prezentul angajament.</w:t>
       </w:r>
     </w:p>
     <w:p>
@@ -3659,7 +3659,7 @@
         <w:jc w:val="both"/>
       </w:pPr>
       <w:r>
-        <w:t>Prezentul reprezintă angajamentul nostru ferm încheiat în conformitate cu prevederile art.48 alin.(1) din HG 395/2016, care dă dreptul autorităţii contractante de a solicita, în mod legitim, îndeplinirea de către noi a anumitor obligaţii care decurg din susţinerea tehnică şi profesională acordată SC BestBuild SRL.............................. (denumirea ofertantului/ grupului de operatori economici).</w:t>
+        <w:t>Prezentul reprezintă angajamentul nostru ferm încheiat în conformitate cu prevederile art.48 alin.(1) din HG 395/2016, care dă dreptul autorităţii contractante de a solicita, în mod legitim, îndeplinirea de către noi a anumitor obligaţii care decurg din susţinerea tehnică şi profesională acordată SC BestBuild SRL, Str. Lalelelor 10, Bucuresti (denumirea ofertantului/ grupului de operatori economici).</w:t>
       </w:r>
     </w:p>
     <w:p>
@@ -3738,7 +3738,7 @@
         <w:jc w:val="both"/>
       </w:pPr>
       <w:r>
-        <w:t>Vasile Ionescu....</w:t>
+        <w:t>08/10/2025.........</w:t>
       </w:r>
       <w:r>
         <w:tab/>
@@ -4338,7 +4338,7 @@
           <w:sz w:val="22"/>
           <w:szCs w:val="22"/>
         </w:rPr>
-        <w:t xml:space="preserve">Data completăriiSC BestBuild SRL                                                                         Operator economic autorizat </w:t>
+        <w:t xml:space="preserve">Data completării08/10/2025....                                                                         Operator economic autorizat </w:t>
       </w:r>
     </w:p>
     <w:p>
@@ -7832,7 +7832,7 @@
         <w:rPr>
           <w:bCs/>
         </w:rPr>
-        <w:t>Parafată de Banca / societate de asigurare 01/10/2025 în ziua 2025-10-01 luna 10______ anul 2025_</w:t>
+        <w:t>Parafată de Banca / societate de asigurare Banca Exemplu SA în ziua 01____ luna 10______ anul 2025_</w:t>
       </w:r>
     </w:p>
     <w:p>
@@ -8562,7 +8562,7 @@
           <w:iCs/>
           <w:lang w:val="fr-FR"/>
         </w:rPr>
-        <w:t xml:space="preserve">SC BestBuild SRL_______, </w:t>
+        <w:t xml:space="preserve">SC BestBuild SRL, Str. Lalelelor 10, Bucuresti, 0212345678, 0212345679, </w:t>
       </w:r>
       <w:r>
         <w:rPr>
@@ -8678,7 +8678,7 @@
           <w:iCs/>
           <w:lang w:val="es-ES"/>
         </w:rPr>
-        <w:t>SC BestBuild SRL________</w:t>
+        <w:t>SC BestBuild SRL, Str. Lalelelor 10, Bucuresti, 0212345678, 0212345679</w:t>
       </w:r>
       <w:r>
         <w:rPr>
@@ -8716,7 +8716,7 @@
           <w:i/>
           <w:iCs/>
         </w:rPr>
-        <w:t>ofertant..............</w:t>
+        <w:t>Administrator....</w:t>
       </w:r>
     </w:p>
     <w:p>
@@ -9639,7 +9639,7 @@
           <w:iCs/>
           <w:lang w:val="es-ES"/>
         </w:rPr>
-        <w:t>… 60% SC Partener 1 SRL______________</w:t>
+        <w:t>… ___________________________________</w:t>
       </w:r>
     </w:p>
     <w:p>
@@ -9783,7 +9783,7 @@
           <w:iCs/>
           <w:lang w:val="es-ES"/>
         </w:rPr>
-        <w:t>1. 60% SC Partener 1 SRL % S.C. 40% SC Partener 2 SRL______</w:t>
+        <w:t>1. 60%____ % S.C. SC Partener 1 SRL__________</w:t>
       </w:r>
     </w:p>
     <w:p>
@@ -9803,7 +9803,7 @@
           <w:iCs/>
           <w:lang w:val="es-ES"/>
         </w:rPr>
-        <w:t>2. 40% SC Partener 2 SRL % S.C. 40% SC Partener 2 SRL______</w:t>
+        <w:t>2. 40%____ % S.C. SC Partener 2 SRL__________</w:t>
       </w:r>
     </w:p>
     <w:p>
@@ -10122,7 +10122,7 @@
           <w:iCs/>
           <w:lang w:val="it-IT"/>
         </w:rPr>
-        <w:t>1. 60% SC Partener 1 SRL % S.C. 60% SC Partener 1 SRL______</w:t>
+        <w:t>1. 60%____ % S.C. SC Partener 1 SRL__________</w:t>
       </w:r>
     </w:p>
     <w:p>
@@ -10142,7 +10142,7 @@
           <w:iCs/>
           <w:lang w:val="it-IT"/>
         </w:rPr>
-        <w:t>2. 40% SC Partener 2 SRL % S.C. 40% SC Partener 2 SRL______</w:t>
+        <w:t>2. 40%____ % S.C. SC Partener 2 SRL__________</w:t>
       </w:r>
     </w:p>
     <w:p>
@@ -10562,7 +10562,7 @@
           <w:iCs/>
           <w:lang w:val="pt-BR"/>
         </w:rPr>
-        <w:t xml:space="preserve"> Orice comunicare între părţi este valabil îndeplinită dacă se va face în scris şi va fi transmisă la adresa/adresele ......................................................., prevăzute la art. .........</w:t>
+        <w:t xml:space="preserve"> Orice comunicare între părţi este valabil îndeplinită dacă se va face în scris şi va fi transmisă la adresa/adresele Str. Lalelelor 10, Bucuresti............., prevăzute la art. .........</w:t>
       </w:r>
     </w:p>
     <w:p>
@@ -10726,7 +10726,7 @@
           <w:iCs/>
           <w:lang w:val="it-IT"/>
         </w:rPr>
-        <w:t xml:space="preserve">          Prezentul acord a fost încheiat într-un număr de 2... exemplare, câte unul pentru fiecare parte, astăzi 01/10/2025......... (data semnării lui).</w:t>
+        <w:t xml:space="preserve">          Prezentul acord a fost încheiat într-un număr de 2... exemplare, câte unul pentru fiecare parte, astăzi 08/10/2025......... (data semnării lui).</w:t>
       </w:r>
     </w:p>
     <w:p>
@@ -10790,7 +10790,7 @@
           <w:iCs/>
           <w:lang w:val="it-IT"/>
         </w:rPr>
-        <w:t>Autoritatea Contractanta X</w:t>
+        <w:t>SC Partener 1 SRL_____</w:t>
       </w:r>
     </w:p>
     <w:p>
@@ -10862,7 +10862,7 @@
           <w:iCs/>
           <w:lang w:val="it-IT"/>
         </w:rPr>
-        <w:t>SC Partener 1 SRL, Str. Parteneriat 1, Bucuresti, 0210000000</w:t>
+        <w:t>Iulian Matei, Administrator</w:t>
       </w:r>
     </w:p>
     <w:p>
@@ -10914,7 +10914,7 @@
           <w:iCs/>
           <w:lang w:val="it-IT"/>
         </w:rPr>
-        <w:t>SC Partener 2 SRL, Str. Alianta 2, Cluj, 0264000000</w:t>
+        <w:t>Radu Munteanu, Administrator</w:t>
       </w:r>
     </w:p>
     <w:p>
@@ -11284,7 +11284,7 @@
           <w:iCs/>
           <w:lang w:val="it-IT"/>
         </w:rPr>
-        <w:t>nr123........................</w:t>
+        <w:t>nr123/2025-09-01....</w:t>
       </w:r>
     </w:p>
     <w:p>
@@ -11426,7 +11426,7 @@
           <w:iCs/>
           <w:lang w:val="es-ES"/>
         </w:rPr>
-        <w:t>Licitatia deschisa...................................</w:t>
+        <w:t>Servicii de consultanta IT......................</w:t>
       </w:r>
     </w:p>
     <w:p>
@@ -11471,25 +11471,25 @@
           <w:i/>
           <w:iCs/>
         </w:rPr>
-        <w:t>la contractul  nr. 45/2025________ încheiat între Autoritatea Contractanta X si SC BestBuild SRL</w:t>
-      </w:r>
-    </w:p>
-    <w:p>
-      <w:pPr>
-        <w:tabs>
-          <w:tab w:val="left" w:pos="1593"/>
-        </w:tabs>
-        <w:rPr>
-          <w:i/>
-          <w:iCs/>
-        </w:rPr>
-      </w:pPr>
-      <w:r>
-        <w:rPr>
-          <w:i/>
-          <w:iCs/>
-        </w:rPr>
-        <w:t>Autoritatea Contractanta X si SC BestBuild SRL   (părţile contractante) privind furnizarea produselor Servicii de consultanta IT                                                                                                                      (denumire contract)</w:t>
+        <w:t>la contractul  nr. 45/2025 intre Autoritatea Contractanta X si SC BestBuild SRL încheiat între Autoritatea Contractanta X si SC BestBuild SRL</w:t>
+      </w:r>
+    </w:p>
+    <w:p>
+      <w:pPr>
+        <w:tabs>
+          <w:tab w:val="left" w:pos="1593"/>
+        </w:tabs>
+        <w:rPr>
+          <w:i/>
+          <w:iCs/>
+        </w:rPr>
+      </w:pPr>
+      <w:r>
+        <w:rPr>
+          <w:i/>
+          <w:iCs/>
+        </w:rPr>
+        <w:t>Autoritatea Contractanta X si SC BestBuild SRL   (părţile contractante) privind furnizarea produselor Servicii de mentenanta IT                                                                                                                      (denumire contract)</w:t>
       </w:r>
     </w:p>
     <w:p>
@@ -11554,43 +11554,43 @@
           <w:i/>
           <w:iCs/>
         </w:rPr>
-        <w:t>Acest contract este încheiat între S.C. SC BestBuild SRL cu sediul în Str. Lalelelor 10, Bucuresti, 0212345678, 0212345679</w:t>
-      </w:r>
-    </w:p>
-    <w:p>
-      <w:pPr>
-        <w:tabs>
-          <w:tab w:val="left" w:pos="1593"/>
-        </w:tabs>
-        <w:rPr>
-          <w:i/>
-          <w:iCs/>
-        </w:rPr>
-      </w:pPr>
-      <w:r>
-        <w:rPr>
-          <w:i/>
-          <w:iCs/>
-        </w:rPr>
-        <w:t>Str. Lalelelor 10, Bucuresti, 0212345678, 0212345679 (adresa,tel.,fax), reprezentată prin Director General__ Director General şi</w:t>
-      </w:r>
-    </w:p>
-    <w:p>
-      <w:pPr>
-        <w:tabs>
-          <w:tab w:val="left" w:pos="1593"/>
-        </w:tabs>
-        <w:rPr>
-          <w:i/>
-          <w:iCs/>
-        </w:rPr>
-      </w:pPr>
-      <w:r>
-        <w:rPr>
-          <w:i/>
-          <w:iCs/>
-        </w:rPr>
-        <w:t>Director Economic Director Economic, denumită în cele ce urmează contractant general</w:t>
+        <w:t>Acest contract este încheiat între S.C. SC BestBuild SRL cu sediul în Str. Lalelelor 10, Bucuresti</w:t>
+      </w:r>
+    </w:p>
+    <w:p>
+      <w:pPr>
+        <w:tabs>
+          <w:tab w:val="left" w:pos="1593"/>
+        </w:tabs>
+        <w:rPr>
+          <w:i/>
+          <w:iCs/>
+        </w:rPr>
+      </w:pPr>
+      <w:r>
+        <w:rPr>
+          <w:i/>
+          <w:iCs/>
+        </w:rPr>
+        <w:t>Str. Lalelelor 10, Bucuresti (adresa,tel.,fax), reprezentată prin Ionescu Mihai_____ Director General şi</w:t>
+      </w:r>
+    </w:p>
+    <w:p>
+      <w:pPr>
+        <w:tabs>
+          <w:tab w:val="left" w:pos="1593"/>
+        </w:tabs>
+        <w:rPr>
+          <w:i/>
+          <w:iCs/>
+        </w:rPr>
+      </w:pPr>
+      <w:r>
+        <w:rPr>
+          <w:i/>
+          <w:iCs/>
+        </w:rPr>
+        <w:t>Ionescu____ Director Economic, denumită în cele ce urmează contractant general</w:t>
       </w:r>
     </w:p>
     <w:p>
@@ -11626,25 +11626,25 @@
           <w:i/>
           <w:iCs/>
         </w:rPr>
-        <w:t xml:space="preserve">S.C. SC SubEx SRL, Cluj; DG: Vasilescu, DE: Matei cu sediul în SC SubEx SRL, Cluj; DG: Vasilescu, DE: Matei (adresa,tel.,fax)                                                     </w:t>
-      </w:r>
-    </w:p>
-    <w:p>
-      <w:pPr>
-        <w:tabs>
-          <w:tab w:val="left" w:pos="1593"/>
-        </w:tabs>
-        <w:rPr>
-          <w:i/>
-          <w:iCs/>
-        </w:rPr>
-      </w:pPr>
-      <w:r>
-        <w:rPr>
-          <w:i/>
-          <w:iCs/>
-        </w:rPr>
-        <w:t>reprezentată prin Director General__ Director General şi Director General____ Director Economic, denumită în cele ce urmează subcontractant.</w:t>
+        <w:t xml:space="preserve">S.C. SC SubEx SRL____________ cu sediul în Cluj_____________________________ (adresa,tel.,fax)                                                     </w:t>
+      </w:r>
+    </w:p>
+    <w:p>
+      <w:pPr>
+        <w:tabs>
+          <w:tab w:val="left" w:pos="1593"/>
+        </w:tabs>
+        <w:rPr>
+          <w:i/>
+          <w:iCs/>
+        </w:rPr>
+      </w:pPr>
+      <w:r>
+        <w:rPr>
+          <w:i/>
+          <w:iCs/>
+        </w:rPr>
+        <w:t>reprezentată prin Popescu___________ Director General şi Ionescu_____________ Director Economic, denumită în cele ce urmează subcontractant.</w:t>
       </w:r>
     </w:p>
     <w:p>
@@ -11938,7 +11938,7 @@
           <w:i/>
           <w:iCs/>
         </w:rPr>
-        <w:t>- plata lunar, in 30 zile de la factura se va face în limita asigurarii finanţării lunar, in 30 zile de la factura</w:t>
+        <w:t>- plata ___________________________ se va face în limita asigurarii finanţării Servicii de consultanta IT</w:t>
       </w:r>
     </w:p>
     <w:p>
@@ -11974,7 +11974,7 @@
           <w:i/>
           <w:iCs/>
         </w:rPr>
-        <w:t>Autoritatea Contractanta X, Str. Exemplu 123, Bucuresti de către beneficiarul Autoritatea Contractanta X .</w:t>
+        <w:t>Servicii de consultanta IT__ de către beneficiarul Autoritatea Contractanta X .</w:t>
       </w:r>
     </w:p>
     <w:p>
@@ -12030,7 +12030,7 @@
           <w:i/>
           <w:iCs/>
         </w:rPr>
-        <w:t xml:space="preserve"> Durata de execuţie a Servicii de dezvoltare software____________ este în                                                  </w:t>
+        <w:t xml:space="preserve"> Durata de execuţie a Servicii de consultanta IT_________________ este în                                                  </w:t>
       </w:r>
       <w:r>
         <w:rPr>
@@ -12128,7 +12128,7 @@
           <w:i/>
           <w:iCs/>
         </w:rPr>
-        <w:t xml:space="preserve"> Durata garantiei de buna executie este de 12__ luni si incepe de la data semnarii procesului verbal incheiat la terminarea Servicii de dezvoltare software__.</w:t>
+        <w:t xml:space="preserve"> Durata garantiei de buna executie este de 12__ luni si incepe de la data semnarii procesului verbal incheiat la terminarea Servicii de consultanta IT_______.</w:t>
       </w:r>
     </w:p>
     <w:p>
@@ -12231,7 +12231,7 @@
           <w:i/>
           <w:iCs/>
         </w:rPr>
-        <w:t xml:space="preserve"> Pentru nerespectarea termenului de finalizare a Servicii de dezvoltare software___________</w:t>
+        <w:t xml:space="preserve"> Pentru nerespectarea termenului de finalizare a Servicii de consultanta IT________________</w:t>
       </w:r>
     </w:p>
     <w:p>
@@ -12267,7 +12267,7 @@
           <w:i/>
           <w:iCs/>
         </w:rPr>
-        <w:t>şi neîncadrarea din vina subcontractantului,  în durata de execuţie angajată de contractantul general în faţa beneficiarului, subcontractantul va plăti penalitati de 0.1% pe zi intarziere% pe zi întarziere din valoarea Servicii de dezvoltare software nerealizată la termen.</w:t>
+        <w:t>şi neîncadrarea din vina subcontractantului,  în durata de execuţie angajată de contractantul general în faţa beneficiarului, subcontractantul va plăti penalitati de 0.1___% pe zi întarziere din valoarea Servicii de consultanta IT___ nerealizată la termen.</w:t>
       </w:r>
     </w:p>
     <w:p>
@@ -12314,7 +12314,7 @@
           <w:i/>
           <w:iCs/>
         </w:rPr>
-        <w:t>Pentru nerespectarea termenelor de plata prevazute la art.3., contractantul general va plătii penalitati de 0.05% pe zi intarziere % pe zi întarziere la suma datorată.</w:t>
+        <w:t>Pentru nerespectarea termenelor de plata prevazute la art.3., contractantul general va plătii penalitati de 0.05_ % pe zi întarziere la suma datorată.</w:t>
       </w:r>
     </w:p>
     <w:p>
@@ -12493,7 +12493,7 @@
           <w:i/>
           <w:iCs/>
         </w:rPr>
-        <w:t>_________________                                                                   _________________</w:t>
+        <w:t>Vasile Ionescu___                                                                   08/10/2025_______</w:t>
       </w:r>
     </w:p>
     <w:p>
@@ -13133,7 +13133,7 @@
         <w:rPr>
           <w:lang w:val="hu-HU" w:eastAsia="ar-SA"/>
         </w:rPr>
-        <w:t>o suta mii lei (100.000)__, la prima sa cerere pe baza declarației cu privire la culpa persoanei garantate;</w:t>
+        <w:t>zece mii lei (10.000)_____, la prima sa cerere pe baza declarației cu privire la culpa persoanei garantate;</w:t>
       </w:r>
     </w:p>
     <w:p>
@@ -13408,7 +13408,7 @@
           <w:szCs w:val="22"/>
           <w:lang w:val="pt-BR"/>
         </w:rPr>
-        <w:t>Parafata de Banca 01/10/2025___ in ziua 01____ luna 10______ anul 2025</w:t>
+        <w:t>Parafata de Banca Banca Exemplu SA in ziua 01____ luna 10______ anul 2025</w:t>
       </w:r>
     </w:p>
     <w:p>
@@ -13448,7 +13448,7 @@
           <w:i/>
           <w:iCs/>
         </w:rPr>
-        <w:t>Banca Exemplu SA</w:t>
+        <w:t>SC BestBuild SRL</w:t>
       </w:r>
     </w:p>
     <w:p>
@@ -13540,7 +13540,7 @@
           <w:i/>
           <w:iCs/>
         </w:rPr>
-        <w:t xml:space="preserve">Subscrisa SC BestBuild SRL....................................................................... (nume/denumire), cu sediul în Str. Lalelelor 10, Bucuresti....(adresa operatorului economic),  înmatriculata la Registrul Comerţului sub nr.…, CIF RO12345678, atribut fiscal RO.........., reprezentată prin Ionescu Mihai, Administrator, în calitate de ofertant....................................., împuternicim prin prezenta pe Dl/Dna Popa Andreea..............., domiciliat în Str. Teiului 9, Brasov, identificat cu B.I./C.I. seria ……, nr. CI seria AB nr 123456, CNP 1800101223344, eliberat de SPCEP Brasov la 2018-01-02, CNP CI seria AB nr 123456, CNP 1800101223344, eliberat de SPCEP Brasov la 2018-01-02, eliberat de ……CI seria AB nr 123456, CNP 1800101223344, eliberat de SPCEP Brasov la 2018-01-02, la data de CI seria AB nr 123456, CNP 1800101223344, eliberat de SPCEP Brasov la 2018-01-02, având funcţia de Manager licitatii, să ne reprezinte la procedura de atribuire  </w:t>
+        <w:t xml:space="preserve">Subscrisa SC BestBuild SRL....................................................................... (nume/denumire), cu sediul în Str. Lalelelor 10, Bucuresti....(adresa operatorului economic),  înmatriculata la Registrul Comerţului sub nr.…, CIF RO12345678, atribut fiscal RO.........., reprezentată prin Ionescu Mihai, Administrator, în calitate de Vasile Ionescu, Administrator.., împuternicim prin prezenta pe Dl/Dna Popa Andreea..............., domiciliat în Str. Teiului 9, Brasov, identificat cu B.I./C.I. seria ……, nr. CI seria AB nr 123456, CNP 1800101223344, eliberat de SPCEP Brasov la 2018-01-02, CNP 1800101223344..............., eliberat de ……SPCEP Brasov....., la data de 2018-01-02, având funcţia de Manager licitatii, să ne reprezinte la procedura de atribuire  </w:t>
       </w:r>
       <w:r>
         <w:rPr>
@@ -13556,7 +13556,7 @@
           <w:i/>
           <w:iCs/>
         </w:rPr>
-        <w:t>(se va completa cu denumirea obiectivului), organizată deAutoritatea Contractanta X, Str. Exemplu 123, Bucurestiîn scopul atribuirii contractului.</w:t>
+        <w:t>(se va completa cu denumirea obiectivului), organizată deAutoritatea Contractanta Xîn scopul atribuirii contractului.</w:t>
       </w:r>
     </w:p>
     <w:p>
@@ -14407,7 +14407,7 @@
               <w:rPr>
                 <w:lang w:val="it-IT"/>
               </w:rPr>
-              <w:t>SC BestBuild SRL___</w:t>
+              <w:t>SC BestBuild SRL, Str. Lalelelor 10, Bucuresti, 0212345678, 0212345679</w:t>
             </w:r>
           </w:p>
           <w:p>
@@ -14467,7 +14467,7 @@
               <w:rPr>
                 <w:lang w:val="it-IT"/>
               </w:rPr>
-              <w:t>ii contractante     nr.789______data___________ora_____</w:t>
+              <w:t>ii contractante     nr.789______data08/10/2025_ora10:30</w:t>
             </w:r>
           </w:p>
         </w:tc>

--- a/filled.docx
+++ b/filled.docx
@@ -830,7 +830,7 @@
         <w:jc w:val="both"/>
       </w:pPr>
       <w:r>
-        <w:t xml:space="preserve">pentru suma de zece mii lei (10.000) lei, </w:t>
+        <w:t xml:space="preserve">pentru suma de o suta mii lei (100.000) lei, </w:t>
       </w:r>
     </w:p>
     <w:p>
@@ -955,7 +955,7 @@
         <w:jc w:val="both"/>
       </w:pPr>
       <w:r>
-        <w:t>90 (nouazeci)______ zile, respectiv până la data de 31/01/2026___________________, şi</w:t>
+        <w:t>90 (nouazeci)______ zile, respectiv până la data de 31/03/2026___________________, şi</w:t>
       </w:r>
     </w:p>
     <w:p>
@@ -1148,7 +1148,7 @@
         <w:jc w:val="center"/>
       </w:pPr>
       <w:r>
-        <w:t>Maria Dobre___, în calitate de Manager licitatii_____, legal autorizat să semnez</w:t>
+        <w:t>01/10/2025____, în calitate de Director General______, legal autorizat să semnez</w:t>
       </w:r>
     </w:p>
     <w:p>
@@ -2020,7 +2020,7 @@
         <w:rPr>
           <w:lang w:eastAsia="ro-RO"/>
         </w:rPr>
-        <w:t>* sau în ţara în care este stabilit SC BestBuild SRL</w:t>
+        <w:t>* sau în ţara în care este stabilit RO........</w:t>
       </w:r>
     </w:p>
     <w:p>
@@ -2580,7 +2580,7 @@
           <w:lang w:eastAsia="ro-RO"/>
         </w:rPr>
         <w:tab/>
-        <w:t>Vasile Ionescu, Administrator..............</w:t>
+        <w:t>Vasile Ionescu......................................</w:t>
       </w:r>
     </w:p>
     <w:p>
@@ -2991,13 +2991,13 @@
           <w:bCs/>
           <w:i/>
         </w:rPr>
-        <w:t xml:space="preserve">ofertant__________________________________ (candidat/ofertant/ofertant asociat/terţ susţinător al candidatului/ofertantului__________________) </w:t>
-      </w:r>
-      <w:r>
-        <w:rPr>
-          <w:bCs/>
-        </w:rPr>
-        <w:t xml:space="preserve"> la procedura de ____________________________________________, declar pe proprie răspundere, următoarele: cunoscând prevederile art. 59 și 60 din Legea nr. 98/2016 privind achiziţiile publice şi componenţa listei cu persoanele ce deţin funcţii de decizie în autoritatea contractantă cu privire la organizarea, derularea şi finalizarea procedurii de atribuire, declar că societatea noastră nu se află în situaţia de a fi exclusă din procedură.</w:t>
+        <w:t xml:space="preserve">ofertant__________________________________ (candidat/ofertant/ofertant asociat/terţ susţinător al candidatului/ofertantuluiofertant__________) </w:t>
+      </w:r>
+      <w:r>
+        <w:rPr>
+          <w:bCs/>
+        </w:rPr>
+        <w:t xml:space="preserve"> la procedura de Licitatia pentru servicii IT________________, declar pe proprie răspundere, următoarele: cunoscând prevederile art. 59 și 60 din Legea nr. 98/2016 privind achiziţiile publice şi componenţa listei cu persoanele ce deţin funcţii de decizie în autoritatea contractantă cu privire la organizarea, derularea şi finalizarea procedurii de atribuire, declar că societatea noastră nu se află în situaţia de a fi exclusă din procedură.</w:t>
       </w:r>
     </w:p>
     <w:p>
@@ -3027,7 +3027,7 @@
         <w:rPr>
           <w:bCs/>
         </w:rPr>
-        <w:t>dl. ................................, dna............................</w:t>
+        <w:t>dl. dl. Popa Mihai........., dnadna. Ionescu Ana</w:t>
       </w:r>
     </w:p>
     <w:p>
@@ -3072,7 +3072,7 @@
         <w:rPr>
           <w:bCs/>
         </w:rPr>
-        <w:t>2. Subsemnatul ___________________ declar că voi informa imediat autoritatea contractantă dacă vor interveni modificări în prezenta declaraţie la orice punct pe parcursul derulării procedurii de atribuire a contractului de achiziţie publică sau, în cazul în care vom fi desemnaţi câştigători, pe parcursul derulării contractului de achiziţie publică, având în vedere și prevederile art. 61 din Legea nr. 98/2016.</w:t>
+        <w:t>2. Subsemnatul Andrei Georgescu___ declar că voi informa imediat autoritatea contractantă dacă vor interveni modificări în prezenta declaraţie la orice punct pe parcursul derulării procedurii de atribuire a contractului de achiziţie publică sau, în cazul în care vom fi desemnaţi câştigători, pe parcursul derulării contractului de achiziţie publică, având în vedere și prevederile art. 61 din Legea nr. 98/2016.</w:t>
       </w:r>
     </w:p>
     <w:p>
@@ -3205,7 +3205,7 @@
         <w:rPr>
           <w:bCs/>
         </w:rPr>
-        <w:t xml:space="preserve">                                                                                                                   _________________</w:t>
+        <w:t xml:space="preserve">                                                                                                                   Vasile Ionescu___</w:t>
       </w:r>
     </w:p>
     <w:p>
@@ -3478,7 +3478,7 @@
         <w:rPr>
           <w:b/>
         </w:rPr>
-        <w:t>..........................................</w:t>
+        <w:t>SC Tert Support SRL........</w:t>
       </w:r>
     </w:p>
     <w:p>
@@ -3544,7 +3544,7 @@
         <w:jc w:val="both"/>
       </w:pPr>
       <w:r>
-        <w:t>Către, ................................................................................</w:t>
+        <w:t>Către, Autoritatea Contractanta X, Str. Exemplu 123, Bucuresti</w:t>
       </w:r>
     </w:p>
     <w:p>
@@ -3584,10 +3584,10 @@
           <w:b/>
           <w:lang w:val="it-IT"/>
         </w:rPr>
-        <w:t>...................................................”</w:t>
-      </w:r>
-      <w:r>
-        <w:t>, denumirea contractului de achiziţie publică), noi ............. (denumirea terţului susţinător tehnic şi profesional), având sediul înregistrat la Str. Tehnica 5, Cluj-Napoca .............(adresa terţului susţinător tehnic şi profesional), ne obligăm, în mod ferm, necondiţionat şi irevocabil, să punem la dispoziţiaSC BestBuild SRL, Str. Lalelelor 10, Bucuresti (denumirea ofertantului/grupului de operatori economici) toate resursele tehnice şi profesionale necesare pentru îndeplinirea integrală şi la termen a tuturor obligaţiilor asumate de acesta/acestia, conform ofertei prezentate şi contractului de achiziţie publică ce urmează a fi încheiat între ofertant şi autoritatea contractantă.</w:t>
+        <w:t>Servicii de consultanta IT...........”</w:t>
+      </w:r>
+      <w:r>
+        <w:t>, denumirea contractului de achiziţie publică), noi SC Tert Support SRL (denumirea terţului susţinător tehnic şi profesional), având sediul înregistrat la Str. Tehnica 5, Cluj-Napoca .............(adresa terţului susţinător tehnic şi profesional), ne obligăm, în mod ferm, necondiţionat şi irevocabil, să punem la dispoziţiaSC BestBuild SRL (denumirea ofertantului/grupului de operatori economici) toate resursele tehnice şi profesionale necesare pentru îndeplinirea integrală şi la termen a tuturor obligaţiilor asumate de acesta/acestia, conform ofertei prezentate şi contractului de achiziţie publică ce urmează a fi încheiat între ofertant şi autoritatea contractantă.</w:t>
       </w:r>
     </w:p>
     <w:p>
@@ -3611,7 +3611,7 @@
         <w:jc w:val="both"/>
       </w:pPr>
       <w:r>
-        <w:t>În acest sens, ne obligăm în mod ferm, necondiţionat şi irevocabil, să punem la dispoziţia SC BestBuild SRL, Str. Lalelelor 10, Bucuresti (denumirea ofertantului/ grupului de operatori economici) resursele tehnice şi/sau profesionale de Echipa de 3 specialisti si echipamente test ..................................................................necesare pentru îndeplinirea integrală, reglementară şi la termen a contractului de achiziţie publică.</w:t>
+        <w:t>În acest sens, ne obligăm în mod ferm, necondiţionat şi irevocabil, să punem la dispoziţia SC BestBuild SRL (denumirea ofertantului/ grupului de operatori economici) resursele tehnice şi/sau profesionale de Echipa de 3 specialisti si echipamente test ..................................................................necesare pentru îndeplinirea integrală, reglementară şi la termen a contractului de achiziţie publică.</w:t>
       </w:r>
     </w:p>
     <w:p>
@@ -3623,7 +3623,7 @@
         <w:jc w:val="both"/>
       </w:pPr>
       <w:r>
-        <w:t>Noi, SC Tert Support SRL (denumirea terţului susţinător tehnic şi profesional), declarăm că înţelegem să răspundem, în mod necondiţionat, faţă de autoritatea contractantă pentru neexecutarea oricărei obligaţii asumate de SC BestBuild SRL, Str. Lalelelor 10, Bucuresti (denumire ofertant/ grup de operatori economici), în baza contractului de achiziţie publică, şi pentru care SC BestBuild SRL, Str. Lalelelor 10, Bucuresti (denumire ofertant/ grup de operatori economici) a primit susţinerea tehnică şi profesională conform prezentului angajament, renunţând în acest sens, definitiv şi irevocabil, la invocarea beneficiului de diviziune sau discuţiune.</w:t>
+        <w:t>Noi, SC Tert Support SRL (denumirea terţului susţinător tehnic şi profesional), declarăm că înţelegem să răspundem, în mod necondiţionat, faţă de autoritatea contractantă pentru neexecutarea oricărei obligaţii asumate de SC BestBuild SRL (denumire ofertant/ grup de operatori economici), în baza contractului de achiziţie publică, şi pentru care SC BestBuild SRL (denumire ofertant/ grup de operatori economici) a primit susţinerea tehnică şi profesională conform prezentului angajament, renunţând în acest sens, definitiv şi irevocabil, la invocarea beneficiului de diviziune sau discuţiune.</w:t>
       </w:r>
     </w:p>
     <w:p>
@@ -3635,7 +3635,7 @@
         <w:jc w:val="both"/>
       </w:pPr>
       <w:r>
-        <w:t>Noi, SC Tert Support SRL (denumirea terţului susţinător tehnic şi profesional), declarăm ca înţelegem să renunţăm definitiv şi irevocabil la dreptul de a invoca orice excepţie de neexecutare, atât faţă de autoritatea contractantă, cât şi faţă de SC BestBuild SRL, Str. Lalelelor 10, Bucuresti (denumire ofertant/ grup de operatori economici), care ar putea conduce la neexecutarea, parţială sau totală, sau la executarea cu întârziere sau în mod necorespunzător a obligaţiilor asumate de noi prin prezentul angajament.</w:t>
+        <w:t>Noi, SC Tert Support SRL (denumirea terţului susţinător tehnic şi profesional), declarăm ca înţelegem să renunţăm definitiv şi irevocabil la dreptul de a invoca orice excepţie de neexecutare, atât faţă de autoritatea contractantă, cât şi faţă de SC BestBuild SRL (denumire ofertant/ grup de operatori economici), care ar putea conduce la neexecutarea, parţială sau totală, sau la executarea cu întârziere sau în mod necorespunzător a obligaţiilor asumate de noi prin prezentul angajament.</w:t>
       </w:r>
     </w:p>
     <w:p>
@@ -3659,7 +3659,7 @@
         <w:jc w:val="both"/>
       </w:pPr>
       <w:r>
-        <w:t>Prezentul reprezintă angajamentul nostru ferm încheiat în conformitate cu prevederile art.48 alin.(1) din HG 395/2016, care dă dreptul autorităţii contractante de a solicita, în mod legitim, îndeplinirea de către noi a anumitor obligaţii care decurg din susţinerea tehnică şi profesională acordată SC BestBuild SRL, Str. Lalelelor 10, Bucuresti (denumirea ofertantului/ grupului de operatori economici).</w:t>
+        <w:t>Prezentul reprezintă angajamentul nostru ferm încheiat în conformitate cu prevederile art.48 alin.(1) din HG 395/2016, care dă dreptul autorităţii contractante de a solicita, în mod legitim, îndeplinirea de către noi a anumitor obligaţii care decurg din susţinerea tehnică şi profesională acordată SC BestBuild SRL.............................. (denumirea ofertantului/ grupului de operatori economici).</w:t>
       </w:r>
     </w:p>
     <w:p>
@@ -6411,7 +6411,7 @@
         <w:rPr>
           <w:bCs/>
         </w:rPr>
-        <w:t>Subsemnatul, reprezentant împuternicit al SC BestBuild SRL, Str. Lalelelor 10, Bucuresti (denumirea/numele şi sediul/adresa candidatului/ofertantului), declar pe propria răspundere, sub sancţiunile aplicate faptei de fals în acte publice, că datele prezentate în tabelul anexat sunt reale.</w:t>
+        <w:t>Subsemnatul, reprezentant împuternicit al ........................................................... (denumirea/numele şi sediul/adresa candidatului/ofertantului), declar pe propria răspundere, sub sancţiunile aplicate faptei de fals în acte publice, că datele prezentate în tabelul anexat sunt reale.</w:t>
       </w:r>
     </w:p>
     <w:p>
@@ -7770,7 +7770,7 @@
         <w:rPr>
           <w:bCs/>
         </w:rPr>
-        <w:t xml:space="preserve">încheiat între SC BestBuild SRL__ , în calitate de contractant, şi Autoritatea Contractanta X, în calitate de achizitor, ne obligăm prin prezenta să plătim în favoarea achizitorului, până la concurenţa sumei de 100000 RON___ reprezentând 10%___% din valoarea contractului respectiv, orice sumă cerută de acesta însoţită de o declaraţie cu privire la neîndeplinirea obligaţiilor ce revin contractantului, astfel cum sunt acestea prevazute în contractul de achiziţie publică mai sus menţionat. </w:t>
+        <w:t xml:space="preserve">încheiat între SC BestBuild SRL__ , în calitate de contractant, şi Autoritatea Contractanta X, în calitate de achizitor, ne obligăm prin prezenta să plătim în favoarea achizitorului, până la concurenţa sumei de o suta mii lei (100.000) reprezentând 12____% din valoarea contractului respectiv, orice sumă cerută de acesta însoţită de o declaraţie cu privire la neîndeplinirea obligaţiilor ce revin contractantului, astfel cum sunt acestea prevazute în contractul de achiziţie publică mai sus menţionat. </w:t>
       </w:r>
     </w:p>
     <w:p>
@@ -7832,7 +7832,7 @@
         <w:rPr>
           <w:bCs/>
         </w:rPr>
-        <w:t>Parafată de Banca / societate de asigurare Banca Exemplu SA în ziua 01____ luna 10______ anul 2025_</w:t>
+        <w:t>Parafată de Banca / societate de asigurare 01________ în ziua 10____ luna 10______ anul 2025_</w:t>
       </w:r>
     </w:p>
     <w:p>
@@ -8562,7 +8562,7 @@
           <w:iCs/>
           <w:lang w:val="fr-FR"/>
         </w:rPr>
-        <w:t xml:space="preserve">SC BestBuild SRL, Str. Lalelelor 10, Bucuresti, 0212345678, 0212345679, </w:t>
+        <w:t xml:space="preserve">_______________________, </w:t>
       </w:r>
       <w:r>
         <w:rPr>
@@ -8607,7 +8607,7 @@
           <w:i/>
           <w:iCs/>
         </w:rPr>
-        <w:t>ofertant...............</w:t>
+        <w:t>Ionescu Mihai, Administrator</w:t>
       </w:r>
     </w:p>
     <w:p>
@@ -8678,7 +8678,7 @@
           <w:iCs/>
           <w:lang w:val="es-ES"/>
         </w:rPr>
-        <w:t>SC BestBuild SRL, Str. Lalelelor 10, Bucuresti, 0212345678, 0212345679</w:t>
+        <w:t>________________________</w:t>
       </w:r>
       <w:r>
         <w:rPr>
@@ -8716,7 +8716,7 @@
           <w:i/>
           <w:iCs/>
         </w:rPr>
-        <w:t>Administrator....</w:t>
+        <w:t>Ionescu Mihai, Administrator</w:t>
       </w:r>
     </w:p>
     <w:p>
@@ -9211,7 +9211,7 @@
           <w:iCs/>
           <w:lang w:val="fr-FR"/>
         </w:rPr>
-        <w:t>Servicii de dezvoltare software......................................</w:t>
+        <w:t>Servicii de consultanta IT..............................................</w:t>
       </w:r>
       <w:r>
         <w:rPr>
@@ -9783,7 +9783,7 @@
           <w:iCs/>
           <w:lang w:val="es-ES"/>
         </w:rPr>
-        <w:t>1. 60%____ % S.C. SC Partener 1 SRL__________</w:t>
+        <w:t>1. 60% SC Partener 1 SRL % S.C. SC Partener 2 SRL, Str. Alianta 2, Cluj, 0264000000</w:t>
       </w:r>
     </w:p>
     <w:p>
@@ -9803,7 +9803,7 @@
           <w:iCs/>
           <w:lang w:val="es-ES"/>
         </w:rPr>
-        <w:t>2. 40%____ % S.C. SC Partener 2 SRL__________</w:t>
+        <w:t>2. 40% SC Partener 2 SRL % S.C. SC Partener 2 SRL, Str. Alianta 2, Cluj, 0264000000</w:t>
       </w:r>
     </w:p>
     <w:p>
@@ -10122,7 +10122,7 @@
           <w:iCs/>
           <w:lang w:val="it-IT"/>
         </w:rPr>
-        <w:t>1. 60%____ % S.C. SC Partener 1 SRL__________</w:t>
+        <w:t>1. 60% SC Partener 1 SRL % S.C. SC Partener 2 SRL, Str. Alianta 2, Cluj, 0264000000</w:t>
       </w:r>
     </w:p>
     <w:p>
@@ -10142,7 +10142,7 @@
           <w:iCs/>
           <w:lang w:val="it-IT"/>
         </w:rPr>
-        <w:t>2. 40%____ % S.C. SC Partener 2 SRL__________</w:t>
+        <w:t>2. 40_____ % S.C. SC Partener 2 SRL__________</w:t>
       </w:r>
     </w:p>
     <w:p>
@@ -10562,7 +10562,7 @@
           <w:iCs/>
           <w:lang w:val="pt-BR"/>
         </w:rPr>
-        <w:t xml:space="preserve"> Orice comunicare între părţi este valabil îndeplinită dacă se va face în scris şi va fi transmisă la adresa/adresele Str. Lalelelor 10, Bucuresti............., prevăzute la art. .........</w:t>
+        <w:t xml:space="preserve"> Orice comunicare între părţi este valabil îndeplinită dacă se va face în scris şi va fi transmisă la adresa/adresele SC Partener 1 SRL, Str. Parteneriat 1, Bucuresti, 0210000000, prevăzute la art. .........</w:t>
       </w:r>
     </w:p>
     <w:p>
@@ -10862,7 +10862,7 @@
           <w:iCs/>
           <w:lang w:val="it-IT"/>
         </w:rPr>
-        <w:t>Iulian Matei, Administrator</w:t>
+        <w:t>SC Partener 1 SRL, Str. Parteneriat 1, Bucuresti, 0210000000</w:t>
       </w:r>
     </w:p>
     <w:p>
@@ -10914,7 +10914,7 @@
           <w:iCs/>
           <w:lang w:val="it-IT"/>
         </w:rPr>
-        <w:t>Radu Munteanu, Administrator</w:t>
+        <w:t>SC Partener 2 SRL, Str. Alianta 2, Cluj, 0264000000</w:t>
       </w:r>
     </w:p>
     <w:p>
@@ -11426,7 +11426,7 @@
           <w:iCs/>
           <w:lang w:val="es-ES"/>
         </w:rPr>
-        <w:t>Servicii de consultanta IT......................</w:t>
+        <w:t>SC BestBuild SRL, Str. Lalelelor 10, Bucuresti</w:t>
       </w:r>
     </w:p>
     <w:p>
@@ -11471,25 +11471,25 @@
           <w:i/>
           <w:iCs/>
         </w:rPr>
-        <w:t>la contractul  nr. 45/2025 intre Autoritatea Contractanta X si SC BestBuild SRL încheiat între Autoritatea Contractanta X si SC BestBuild SRL</w:t>
-      </w:r>
-    </w:p>
-    <w:p>
-      <w:pPr>
-        <w:tabs>
-          <w:tab w:val="left" w:pos="1593"/>
-        </w:tabs>
-        <w:rPr>
-          <w:i/>
-          <w:iCs/>
-        </w:rPr>
-      </w:pPr>
-      <w:r>
-        <w:rPr>
-          <w:i/>
-          <w:iCs/>
-        </w:rPr>
-        <w:t>Autoritatea Contractanta X si SC BestBuild SRL   (părţile contractante) privind furnizarea produselor Servicii de mentenanta IT                                                                                                                      (denumire contract)</w:t>
+        <w:t>la contractul  nr. 45/2025 intre Autoritatea Contractanta X si SC BestBuild SRL încheiat între 45/2025 intre Autoritatea Contractanta X si SC BestBuild SRL</w:t>
+      </w:r>
+    </w:p>
+    <w:p>
+      <w:pPr>
+        <w:tabs>
+          <w:tab w:val="left" w:pos="1593"/>
+        </w:tabs>
+        <w:rPr>
+          <w:i/>
+          <w:iCs/>
+        </w:rPr>
+      </w:pPr>
+      <w:r>
+        <w:rPr>
+          <w:i/>
+          <w:iCs/>
+        </w:rPr>
+        <w:t>45/2025 intre Autoritatea Contractanta X si SC BestBuild SRL   (părţile contractante) privind furnizarea produselor Servicii de consultanta IT                                                                                                                      (denumire contract)</w:t>
       </w:r>
     </w:p>
     <w:p>
@@ -11554,43 +11554,43 @@
           <w:i/>
           <w:iCs/>
         </w:rPr>
-        <w:t>Acest contract este încheiat între S.C. SC BestBuild SRL cu sediul în Str. Lalelelor 10, Bucuresti</w:t>
-      </w:r>
-    </w:p>
-    <w:p>
-      <w:pPr>
-        <w:tabs>
-          <w:tab w:val="left" w:pos="1593"/>
-        </w:tabs>
-        <w:rPr>
-          <w:i/>
-          <w:iCs/>
-        </w:rPr>
-      </w:pPr>
-      <w:r>
-        <w:rPr>
-          <w:i/>
-          <w:iCs/>
-        </w:rPr>
-        <w:t>Str. Lalelelor 10, Bucuresti (adresa,tel.,fax), reprezentată prin Ionescu Mihai_____ Director General şi</w:t>
-      </w:r>
-    </w:p>
-    <w:p>
-      <w:pPr>
-        <w:tabs>
-          <w:tab w:val="left" w:pos="1593"/>
-        </w:tabs>
-        <w:rPr>
-          <w:i/>
-          <w:iCs/>
-        </w:rPr>
-      </w:pPr>
-      <w:r>
-        <w:rPr>
-          <w:i/>
-          <w:iCs/>
-        </w:rPr>
-        <w:t>Ionescu____ Director Economic, denumită în cele ce urmează contractant general</w:t>
+        <w:t>Acest contract este încheiat între S.C. SC BestBuild SRL cu sediul în SC BestBuild SRL, Str. Lalelelor 10, Bucuresti, 0212345678, 0212345679</w:t>
+      </w:r>
+    </w:p>
+    <w:p>
+      <w:pPr>
+        <w:tabs>
+          <w:tab w:val="left" w:pos="1593"/>
+        </w:tabs>
+        <w:rPr>
+          <w:i/>
+          <w:iCs/>
+        </w:rPr>
+      </w:pPr>
+      <w:r>
+        <w:rPr>
+          <w:i/>
+          <w:iCs/>
+        </w:rPr>
+        <w:t>SC BestBuild SRL, Str. Lalelelor 10, Bucuresti, 0212345678, 0212345679 (adresa,tel.,fax), reprezentată prin Ionescu Mihai, Administrator Director General şi</w:t>
+      </w:r>
+    </w:p>
+    <w:p>
+      <w:pPr>
+        <w:tabs>
+          <w:tab w:val="left" w:pos="1593"/>
+        </w:tabs>
+        <w:rPr>
+          <w:i/>
+          <w:iCs/>
+        </w:rPr>
+      </w:pPr>
+      <w:r>
+        <w:rPr>
+          <w:i/>
+          <w:iCs/>
+        </w:rPr>
+        <w:t>Ion Popescu Director Economic, denumită în cele ce urmează contractant general</w:t>
       </w:r>
     </w:p>
     <w:p>
@@ -11626,25 +11626,25 @@
           <w:i/>
           <w:iCs/>
         </w:rPr>
-        <w:t xml:space="preserve">S.C. SC SubEx SRL____________ cu sediul în Cluj_____________________________ (adresa,tel.,fax)                                                     </w:t>
-      </w:r>
-    </w:p>
-    <w:p>
-      <w:pPr>
-        <w:tabs>
-          <w:tab w:val="left" w:pos="1593"/>
-        </w:tabs>
-        <w:rPr>
-          <w:i/>
-          <w:iCs/>
-        </w:rPr>
-      </w:pPr>
-      <w:r>
-        <w:rPr>
-          <w:i/>
-          <w:iCs/>
-        </w:rPr>
-        <w:t>reprezentată prin Popescu___________ Director General şi Ionescu_____________ Director Economic, denumită în cele ce urmează subcontractant.</w:t>
+        <w:t xml:space="preserve">S.C. SC SubEx SRL, Cluj; DG: Vasilescu, DE: Matei cu sediul în Str. Tehnica 5, Cluj-Napoca______ (adresa,tel.,fax)                                                     </w:t>
+      </w:r>
+    </w:p>
+    <w:p>
+      <w:pPr>
+        <w:tabs>
+          <w:tab w:val="left" w:pos="1593"/>
+        </w:tabs>
+        <w:rPr>
+          <w:i/>
+          <w:iCs/>
+        </w:rPr>
+      </w:pPr>
+      <w:r>
+        <w:rPr>
+          <w:i/>
+          <w:iCs/>
+        </w:rPr>
+        <w:t>reprezentată prin Ionescu Mihai, Administrator Director General şi Ion Popescu_________ Director Economic, denumită în cele ce urmează subcontractant.</w:t>
       </w:r>
     </w:p>
     <w:p>
@@ -11938,7 +11938,7 @@
           <w:i/>
           <w:iCs/>
         </w:rPr>
-        <w:t>- plata ___________________________ se va face în limita asigurarii finanţării Servicii de consultanta IT</w:t>
+        <w:t>- plata ___________________________ se va face în limita asigurarii finanţării ______________________</w:t>
       </w:r>
     </w:p>
     <w:p>
@@ -11974,7 +11974,7 @@
           <w:i/>
           <w:iCs/>
         </w:rPr>
-        <w:t>Servicii de consultanta IT__ de către beneficiarul Autoritatea Contractanta X .</w:t>
+        <w:t>____________________________ de către beneficiarul Autoritatea Contractanta X .</w:t>
       </w:r>
     </w:p>
     <w:p>
@@ -12030,7 +12030,7 @@
           <w:i/>
           <w:iCs/>
         </w:rPr>
-        <w:t xml:space="preserve"> Durata de execuţie a Servicii de consultanta IT_________________ este în                                                  </w:t>
+        <w:t xml:space="preserve"> Durata de execuţie a ___________________________________________ este în                                                  </w:t>
       </w:r>
       <w:r>
         <w:rPr>
@@ -12128,7 +12128,7 @@
           <w:i/>
           <w:iCs/>
         </w:rPr>
-        <w:t xml:space="preserve"> Durata garantiei de buna executie este de 12__ luni si incepe de la data semnarii procesului verbal incheiat la terminarea Servicii de consultanta IT_______.</w:t>
+        <w:t xml:space="preserve"> Durata garantiei de buna executie este de 12__ luni si incepe de la data semnarii procesului verbal incheiat la terminarea _________________________________.</w:t>
       </w:r>
     </w:p>
     <w:p>
@@ -12267,7 +12267,7 @@
           <w:i/>
           <w:iCs/>
         </w:rPr>
-        <w:t>şi neîncadrarea din vina subcontractantului,  în durata de execuţie angajată de contractantul general în faţa beneficiarului, subcontractantul va plăti penalitati de 0.1___% pe zi întarziere din valoarea Servicii de consultanta IT___ nerealizată la termen.</w:t>
+        <w:t>şi neîncadrarea din vina subcontractantului,  în durata de execuţie angajată de contractantul general în faţa beneficiarului, subcontractantul va plăti penalitati de 0.1% pe zi intarziere% pe zi întarziere din valoarea _____________________________ nerealizată la termen.</w:t>
       </w:r>
     </w:p>
     <w:p>
@@ -12314,7 +12314,7 @@
           <w:i/>
           <w:iCs/>
         </w:rPr>
-        <w:t>Pentru nerespectarea termenelor de plata prevazute la art.3., contractantul general va plătii penalitati de 0.05_ % pe zi întarziere la suma datorată.</w:t>
+        <w:t>Pentru nerespectarea termenelor de plata prevazute la art.3., contractantul general va plătii penalitati de 0.05% pe zi intarziere % pe zi întarziere la suma datorată.</w:t>
       </w:r>
     </w:p>
     <w:p>
@@ -12351,7 +12351,7 @@
           <w:i/>
           <w:iCs/>
         </w:rPr>
-        <w:t xml:space="preserve"> Subcontractantul se angajează faţă de contractant cu aceleaşi obligaţii şi responsabilităţi pe care contractantul le are fata de autoritatea contractanta conform contractului 45/2025 intre Autoritatea Contractanta X si SC BestBuild SRL.</w:t>
+        <w:t xml:space="preserve"> Subcontractantul se angajează faţă de contractant cu aceleaşi obligaţii şi responsabilităţi pe care contractantul le are fata de autoritatea contractanta conform contractului Servicii de consultanta IT_____.</w:t>
       </w:r>
     </w:p>
     <w:p>
@@ -12493,7 +12493,7 @@
           <w:i/>
           <w:iCs/>
         </w:rPr>
-        <w:t>Vasile Ionescu___                                                                   08/10/2025_______</w:t>
+        <w:t>_________________                                                                   _________________</w:t>
       </w:r>
     </w:p>
     <w:p>
@@ -12976,7 +12976,7 @@
         <w:rPr>
           <w:lang w:val="hu-HU"/>
         </w:rPr>
-        <w:t xml:space="preserve"> noi, Banca Exemplu SA_____________________________________, având sediul înregistrat la </w:t>
+        <w:t xml:space="preserve"> noi, SC BestBuild SRL, Str. Lalelelor 10, Bucuresti_______, având sediul înregistrat la </w:t>
       </w:r>
     </w:p>
     <w:p>
@@ -13028,7 +13028,7 @@
         <w:rPr>
           <w:lang w:val="hu-HU" w:eastAsia="ar-SA"/>
         </w:rPr>
-        <w:t xml:space="preserve">Bd. Bancii 1, Bucuresti_____, </w:t>
+        <w:t xml:space="preserve">Banca Exemplu SA____________, </w:t>
       </w:r>
     </w:p>
     <w:p>
@@ -13113,7 +13113,7 @@
           <w:bCs/>
           <w:lang w:val="hu-HU" w:eastAsia="ar-SA"/>
         </w:rPr>
-        <w:t xml:space="preserve">Autoritatea Contractanta X </w:t>
+        <w:t xml:space="preserve">Autoritatea Contractanta X, Str. Exemplu 123, Bucuresti </w:t>
       </w:r>
       <w:r>
         <w:rPr>
@@ -13133,7 +13133,7 @@
         <w:rPr>
           <w:lang w:val="hu-HU" w:eastAsia="ar-SA"/>
         </w:rPr>
-        <w:t>zece mii lei (10.000)_____, la prima sa cerere pe baza declarației cu privire la culpa persoanei garantate;</w:t>
+        <w:t>o suta mii lei (100.000)__, la prima sa cerere pe baza declarației cu privire la culpa persoanei garantate;</w:t>
       </w:r>
     </w:p>
     <w:p>
@@ -13315,7 +13315,7 @@
         <w:rPr>
           <w:lang w:val="hu-HU" w:eastAsia="ar-SA"/>
         </w:rPr>
-        <w:t xml:space="preserve">Prezenta garanție este valabila pana la data de31/01/2026___ zile de la data emiterii </w:t>
+        <w:t xml:space="preserve">Prezenta garanție este valabila pana la data de31/03/2026___ zile de la data emiterii </w:t>
       </w:r>
     </w:p>
     <w:p>
@@ -13448,7 +13448,7 @@
           <w:i/>
           <w:iCs/>
         </w:rPr>
-        <w:t>SC BestBuild SRL</w:t>
+        <w:t>SC BestBuild SRL, Str. Lalelelor 10, Bucuresti</w:t>
       </w:r>
     </w:p>
     <w:p>
@@ -13540,7 +13540,7 @@
           <w:i/>
           <w:iCs/>
         </w:rPr>
-        <w:t xml:space="preserve">Subscrisa SC BestBuild SRL....................................................................... (nume/denumire), cu sediul în Str. Lalelelor 10, Bucuresti....(adresa operatorului economic),  înmatriculata la Registrul Comerţului sub nr.…, CIF RO12345678, atribut fiscal RO.........., reprezentată prin Ionescu Mihai, Administrator, în calitate de Vasile Ionescu, Administrator.., împuternicim prin prezenta pe Dl/Dna Popa Andreea..............., domiciliat în Str. Teiului 9, Brasov, identificat cu B.I./C.I. seria ……, nr. CI seria AB nr 123456, CNP 1800101223344, eliberat de SPCEP Brasov la 2018-01-02, CNP 1800101223344..............., eliberat de ……SPCEP Brasov....., la data de 2018-01-02, având funcţia de Manager licitatii, să ne reprezinte la procedura de atribuire  </w:t>
+        <w:t xml:space="preserve">Subscrisa SC BestBuild SRL....................................................................... (nume/denumire), cu sediul în SC BestBuild SRL, Str. Lalelelor 10, Bucuresti, 0212345678, 0212345679(adresa operatorului economic),  înmatriculata la Registrul Comerţului sub nr.…, CIF RO12345678, atribut fiscal RO.........., reprezentată prin Ionescu Mihai, în calitate de Manager licitatii........................, împuternicim prin prezenta pe Dl/Dna Popa Andreea..............., domiciliat în Str. Teiului 9, Brasov, identificat cu B.I./C.I. seria ……, nr. CI seria AB nr 123456, CNP 1800101223344, eliberat de SPCEP Brasov la 2018-01-02, CNP CI seria AB nr 123456, CNP 1800101223344, eliberat de SPCEP Brasov la 2018-01-02, eliberat de ……CI seria AB nr 123456, CNP 1800101223344, eliberat de SPCEP Brasov la 2018-01-02, la data de CI seria AB nr 123456, CNP 1800101223344, eliberat de SPCEP Brasov la 2018-01-02, având funcţia de Manager licitatii, să ne reprezinte la procedura de atribuire  </w:t>
       </w:r>
       <w:r>
         <w:rPr>
@@ -13852,7 +13852,7 @@
           <w:i/>
           <w:iCs/>
         </w:rPr>
-        <w:t>SC BestBuild SRL..........................</w:t>
+        <w:t>SC BestBuild SRL, Str. Lalelelor 10, Bucuresti</w:t>
       </w:r>
     </w:p>
     <w:p>
@@ -14152,7 +14152,7 @@
           <w:i/>
           <w:iCs/>
         </w:rPr>
-        <w:t xml:space="preserve">Vasile Ionescu.......................                                                      </w:t>
+        <w:t xml:space="preserve">Popa Andreea........................                                                      </w:t>
       </w:r>
     </w:p>
     <w:p>
@@ -14621,7 +14621,7 @@
         <w:rPr>
           <w:lang w:val="it-IT"/>
         </w:rPr>
-        <w:t>iei de participare nr. ANUNT 123 din 2025-09-15____, privind aplicarea procedurii de Licitatia deschisa__</w:t>
+        <w:t>iei de participare nr. ANUNT 123 din 2025-09-15 din ANUNT 123 din 2025-09-15, privind aplicarea procedurii de Licitatia deschisa__</w:t>
       </w:r>
       <w:r>
         <w:rPr>

--- a/filled.docx
+++ b/filled.docx
@@ -712,7 +712,7 @@
         <w:jc w:val="both"/>
       </w:pPr>
       <w:r>
-        <w:t>Către Autoritatea Contractanta X, Str. Exemplu 123, Bucuresti...........</w:t>
+        <w:t>Către  Autoritatea Contractanta X, Str. Exemplu 123, Bucuresti..........</w:t>
       </w:r>
     </w:p>
     <w:p>
@@ -755,7 +755,7 @@
         <w:jc w:val="both"/>
       </w:pPr>
       <w:r>
-        <w:t>1. Examinând documentaţia de atribuire, subsemnaţii, reprezentanţi ai ofertantului SC BestBuild SRL_________________________________,  ne  oferim  ca,  în conformitate</w:t>
+        <w:t>1. Examinând documentaţia de atribuire, subsemnaţii, reprezentanţi ai ofertantului  SC BestBuild SRL________________________________,  ne  oferim  ca,  în conformitate</w:t>
       </w:r>
       <w:r>
         <w:tab/>
@@ -786,7 +786,7 @@
           <w:sz w:val="18"/>
           <w:szCs w:val="18"/>
         </w:rPr>
-        <w:t xml:space="preserve"> Servicii de consultanta IT______________________________________________________________________,</w:t>
+        <w:t xml:space="preserve">  Servicii de consultanta IT_____________________________________________________________________,</w:t>
       </w:r>
     </w:p>
     <w:p>
@@ -830,7 +830,7 @@
         <w:jc w:val="both"/>
       </w:pPr>
       <w:r>
-        <w:t xml:space="preserve">pentru suma de o suta mii lei (100.000) lei, </w:t>
+        <w:t xml:space="preserve">pentru suma de  o suta mii lei (100.000) lei, </w:t>
       </w:r>
     </w:p>
     <w:p>
@@ -879,7 +879,7 @@
         <w:t>serviciilor</w:t>
       </w:r>
       <w:r>
-        <w:t xml:space="preserve">, la care se adaugă taxa pe valoarea adaugată în valoare de nouazeci si cinci mii lei (95.000)______________________________________ </w:t>
+        <w:t xml:space="preserve">, la care se adaugă taxa pe valoarea adaugată în valoare de  nouazeci si cinci mii lei (95.000)_____________________________________ </w:t>
       </w:r>
       <w:r>
         <w:t>lei</w:t>
@@ -944,7 +944,7 @@
         <w:jc w:val="both"/>
       </w:pPr>
       <w:r>
-        <w:t>3. Ne angajăm să menţinem această ofertă valabilă pentru o durată de 90 (nouazeci)</w:t>
+        <w:t>3. Ne angajăm să menţinem această ofertă valabilă pentru o durată de  90 (nouazeci)</w:t>
       </w:r>
     </w:p>
     <w:p>
@@ -955,7 +955,7 @@
         <w:jc w:val="both"/>
       </w:pPr>
       <w:r>
-        <w:t>90 (nouazeci)______ zile, respectiv până la data de 31/03/2026___________________, şi</w:t>
+        <w:t>90 (nouazeci)______ zile, respectiv până la data de  31/03/2026__________________, şi</w:t>
       </w:r>
     </w:p>
     <w:p>
@@ -1136,7 +1136,7 @@
         <w:jc w:val="both"/>
       </w:pPr>
       <w:r>
-        <w:t>Data 08/10/2025_______</w:t>
+        <w:t>Data  08/10/2025______</w:t>
       </w:r>
     </w:p>
     <w:p>
@@ -1148,7 +1148,7 @@
         <w:jc w:val="center"/>
       </w:pPr>
       <w:r>
-        <w:t>01/10/2025____, în calitate de Director General______, legal autorizat să semnez</w:t>
+        <w:t>01/10/2025____, în calitate de  Director General_____, legal autorizat să semnez</w:t>
       </w:r>
     </w:p>
     <w:p>
@@ -1159,7 +1159,7 @@
         <w:jc w:val="center"/>
       </w:pPr>
       <w:r>
-        <w:t>oferta pentru şi în numele SC BestBuild SRL____________________.</w:t>
+        <w:t>oferta pentru şi în numele  SC BestBuild SRL___________________.</w:t>
       </w:r>
     </w:p>
     <w:p>
@@ -1502,7 +1502,7 @@
         </w:rPr>
       </w:pPr>
       <w:r>
-        <w:t>Subsemnatul, reprezentant împuternicit al SC BestBuild SRL, Str. Lalelelor 10, Bucuresti (denumirea/numele şi sediul/adresa operatorului economic), declar pe propria răspundere, sub sancţiunea excluderii din procedură că</w:t>
+        <w:t>Subsemnatul, reprezentant împuternicit al  SC BestBuild SRL, Str. Lalelelor 10, Bucuresti (denumirea/numele şi sediul/adresa operatorului economic), declar pe propria răspundere, sub sancţiunea excluderii din procedură că</w:t>
       </w:r>
       <w:r>
         <w:rPr>
@@ -1744,7 +1744,7 @@
           <w:lang w:eastAsia="ro-RO"/>
         </w:rPr>
         <w:tab/>
-        <w:t xml:space="preserve">                                             Vasile Ionescu..................</w:t>
+        <w:t xml:space="preserve">                                              Vasile Ionescu.................</w:t>
       </w:r>
     </w:p>
     <w:p>
@@ -2020,7 +2020,7 @@
         <w:rPr>
           <w:lang w:eastAsia="ro-RO"/>
         </w:rPr>
-        <w:t>* sau în ţara în care este stabilit RO........</w:t>
+        <w:t>* sau în ţara în care este stabilit  RO.......</w:t>
       </w:r>
     </w:p>
     <w:p>
@@ -2289,7 +2289,7 @@
         </w:rPr>
       </w:pPr>
       <w:r>
-        <w:t>Subsemnatul, reprezentant împuternicit al SC BestBuild SRL, Str. Lalelelor 10, Bucuresti (denumirea/numele şi sediul/adresa operatorului economic), declar pe propria răspundere, sub sancţiunea excluderii din procedură, că în ultimii 3 ani</w:t>
+        <w:t>Subsemnatul, reprezentant împuternicit al  SC BestBuild SRL, Str. Lalelelor 10, Bucuresti (denumirea/numele şi sediul/adresa operatorului economic), declar pe propria răspundere, sub sancţiunea excluderii din procedură, că în ultimii 3 ani</w:t>
       </w:r>
       <w:r>
         <w:t>:</w:t>
@@ -2580,7 +2580,7 @@
           <w:lang w:eastAsia="ro-RO"/>
         </w:rPr>
         <w:tab/>
-        <w:t>Vasile Ionescu......................................</w:t>
+        <w:t xml:space="preserve"> Vasile Ionescu.....................................</w:t>
       </w:r>
     </w:p>
     <w:p>
@@ -2904,7 +2904,7 @@
           <w:bCs/>
         </w:rPr>
         <w:tab/>
-        <w:t xml:space="preserve">  SC BestBuild SRL____</w:t>
+        <w:t xml:space="preserve">   SC BestBuild SRL___</w:t>
       </w:r>
     </w:p>
     <w:p>
@@ -2971,7 +2971,7 @@
         <w:rPr>
           <w:bCs/>
         </w:rPr>
-        <w:t xml:space="preserve">1. Subsemnatul Andrei Georgescu___________________________, reprezentant împuternicit al SC BestBuild SRL, Str. Lalelelor 10, Bucuresti, </w:t>
+        <w:t xml:space="preserve">1. Subsemnatul  Andrei Georgescu__________________________, reprezentant împuternicit al  SC BestBuild SRL, Str. Lalelelor 10, Bucuresti, </w:t>
       </w:r>
       <w:r>
         <w:rPr>
@@ -2991,13 +2991,13 @@
           <w:bCs/>
           <w:i/>
         </w:rPr>
-        <w:t xml:space="preserve">ofertant__________________________________ (candidat/ofertant/ofertant asociat/terţ susţinător al candidatului/ofertantuluiofertant__________) </w:t>
-      </w:r>
-      <w:r>
-        <w:rPr>
-          <w:bCs/>
-        </w:rPr>
-        <w:t xml:space="preserve"> la procedura de Licitatia pentru servicii IT________________, declar pe proprie răspundere, următoarele: cunoscând prevederile art. 59 și 60 din Legea nr. 98/2016 privind achiziţiile publice şi componenţa listei cu persoanele ce deţin funcţii de decizie în autoritatea contractantă cu privire la organizarea, derularea şi finalizarea procedurii de atribuire, declar că societatea noastră nu se află în situaţia de a fi exclusă din procedură.</w:t>
+        <w:t xml:space="preserve"> ofertant_________________________________ (candidat/ofertant/ofertant asociat/terţ susţinător al candidatului/ofertantului ofertant_________) </w:t>
+      </w:r>
+      <w:r>
+        <w:rPr>
+          <w:bCs/>
+        </w:rPr>
+        <w:t xml:space="preserve"> la procedura de  Licitatia pentru servicii IT_______________, declar pe proprie răspundere, următoarele: cunoscând prevederile art. 59 și 60 din Legea nr. 98/2016 privind achiziţiile publice şi componenţa listei cu persoanele ce deţin funcţii de decizie în autoritatea contractantă cu privire la organizarea, derularea şi finalizarea procedurii de atribuire, declar că societatea noastră nu se află în situaţia de a fi exclusă din procedură.</w:t>
       </w:r>
     </w:p>
     <w:p>
@@ -3027,7 +3027,7 @@
         <w:rPr>
           <w:bCs/>
         </w:rPr>
-        <w:t>dl. dl. Popa Mihai........., dnadna. Ionescu Ana</w:t>
+        <w:t>dl.  Popa Mihai............., dna. Ionescu Ana......</w:t>
       </w:r>
     </w:p>
     <w:p>
@@ -3072,7 +3072,7 @@
         <w:rPr>
           <w:bCs/>
         </w:rPr>
-        <w:t>2. Subsemnatul Andrei Georgescu___ declar că voi informa imediat autoritatea contractantă dacă vor interveni modificări în prezenta declaraţie la orice punct pe parcursul derulării procedurii de atribuire a contractului de achiziţie publică sau, în cazul în care vom fi desemnaţi câştigători, pe parcursul derulării contractului de achiziţie publică, având în vedere și prevederile art. 61 din Legea nr. 98/2016.</w:t>
+        <w:t>2. Subsemnatul  Andrei Georgescu__ declar că voi informa imediat autoritatea contractantă dacă vor interveni modificări în prezenta declaraţie la orice punct pe parcursul derulării procedurii de atribuire a contractului de achiziţie publică sau, în cazul în care vom fi desemnaţi câştigători, pe parcursul derulării contractului de achiziţie publică, având în vedere și prevederile art. 61 din Legea nr. 98/2016.</w:t>
       </w:r>
     </w:p>
     <w:p>
@@ -3544,7 +3544,7 @@
         <w:jc w:val="both"/>
       </w:pPr>
       <w:r>
-        <w:t>Către, Autoritatea Contractanta X, Str. Exemplu 123, Bucuresti</w:t>
+        <w:t>Către,  Autoritatea Contractanta X, Str. Exemplu 123, Bucuresti</w:t>
       </w:r>
     </w:p>
     <w:p>
@@ -3584,10 +3584,10 @@
           <w:b/>
           <w:lang w:val="it-IT"/>
         </w:rPr>
-        <w:t>Servicii de consultanta IT...........”</w:t>
-      </w:r>
-      <w:r>
-        <w:t>, denumirea contractului de achiziţie publică), noi SC Tert Support SRL (denumirea terţului susţinător tehnic şi profesional), având sediul înregistrat la Str. Tehnica 5, Cluj-Napoca .............(adresa terţului susţinător tehnic şi profesional), ne obligăm, în mod ferm, necondiţionat şi irevocabil, să punem la dispoziţiaSC BestBuild SRL (denumirea ofertantului/grupului de operatori economici) toate resursele tehnice şi profesionale necesare pentru îndeplinirea integrală şi la termen a tuturor obligaţiilor asumate de acesta/acestia, conform ofertei prezentate şi contractului de achiziţie publică ce urmează a fi încheiat între ofertant şi autoritatea contractantă.</w:t>
+        <w:t xml:space="preserve"> Servicii de consultanta IT..........”</w:t>
+      </w:r>
+      <w:r>
+        <w:t>, denumirea contractului de achiziţie publică), noi  SC Tert Support SRL (denumirea terţului susţinător tehnic şi profesional), având sediul înregistrat la  Str. Tehnica 5, Cluj-Napoca .............(adresa terţului susţinător tehnic şi profesional), ne obligăm, în mod ferm, necondiţionat şi irevocabil, să punem la dispoziţia SC BestBuild SRL (denumirea ofertantului/grupului de operatori economici) toate resursele tehnice şi profesionale necesare pentru îndeplinirea integrală şi la termen a tuturor obligaţiilor asumate de acesta/acestia, conform ofertei prezentate şi contractului de achiziţie publică ce urmează a fi încheiat între ofertant şi autoritatea contractantă.</w:t>
       </w:r>
     </w:p>
     <w:p>
@@ -3611,7 +3611,7 @@
         <w:jc w:val="both"/>
       </w:pPr>
       <w:r>
-        <w:t>În acest sens, ne obligăm în mod ferm, necondiţionat şi irevocabil, să punem la dispoziţia SC BestBuild SRL (denumirea ofertantului/ grupului de operatori economici) resursele tehnice şi/sau profesionale de Echipa de 3 specialisti si echipamente test ..................................................................necesare pentru îndeplinirea integrală, reglementară şi la termen a contractului de achiziţie publică.</w:t>
+        <w:t>În acest sens, ne obligăm în mod ferm, necondiţionat şi irevocabil, să punem la dispoziţia  SC BestBuild SRL (denumirea ofertantului/ grupului de operatori economici) resursele tehnice şi/sau profesionale de  Echipa de 3 specialisti si echipamente test ..................................................................necesare pentru îndeplinirea integrală, reglementară şi la termen a contractului de achiziţie publică.</w:t>
       </w:r>
     </w:p>
     <w:p>
@@ -3623,7 +3623,7 @@
         <w:jc w:val="both"/>
       </w:pPr>
       <w:r>
-        <w:t>Noi, SC Tert Support SRL (denumirea terţului susţinător tehnic şi profesional), declarăm că înţelegem să răspundem, în mod necondiţionat, faţă de autoritatea contractantă pentru neexecutarea oricărei obligaţii asumate de SC BestBuild SRL (denumire ofertant/ grup de operatori economici), în baza contractului de achiziţie publică, şi pentru care SC BestBuild SRL (denumire ofertant/ grup de operatori economici) a primit susţinerea tehnică şi profesională conform prezentului angajament, renunţând în acest sens, definitiv şi irevocabil, la invocarea beneficiului de diviziune sau discuţiune.</w:t>
+        <w:t>Noi,  SC Tert Support SRL (denumirea terţului susţinător tehnic şi profesional), declarăm că înţelegem să răspundem, în mod necondiţionat, faţă de autoritatea contractantă pentru neexecutarea oricărei obligaţii asumate de  SC BestBuild SRL (denumire ofertant/ grup de operatori economici), în baza contractului de achiziţie publică, şi pentru care  SC BestBuild SRL (denumire ofertant/ grup de operatori economici) a primit susţinerea tehnică şi profesională conform prezentului angajament, renunţând în acest sens, definitiv şi irevocabil, la invocarea beneficiului de diviziune sau discuţiune.</w:t>
       </w:r>
     </w:p>
     <w:p>
@@ -3635,7 +3635,7 @@
         <w:jc w:val="both"/>
       </w:pPr>
       <w:r>
-        <w:t>Noi, SC Tert Support SRL (denumirea terţului susţinător tehnic şi profesional), declarăm ca înţelegem să renunţăm definitiv şi irevocabil la dreptul de a invoca orice excepţie de neexecutare, atât faţă de autoritatea contractantă, cât şi faţă de SC BestBuild SRL (denumire ofertant/ grup de operatori economici), care ar putea conduce la neexecutarea, parţială sau totală, sau la executarea cu întârziere sau în mod necorespunzător a obligaţiilor asumate de noi prin prezentul angajament.</w:t>
+        <w:t>Noi,  SC Tert Support SRL (denumirea terţului susţinător tehnic şi profesional), declarăm ca înţelegem să renunţăm definitiv şi irevocabil la dreptul de a invoca orice excepţie de neexecutare, atât faţă de autoritatea contractantă, cât şi faţă de  SC BestBuild SRL (denumire ofertant/ grup de operatori economici), care ar putea conduce la neexecutarea, parţială sau totală, sau la executarea cu întârziere sau în mod necorespunzător a obligaţiilor asumate de noi prin prezentul angajament.</w:t>
       </w:r>
     </w:p>
     <w:p>
@@ -3647,7 +3647,7 @@
         <w:jc w:val="both"/>
       </w:pPr>
       <w:r>
-        <w:t>Noi,SC Tert Support SRL (denumirea terţului susţinător tehnic şi profesional), declarăm că înţelegem să răspundem pentru prejudiciile cauzate autorităţii contractante ca urmare a nerespectării obligaţiilor prevăzute în angajament.</w:t>
+        <w:t>Noi, SC Tert Support SRL (denumirea terţului susţinător tehnic şi profesional), declarăm că înţelegem să răspundem pentru prejudiciile cauzate autorităţii contractante ca urmare a nerespectării obligaţiilor prevăzute în angajament.</w:t>
       </w:r>
     </w:p>
     <w:p>
@@ -3659,7 +3659,7 @@
         <w:jc w:val="both"/>
       </w:pPr>
       <w:r>
-        <w:t>Prezentul reprezintă angajamentul nostru ferm încheiat în conformitate cu prevederile art.48 alin.(1) din HG 395/2016, care dă dreptul autorităţii contractante de a solicita, în mod legitim, îndeplinirea de către noi a anumitor obligaţii care decurg din susţinerea tehnică şi profesională acordată SC BestBuild SRL.............................. (denumirea ofertantului/ grupului de operatori economici).</w:t>
+        <w:t>Prezentul reprezintă angajamentul nostru ferm încheiat în conformitate cu prevederile art.48 alin.(1) din HG 395/2016, care dă dreptul autorităţii contractante de a solicita, în mod legitim, îndeplinirea de către noi a anumitor obligaţii care decurg din susţinerea tehnică şi profesională acordată  SC BestBuild SRL............................. (denumirea ofertantului/ grupului de operatori economici).</w:t>
       </w:r>
     </w:p>
     <w:p>
@@ -3757,7 +3757,7 @@
       </w:r>
       <w:r>
         <w:tab/>
-        <w:t xml:space="preserve">                        Vasile Ionescu..</w:t>
+        <w:t xml:space="preserve">                         Vasile Ionescu.</w:t>
       </w:r>
     </w:p>
     <w:p>
@@ -4085,7 +4085,7 @@
           <w:sz w:val="22"/>
           <w:szCs w:val="22"/>
         </w:rPr>
-        <w:t>Subsemnatul Maria Dobre_________ [</w:t>
+        <w:t>Subsemnatul  Maria Dobre________ [</w:t>
       </w:r>
       <w:r>
         <w:rPr>
@@ -4101,7 +4101,7 @@
           <w:sz w:val="22"/>
           <w:szCs w:val="22"/>
         </w:rPr>
-        <w:t>, reprezentant împuternicit al SC BestBuild SRL, Str. Lalelelor 10, Bucuresti [</w:t>
+        <w:t>, reprezentant împuternicit al  SC BestBuild SRL, Str. Lalelelor 10, Bucuresti [</w:t>
       </w:r>
       <w:r>
         <w:rPr>
@@ -4133,7 +4133,7 @@
           <w:szCs w:val="22"/>
         </w:rPr>
         <w:tab/>
-        <w:t>Subsemnatul, Maria Dobre_____________. declar ca informaţiile furnizate sunt complete şi corecte în fiecare detaliu şi înţeleg că autoritatea contractantă are dreptul de a solicita, în scopul verificării şi confirmării declaraţiilor, situaţiilor şi documentelor care însoţesc oferta, orice informaţii suplimentare în scopul verificării datelor din prezenta declaraţie.</w:t>
+        <w:t>Subsemnatul,  Maria Dobre____________. declar ca informaţiile furnizate sunt complete şi corecte în fiecare detaliu şi înţeleg că autoritatea contractantă are dreptul de a solicita, în scopul verificării şi confirmării declaraţiilor, situaţiilor şi documentelor care însoţesc oferta, orice informaţii suplimentare în scopul verificării datelor din prezenta declaraţie.</w:t>
       </w:r>
     </w:p>
     <w:p>
@@ -4149,7 +4149,7 @@
           <w:sz w:val="22"/>
           <w:szCs w:val="22"/>
         </w:rPr>
-        <w:t>Subsemnatul autorizez prin prezenta orice instituţie, societate comercială, bancă, alte persoane juridice să furnizeze informaţii reprezentanţilor autorizaţi ai Autoritatea Contractanta X, Str. Exemplu 123, Bucuresti [</w:t>
+        <w:t>Subsemnatul autorizez prin prezenta orice instituţie, societate comercială, bancă, alte persoane juridice să furnizeze informaţii reprezentanţilor autorizaţi ai  Autoritatea Contractanta X, Str. Exemplu 123, Bucuresti [</w:t>
       </w:r>
       <w:r>
         <w:rPr>
@@ -4184,7 +4184,7 @@
           <w:szCs w:val="22"/>
         </w:rPr>
         <w:tab/>
-        <w:t>Prezenta declaraţie este valabilă până la data de 31/03/2026________[</w:t>
+        <w:t>Prezenta declaraţie este valabilă până la data de  31/03/2026_______[</w:t>
       </w:r>
       <w:r>
         <w:rPr>
@@ -4338,7 +4338,7 @@
           <w:sz w:val="22"/>
           <w:szCs w:val="22"/>
         </w:rPr>
-        <w:t xml:space="preserve">Data completării08/10/2025....                                                                         Operator economic autorizat </w:t>
+        <w:t xml:space="preserve">Data completării 08/10/2025...                                                                         Operator economic autorizat </w:t>
       </w:r>
     </w:p>
     <w:p>
@@ -6411,7 +6411,7 @@
         <w:rPr>
           <w:bCs/>
         </w:rPr>
-        <w:t>Subsemnatul, reprezentant împuternicit al ........................................................... (denumirea/numele şi sediul/adresa candidatului/ofertantului), declar pe propria răspundere, sub sancţiunile aplicate faptei de fals în acte publice, că datele prezentate în tabelul anexat sunt reale.</w:t>
+        <w:t>Subsemnatul, reprezentant împuternicit al  SC BestBuild SRL, Str. Lalelelor 10, Bucuresti (denumirea/numele şi sediul/adresa candidatului/ofertantului), declar pe propria răspundere, sub sancţiunile aplicate faptei de fals în acte publice, că datele prezentate în tabelul anexat sunt reale.</w:t>
       </w:r>
     </w:p>
     <w:p>
@@ -6445,7 +6445,7 @@
         <w:rPr>
           <w:bCs/>
         </w:rPr>
-        <w:t>Subsemnatul autorizez prin prezenta orice instituţie, societate comercială, bancă, alte persoane juridice să furnizeze informaţii reprezentanţilor autorizaţi ai Autoritatea Contractanta X, Str. Exemplu 123, Bucuresti (denumirea şi adresa autorităţii contractante) cu privire la orice aspect tehnic şi financiar în legătură cu activitatea noastră.</w:t>
+        <w:t>Subsemnatul autorizez prin prezenta orice instituţie, societate comercială, bancă, alte persoane juridice să furnizeze informaţii reprezentanţilor autorizaţi ai  Autoritatea Contractanta X, Str. Exemplu 123, Bucuresti (denumirea şi adresa autorităţii contractante) cu privire la orice aspect tehnic şi financiar în legătură cu activitatea noastră.</w:t>
       </w:r>
     </w:p>
     <w:p>
@@ -6501,7 +6501,7 @@
                 <w:b/>
                 <w:bCs/>
               </w:rPr>
-              <w:t>Data completării08/10/2025....                         Operator economic</w:t>
+              <w:t>Data completării 08/10/2025...                         Operator economic</w:t>
             </w:r>
           </w:p>
           <w:p>
@@ -7256,7 +7256,7 @@
                 <w:b/>
                 <w:bCs/>
               </w:rPr>
-              <w:t>Data completării08/10/2025....                         Operator economic</w:t>
+              <w:t>Data completării 08/10/2025...                         Operator economic</w:t>
             </w:r>
           </w:p>
           <w:p>
@@ -7691,7 +7691,7 @@
         <w:rPr>
           <w:bCs/>
         </w:rPr>
-        <w:t>Către Autoritatea Contractanta X, Str. Exemplu 123, Bucuresti</w:t>
+        <w:t>Către  Autoritatea Contractanta X, Str. Exemplu 123, Bucuresti</w:t>
       </w:r>
     </w:p>
     <w:p>
@@ -7736,7 +7736,7 @@
         <w:rPr>
           <w:bCs/>
         </w:rPr>
-        <w:t>Cu privire la contractul de achiziţie publică Servicii de consultanta IT______,</w:t>
+        <w:t>Cu privire la contractul de achiziţie publică  Servicii de consultanta IT_____,</w:t>
       </w:r>
     </w:p>
     <w:p>
@@ -7770,7 +7770,7 @@
         <w:rPr>
           <w:bCs/>
         </w:rPr>
-        <w:t xml:space="preserve">încheiat între SC BestBuild SRL__ , în calitate de contractant, şi Autoritatea Contractanta X, în calitate de achizitor, ne obligăm prin prezenta să plătim în favoarea achizitorului, până la concurenţa sumei de o suta mii lei (100.000) reprezentând 12____% din valoarea contractului respectiv, orice sumă cerută de acesta însoţită de o declaraţie cu privire la neîndeplinirea obligaţiilor ce revin contractantului, astfel cum sunt acestea prevazute în contractul de achiziţie publică mai sus menţionat. </w:t>
+        <w:t xml:space="preserve">încheiat între  SC BestBuild SRL_ , în calitate de contractant, şi  Autoritatea Contractanta X, în calitate de achizitor, ne obligăm prin prezenta să plătim în favoarea achizitorului, până la concurenţa sumei de  o suta mii lei (100.000) reprezentând  12___% din valoarea contractului respectiv, orice sumă cerută de acesta însoţită de o declaraţie cu privire la neîndeplinirea obligaţiilor ce revin contractantului, astfel cum sunt acestea prevazute în contractul de achiziţie publică mai sus menţionat. </w:t>
       </w:r>
     </w:p>
     <w:p>
@@ -7804,7 +7804,7 @@
         <w:rPr>
           <w:bCs/>
         </w:rPr>
-        <w:t>Prezenta garanţie este valabilă până la data de 31/01/2026__________ .</w:t>
+        <w:t>Prezenta garanţie este valabilă până la data de  31/01/2026_________ .</w:t>
       </w:r>
     </w:p>
     <w:p>
@@ -7832,7 +7832,7 @@
         <w:rPr>
           <w:bCs/>
         </w:rPr>
-        <w:t>Parafată de Banca / societate de asigurare 01________ în ziua 10____ luna 10______ anul 2025_</w:t>
+        <w:t>Parafată de Banca / societate de asigurare  01_______ în ziua  10___ luna  10_____ anul  2025</w:t>
       </w:r>
     </w:p>
     <w:p>
@@ -8562,7 +8562,7 @@
           <w:iCs/>
           <w:lang w:val="fr-FR"/>
         </w:rPr>
-        <w:t xml:space="preserve">_______________________, </w:t>
+        <w:t xml:space="preserve">SC BestBuild SRL, Str. Lalelelor 10, Bucuresti, 0212345678, 0212345679, </w:t>
       </w:r>
       <w:r>
         <w:rPr>
@@ -8577,7 +8577,7 @@
           <w:i/>
           <w:iCs/>
         </w:rPr>
-        <w:t>Ionescu Mihai, Administrator</w:t>
+        <w:t xml:space="preserve"> Ionescu Mihai, Administrator</w:t>
       </w:r>
       <w:r>
         <w:rPr>
@@ -8607,7 +8607,7 @@
           <w:i/>
           <w:iCs/>
         </w:rPr>
-        <w:t>Ionescu Mihai, Administrator</w:t>
+        <w:t xml:space="preserve"> Ionescu Mihai, Administrator</w:t>
       </w:r>
     </w:p>
     <w:p>
@@ -8678,7 +8678,7 @@
           <w:iCs/>
           <w:lang w:val="es-ES"/>
         </w:rPr>
-        <w:t>________________________</w:t>
+        <w:t>SC BestBuild SRL, Str. Lalelelor 10, Bucuresti, 0212345678, 0212345679</w:t>
       </w:r>
       <w:r>
         <w:rPr>
@@ -8693,7 +8693,7 @@
           <w:i/>
           <w:iCs/>
         </w:rPr>
-        <w:t>Ionescu Mihai, Administrator</w:t>
+        <w:t xml:space="preserve"> Ionescu Mihai, Administrator</w:t>
       </w:r>
       <w:r>
         <w:rPr>
@@ -8716,7 +8716,7 @@
           <w:i/>
           <w:iCs/>
         </w:rPr>
-        <w:t>Ionescu Mihai, Administrator</w:t>
+        <w:t xml:space="preserve"> Ionescu Mihai, Administrator</w:t>
       </w:r>
     </w:p>
     <w:p>
@@ -9104,7 +9104,7 @@
           <w:iCs/>
           <w:lang w:val="fr-FR"/>
         </w:rPr>
-        <w:t>Autoritatea Contractanta X ................................</w:t>
+        <w:t xml:space="preserve"> Autoritatea Contractanta X ................................</w:t>
       </w:r>
       <w:r>
         <w:rPr>
@@ -9211,7 +9211,7 @@
           <w:iCs/>
           <w:lang w:val="fr-FR"/>
         </w:rPr>
-        <w:t>Servicii de consultanta IT..............................................</w:t>
+        <w:t xml:space="preserve"> Servicii de consultanta IT.............................................</w:t>
       </w:r>
       <w:r>
         <w:rPr>
@@ -9599,7 +9599,7 @@
           <w:iCs/>
           <w:lang w:val="es-ES"/>
         </w:rPr>
-        <w:t>1. participare la procedura___________</w:t>
+        <w:t>1.  participare la procedura__________</w:t>
       </w:r>
     </w:p>
     <w:p>
@@ -9619,7 +9619,7 @@
           <w:iCs/>
           <w:lang w:val="es-ES"/>
         </w:rPr>
-        <w:t>2. derulare in comun a contractului___</w:t>
+        <w:t>2.  derulare in comun a contractului__</w:t>
       </w:r>
     </w:p>
     <w:p>
@@ -9783,7 +9783,7 @@
           <w:iCs/>
           <w:lang w:val="es-ES"/>
         </w:rPr>
-        <w:t>1. 60% SC Partener 1 SRL % S.C. SC Partener 2 SRL, Str. Alianta 2, Cluj, 0264000000</w:t>
+        <w:t>1.  60% SC Partener 1 SRL % S.C.  SC Partener 2 SRL, Str. Alianta 2, Cluj, 0264000000</w:t>
       </w:r>
     </w:p>
     <w:p>
@@ -9803,7 +9803,7 @@
           <w:iCs/>
           <w:lang w:val="es-ES"/>
         </w:rPr>
-        <w:t>2. 40% SC Partener 2 SRL % S.C. SC Partener 2 SRL, Str. Alianta 2, Cluj, 0264000000</w:t>
+        <w:t>2.  40% SC Partener 2 SRL % S.C.  SC Partener 2 SRL, Str. Alianta 2, Cluj, 0264000000</w:t>
       </w:r>
     </w:p>
     <w:p>
@@ -10122,7 +10122,7 @@
           <w:iCs/>
           <w:lang w:val="it-IT"/>
         </w:rPr>
-        <w:t>1. 60% SC Partener 1 SRL % S.C. SC Partener 2 SRL, Str. Alianta 2, Cluj, 0264000000</w:t>
+        <w:t>1.  60% SC Partener 1 SRL % S.C.  SC Partener 2 SRL, Str. Alianta 2, Cluj, 0264000000</w:t>
       </w:r>
     </w:p>
     <w:p>
@@ -10142,7 +10142,7 @@
           <w:iCs/>
           <w:lang w:val="it-IT"/>
         </w:rPr>
-        <w:t>2. 40_____ % S.C. SC Partener 2 SRL__________</w:t>
+        <w:t>2.  40____ % S.C.  SC Partener 2 SRL_________</w:t>
       </w:r>
     </w:p>
     <w:p>
@@ -10290,7 +10290,7 @@
           <w:iCs/>
           <w:lang w:val="it-IT"/>
         </w:rPr>
-        <w:t xml:space="preserve"> Se împuterniceşte S.C. SC Partener 1 SRL., având calitatea de lider al asociaţiei pentru întocmirea ofertei comune, semnarea şi depunerea acesteia în numele şi pentru asocierea constituită prin prezentul acord. </w:t>
+        <w:t xml:space="preserve"> Se împuterniceşte S.C.  SC Partener 1 SRL, având calitatea de lider al asociaţiei pentru întocmirea ofertei comune, semnarea şi depunerea acesteia în numele şi pentru asocierea constituită prin prezentul acord. </w:t>
       </w:r>
     </w:p>
     <w:p>
@@ -10319,7 +10319,7 @@
           <w:iCs/>
           <w:lang w:val="it-IT"/>
         </w:rPr>
-        <w:t xml:space="preserve"> Se împuterniceşte S.C. SC Partener 1 SRL., având calitatea de lider al asociaţiei pentru semnarea </w:t>
+        <w:t xml:space="preserve"> Se împuterniceşte S.C.  SC Partener 1 SRL, având calitatea de lider al asociaţiei pentru semnarea </w:t>
       </w:r>
       <w:r>
         <w:rPr>
@@ -10562,7 +10562,7 @@
           <w:iCs/>
           <w:lang w:val="pt-BR"/>
         </w:rPr>
-        <w:t xml:space="preserve"> Orice comunicare între părţi este valabil îndeplinită dacă se va face în scris şi va fi transmisă la adresa/adresele SC Partener 1 SRL, Str. Parteneriat 1, Bucuresti, 0210000000, prevăzute la art. .........</w:t>
+        <w:t xml:space="preserve"> Orice comunicare între părţi este valabil îndeplinită dacă se va face în scris şi va fi transmisă la adresa/adresele  SC Partener 1 SRL, Str. Parteneriat 1, Bucuresti, 0210000000, prevăzute la art.  Autoritatea Contractanta X, Str. Exemplu 123, Bucuresti</w:t>
       </w:r>
     </w:p>
     <w:p>
@@ -10726,7 +10726,7 @@
           <w:iCs/>
           <w:lang w:val="it-IT"/>
         </w:rPr>
-        <w:t xml:space="preserve">          Prezentul acord a fost încheiat într-un număr de 2... exemplare, câte unul pentru fiecare parte, astăzi 08/10/2025......... (data semnării lui).</w:t>
+        <w:t xml:space="preserve">          Prezentul acord a fost încheiat într-un număr de  2.. exemplare, câte unul pentru fiecare parte, astăzi  08/10/2025........ (data semnării lui).</w:t>
       </w:r>
     </w:p>
     <w:p>
@@ -11284,7 +11284,7 @@
           <w:iCs/>
           <w:lang w:val="it-IT"/>
         </w:rPr>
-        <w:t>nr123/2025-09-01....</w:t>
+        <w:t>nr 123/2025-09-01...</w:t>
       </w:r>
     </w:p>
     <w:p>
@@ -11471,25 +11471,25 @@
           <w:i/>
           <w:iCs/>
         </w:rPr>
-        <w:t>la contractul  nr. 45/2025 intre Autoritatea Contractanta X si SC BestBuild SRL încheiat între 45/2025 intre Autoritatea Contractanta X si SC BestBuild SRL</w:t>
-      </w:r>
-    </w:p>
-    <w:p>
-      <w:pPr>
-        <w:tabs>
-          <w:tab w:val="left" w:pos="1593"/>
-        </w:tabs>
-        <w:rPr>
-          <w:i/>
-          <w:iCs/>
-        </w:rPr>
-      </w:pPr>
-      <w:r>
-        <w:rPr>
-          <w:i/>
-          <w:iCs/>
-        </w:rPr>
-        <w:t>45/2025 intre Autoritatea Contractanta X si SC BestBuild SRL   (părţile contractante) privind furnizarea produselor Servicii de consultanta IT                                                                                                                      (denumire contract)</w:t>
+        <w:t>la contractul  nr.  45/2025 intre Autoritatea Contractanta X si SC BestBuild SRL încheiat între  45/2025 intre Autoritatea Contractanta X si SC BestBuild SRL</w:t>
+      </w:r>
+    </w:p>
+    <w:p>
+      <w:pPr>
+        <w:tabs>
+          <w:tab w:val="left" w:pos="1593"/>
+        </w:tabs>
+        <w:rPr>
+          <w:i/>
+          <w:iCs/>
+        </w:rPr>
+      </w:pPr>
+      <w:r>
+        <w:rPr>
+          <w:i/>
+          <w:iCs/>
+        </w:rPr>
+        <w:t>45/2025 intre Autoritatea Contractanta X si SC BestBuild SRL   (părţile contractante) privind furnizarea produselor  Servicii de consultanta IT                                                                                                                      (denumire contract)</w:t>
       </w:r>
     </w:p>
     <w:p>
@@ -11554,25 +11554,25 @@
           <w:i/>
           <w:iCs/>
         </w:rPr>
-        <w:t>Acest contract este încheiat între S.C. SC BestBuild SRL cu sediul în SC BestBuild SRL, Str. Lalelelor 10, Bucuresti, 0212345678, 0212345679</w:t>
-      </w:r>
-    </w:p>
-    <w:p>
-      <w:pPr>
-        <w:tabs>
-          <w:tab w:val="left" w:pos="1593"/>
-        </w:tabs>
-        <w:rPr>
-          <w:i/>
-          <w:iCs/>
-        </w:rPr>
-      </w:pPr>
-      <w:r>
-        <w:rPr>
-          <w:i/>
-          <w:iCs/>
-        </w:rPr>
-        <w:t>SC BestBuild SRL, Str. Lalelelor 10, Bucuresti, 0212345678, 0212345679 (adresa,tel.,fax), reprezentată prin Ionescu Mihai, Administrator Director General şi</w:t>
+        <w:t>Acest contract este încheiat între S.C.  SC BestBuild SRL cu sediul în  SC BestBuild SRL, Str. Lalelelor 10, Bucuresti, 0212345678, 0212345679</w:t>
+      </w:r>
+    </w:p>
+    <w:p>
+      <w:pPr>
+        <w:tabs>
+          <w:tab w:val="left" w:pos="1593"/>
+        </w:tabs>
+        <w:rPr>
+          <w:i/>
+          <w:iCs/>
+        </w:rPr>
+      </w:pPr>
+      <w:r>
+        <w:rPr>
+          <w:i/>
+          <w:iCs/>
+        </w:rPr>
+        <w:t>SC BestBuild SRL, Str. Lalelelor 10, Bucuresti, 0212345678, 0212345679 (adresa,tel.,fax), reprezentată prin  Ionescu Mihai, Administrator Director General şi</w:t>
       </w:r>
     </w:p>
     <w:p>
@@ -11626,25 +11626,25 @@
           <w:i/>
           <w:iCs/>
         </w:rPr>
-        <w:t xml:space="preserve">S.C. SC SubEx SRL, Cluj; DG: Vasilescu, DE: Matei cu sediul în Str. Tehnica 5, Cluj-Napoca______ (adresa,tel.,fax)                                                     </w:t>
-      </w:r>
-    </w:p>
-    <w:p>
-      <w:pPr>
-        <w:tabs>
-          <w:tab w:val="left" w:pos="1593"/>
-        </w:tabs>
-        <w:rPr>
-          <w:i/>
-          <w:iCs/>
-        </w:rPr>
-      </w:pPr>
-      <w:r>
-        <w:rPr>
-          <w:i/>
-          <w:iCs/>
-        </w:rPr>
-        <w:t>reprezentată prin Ionescu Mihai, Administrator Director General şi Ion Popescu_________ Director Economic, denumită în cele ce urmează subcontractant.</w:t>
+        <w:t xml:space="preserve">S.C.  SC SubEx SRL, Cluj; DG: Vasilescu, DE: Matei cu sediul în  Str. Tehnica 5, Cluj-Napoca_____ (adresa,tel.,fax)                                                     </w:t>
+      </w:r>
+    </w:p>
+    <w:p>
+      <w:pPr>
+        <w:tabs>
+          <w:tab w:val="left" w:pos="1593"/>
+        </w:tabs>
+        <w:rPr>
+          <w:i/>
+          <w:iCs/>
+        </w:rPr>
+      </w:pPr>
+      <w:r>
+        <w:rPr>
+          <w:i/>
+          <w:iCs/>
+        </w:rPr>
+        <w:t>reprezentată prin  Ionescu Mihai, Administrator Director General şi  Ion Popescu________ Director Economic, denumită în cele ce urmează subcontractant.</w:t>
       </w:r>
     </w:p>
     <w:p>
@@ -11717,7 +11717,7 @@
           <w:i/>
           <w:iCs/>
         </w:rPr>
-        <w:t xml:space="preserve"> Suport tehnic________ ce fac obiectul prezentului contract suntAdministrare infrastructura de:</w:t>
+        <w:t xml:space="preserve">  Suport tehnic_______ ce fac obiectul prezentului contract sunt Administrare infrastructura de:</w:t>
       </w:r>
     </w:p>
     <w:p>
@@ -11829,7 +11829,7 @@
           <w:i/>
           <w:iCs/>
         </w:rPr>
-        <w:t xml:space="preserve"> Valoarea  150000 RON____________ este conform ofertei prezentate de subcontractant.</w:t>
+        <w:t xml:space="preserve"> Valoarea   150000 RON___________ este conform ofertei prezentate de subcontractant.</w:t>
       </w:r>
     </w:p>
     <w:p>
@@ -11902,7 +11902,7 @@
           <w:i/>
           <w:iCs/>
         </w:rPr>
-        <w:t>- lunar, în termen de 30_____ (zile) de la primirea de către contractantul general a facturii întocmite de subcontractant, contravaloarea ___________________ prestate în perioada respectivă.</w:t>
+        <w:t>- lunar, în termen de  30____ (zile) de la primirea de către contractantul general a facturii întocmite de subcontractant, contravaloarea ___________________ prestate în perioada respectivă.</w:t>
       </w:r>
     </w:p>
     <w:p>
@@ -11974,7 +11974,7 @@
           <w:i/>
           <w:iCs/>
         </w:rPr>
-        <w:t>____________________________ de către beneficiarul Autoritatea Contractanta X .</w:t>
+        <w:t>____________________________ de către beneficiarul  Autoritatea Contractanta X .</w:t>
       </w:r>
     </w:p>
     <w:p>
@@ -12128,7 +12128,7 @@
           <w:i/>
           <w:iCs/>
         </w:rPr>
-        <w:t xml:space="preserve"> Durata garantiei de buna executie este de 12__ luni si incepe de la data semnarii procesului verbal incheiat la terminarea _________________________________.</w:t>
+        <w:t xml:space="preserve"> Durata garantiei de buna executie este de  12_ luni si incepe de la data semnarii procesului verbal incheiat la terminarea _________________________________.</w:t>
       </w:r>
     </w:p>
     <w:p>
@@ -12231,7 +12231,7 @@
           <w:i/>
           <w:iCs/>
         </w:rPr>
-        <w:t xml:space="preserve"> Pentru nerespectarea termenului de finalizare a Servicii de consultanta IT________________</w:t>
+        <w:t xml:space="preserve"> Pentru nerespectarea termenului de finalizare a  Servicii de consultanta IT_______________</w:t>
       </w:r>
     </w:p>
     <w:p>
@@ -12267,7 +12267,7 @@
           <w:i/>
           <w:iCs/>
         </w:rPr>
-        <w:t>şi neîncadrarea din vina subcontractantului,  în durata de execuţie angajată de contractantul general în faţa beneficiarului, subcontractantul va plăti penalitati de 0.1% pe zi intarziere% pe zi întarziere din valoarea _____________________________ nerealizată la termen.</w:t>
+        <w:t>şi neîncadrarea din vina subcontractantului,  în durata de execuţie angajată de contractantul general în faţa beneficiarului, subcontractantul va plăti penalitati de  0.1% pe zi intarziere% pe zi întarziere din valoarea _____________________________ nerealizată la termen.</w:t>
       </w:r>
     </w:p>
     <w:p>
@@ -12314,7 +12314,7 @@
           <w:i/>
           <w:iCs/>
         </w:rPr>
-        <w:t>Pentru nerespectarea termenelor de plata prevazute la art.3., contractantul general va plătii penalitati de 0.05% pe zi intarziere % pe zi întarziere la suma datorată.</w:t>
+        <w:t>Pentru nerespectarea termenelor de plata prevazute la art.3., contractantul general va plătii penalitati de  0.05% pe zi intarziere % pe zi întarziere la suma datorată.</w:t>
       </w:r>
     </w:p>
     <w:p>
@@ -12351,7 +12351,7 @@
           <w:i/>
           <w:iCs/>
         </w:rPr>
-        <w:t xml:space="preserve"> Subcontractantul se angajează faţă de contractant cu aceleaşi obligaţii şi responsabilităţi pe care contractantul le are fata de autoritatea contractanta conform contractului Servicii de consultanta IT_____.</w:t>
+        <w:t xml:space="preserve"> Subcontractantul se angajează faţă de contractant cu aceleaşi obligaţii şi responsabilităţi pe care contractantul le are fata de autoritatea contractanta conform contractului  Servicii de consultanta IT____.</w:t>
       </w:r>
     </w:p>
     <w:p>
@@ -12909,7 +12909,7 @@
           <w:szCs w:val="22"/>
           <w:lang w:val="hu-HU"/>
         </w:rPr>
-        <w:t>Catre Autoritatea Contractanta X, Str. Exemplu 123, Bucuresti</w:t>
+        <w:t>Catre  Autoritatea Contractanta X, Str. Exemplu 123, Bucuresti</w:t>
       </w:r>
     </w:p>
     <w:p>
@@ -12963,20 +12963,20 @@
         <w:rPr>
           <w:lang w:val="hu-HU"/>
         </w:rPr>
-        <w:t>Cu privire la procedura pentru atribuirea contractului intitulat: „Servicii de consultanta IT”(</w:t>
+        <w:t>Cu privire la procedura pentru atribuirea contractului intitulat: „ Servicii de consultanta IT”(</w:t>
       </w:r>
       <w:r>
         <w:rPr>
           <w:i/>
           <w:lang w:val="hu-HU"/>
         </w:rPr>
-        <w:t>se va completa cu denumirea obiectivului), cod CPV 72222300-0........ organizată de Autoritatea Contractanta X în calitate de autoritate contractantă</w:t>
+        <w:t>se va completa cu denumirea obiectivului), cod CPV  72222300-0....... organizată de  Autoritatea Contractanta X în calitate de autoritate contractantă</w:t>
       </w:r>
       <w:r>
         <w:rPr>
           <w:lang w:val="hu-HU"/>
         </w:rPr>
-        <w:t xml:space="preserve"> noi, SC BestBuild SRL, Str. Lalelelor 10, Bucuresti_______, având sediul înregistrat la </w:t>
+        <w:t xml:space="preserve"> noi,  SC BestBuild SRL, Str. Lalelelor 10, Bucuresti______, având sediul înregistrat la </w:t>
       </w:r>
     </w:p>
     <w:p>
@@ -13113,7 +13113,7 @@
           <w:bCs/>
           <w:lang w:val="hu-HU" w:eastAsia="ar-SA"/>
         </w:rPr>
-        <w:t xml:space="preserve">Autoritatea Contractanta X, Str. Exemplu 123, Bucuresti </w:t>
+        <w:t xml:space="preserve"> Autoritatea Contractanta X, Str. Exemplu 123, Bucuresti </w:t>
       </w:r>
       <w:r>
         <w:rPr>
@@ -13133,7 +13133,7 @@
         <w:rPr>
           <w:lang w:val="hu-HU" w:eastAsia="ar-SA"/>
         </w:rPr>
-        <w:t>o suta mii lei (100.000)__, la prima sa cerere pe baza declarației cu privire la culpa persoanei garantate;</w:t>
+        <w:t xml:space="preserve"> o suta mii lei (100.000)_, la prima sa cerere pe baza declarației cu privire la culpa persoanei garantate;</w:t>
       </w:r>
     </w:p>
     <w:p>
@@ -13175,7 +13175,7 @@
         <w:rPr>
           <w:lang w:val="hu-HU" w:eastAsia="ar-SA"/>
         </w:rPr>
-        <w:t xml:space="preserve">a) ofertantul SC BestBuild SRL__________ și-a retras oferta în perioada de valabilitate a acesteia; </w:t>
+        <w:t xml:space="preserve">a) ofertantul  SC BestBuild SRL_________ și-a retras oferta în perioada de valabilitate a acesteia; </w:t>
       </w:r>
     </w:p>
     <w:p>
@@ -13211,7 +13211,7 @@
         <w:rPr>
           <w:lang w:val="hu-HU" w:eastAsia="ar-SA"/>
         </w:rPr>
-        <w:t xml:space="preserve">b) oferta sa fiind stabilita câștigãtoare, ofertantul SC BestBuild SRL____________nu a constituit </w:t>
+        <w:t xml:space="preserve">b) oferta sa fiind stabilita câștigãtoare, ofertantul  SC BestBuild SRL___________nu a constituit </w:t>
       </w:r>
     </w:p>
     <w:p>
@@ -13263,7 +13263,7 @@
         <w:rPr>
           <w:lang w:val="hu-HU" w:eastAsia="ar-SA"/>
         </w:rPr>
-        <w:t xml:space="preserve">c) oferta sa fiind stabilita câștigãtoare, ofertantul SC BestBuild SRL_____________ a refuzat </w:t>
+        <w:t xml:space="preserve">c) oferta sa fiind stabilita câștigãtoare, ofertantul  SC BestBuild SRL____________ a refuzat </w:t>
       </w:r>
     </w:p>
     <w:p>
@@ -13315,7 +13315,7 @@
         <w:rPr>
           <w:lang w:val="hu-HU" w:eastAsia="ar-SA"/>
         </w:rPr>
-        <w:t xml:space="preserve">Prezenta garanție este valabila pana la data de31/03/2026___ zile de la data emiterii </w:t>
+        <w:t xml:space="preserve">Prezenta garanție este valabila pana la data de 31/03/2026__ zile de la data emiterii </w:t>
       </w:r>
     </w:p>
     <w:p>
@@ -13408,7 +13408,7 @@
           <w:szCs w:val="22"/>
           <w:lang w:val="pt-BR"/>
         </w:rPr>
-        <w:t>Parafata de Banca Banca Exemplu SA in ziua 01____ luna 10______ anul 2025</w:t>
+        <w:t>Parafata de Banca  Banca Exemplu SA in ziua  01___ luna  10_____ anul  2025</w:t>
       </w:r>
     </w:p>
     <w:p>
@@ -13540,23 +13540,23 @@
           <w:i/>
           <w:iCs/>
         </w:rPr>
-        <w:t xml:space="preserve">Subscrisa SC BestBuild SRL....................................................................... (nume/denumire), cu sediul în SC BestBuild SRL, Str. Lalelelor 10, Bucuresti, 0212345678, 0212345679(adresa operatorului economic),  înmatriculata la Registrul Comerţului sub nr.…, CIF RO12345678, atribut fiscal RO.........., reprezentată prin Ionescu Mihai, în calitate de Manager licitatii........................, împuternicim prin prezenta pe Dl/Dna Popa Andreea..............., domiciliat în Str. Teiului 9, Brasov, identificat cu B.I./C.I. seria ……, nr. CI seria AB nr 123456, CNP 1800101223344, eliberat de SPCEP Brasov la 2018-01-02, CNP CI seria AB nr 123456, CNP 1800101223344, eliberat de SPCEP Brasov la 2018-01-02, eliberat de ……CI seria AB nr 123456, CNP 1800101223344, eliberat de SPCEP Brasov la 2018-01-02, la data de CI seria AB nr 123456, CNP 1800101223344, eliberat de SPCEP Brasov la 2018-01-02, având funcţia de Manager licitatii, să ne reprezinte la procedura de atribuire  </w:t>
-      </w:r>
-      <w:r>
-        <w:rPr>
-          <w:b/>
-          <w:bCs/>
-          <w:i/>
-          <w:iCs/>
-        </w:rPr>
-        <w:t>…Servicii de consultanta IT</w:t>
-      </w:r>
-      <w:r>
-        <w:rPr>
-          <w:i/>
-          <w:iCs/>
-        </w:rPr>
-        <w:t>(se va completa cu denumirea obiectivului), organizată deAutoritatea Contractanta Xîn scopul atribuirii contractului.</w:t>
+        <w:t xml:space="preserve">Subscrisa  SC BestBuild SRL...................................................................... (nume/denumire), cu sediul în  SC BestBuild SRL, Str. Lalelelor 10, Bucuresti, 0212345678, 0212345679(adresa operatorului economic),  înmatriculata la Registrul Comerţului sub nr.…, CIF  RO12345678, atribut fiscal  RO........., reprezentată prin  Ionescu Mihai, în calitate de  Manager licitatii......................., împuternicim prin prezenta pe Dl/Dna  Popa Andreea.............., domiciliat în  Str. Teiului 9, Brasov, identificat cu B.I./C.I. seria ……, nr.  CI seria AB nr 123456, CNP 1800101223344, eliberat de SPCEP Brasov la 2018-01-02, CNP  CI seria AB nr 123456, CNP 1800101223344, eliberat de SPCEP Brasov la 2018-01-02, eliberat de …… CI seria AB nr 123456, CNP 1800101223344, eliberat de SPCEP Brasov la 2018-01-02, la data de  CI seria AB nr 123456, CNP 1800101223344, eliberat de SPCEP Brasov la 2018-01-02, având funcţia de  Manager licitatii, să ne reprezinte la procedura de atribuire  </w:t>
+      </w:r>
+      <w:r>
+        <w:rPr>
+          <w:b/>
+          <w:bCs/>
+          <w:i/>
+          <w:iCs/>
+        </w:rPr>
+        <w:t>… Servicii de consultanta IT</w:t>
+      </w:r>
+      <w:r>
+        <w:rPr>
+          <w:i/>
+          <w:iCs/>
+        </w:rPr>
+        <w:t>(se va completa cu denumirea obiectivului), organizată de Autoritatea Contractanta Xîn scopul atribuirii contractului.</w:t>
       </w:r>
     </w:p>
     <w:p>
@@ -13718,7 +13718,7 @@
           <w:i/>
           <w:iCs/>
         </w:rPr>
-        <w:t>Data completării 08/10/2025..........</w:t>
+        <w:t>Data completării  08/10/2025.........</w:t>
       </w:r>
     </w:p>
     <w:p>
@@ -13979,7 +13979,7 @@
           <w:i/>
           <w:iCs/>
         </w:rPr>
-        <w:t>reprezentată legal prin  Ionescu Mihai....................</w:t>
+        <w:t>reprezentată legal prin   Ionescu Mihai...................</w:t>
       </w:r>
     </w:p>
     <w:p>
@@ -14467,7 +14467,7 @@
               <w:rPr>
                 <w:lang w:val="it-IT"/>
               </w:rPr>
-              <w:t>ii contractante     nr.789______data08/10/2025_ora10:30</w:t>
+              <w:t>ii contractante     nr. 789_____data 08/10/2025ora 10:30</w:t>
             </w:r>
           </w:p>
         </w:tc>
@@ -14552,7 +14552,7 @@
         <w:rPr>
           <w:lang w:val="it-IT"/>
         </w:rPr>
-        <w:t>Către Autoritatea Contractanta X, Str. Exemplu 123, Bucuresti</w:t>
+        <w:t>Către  Autoritatea Contractanta X, Str. Exemplu 123, Bucuresti</w:t>
       </w:r>
     </w:p>
     <w:p>
@@ -14621,7 +14621,7 @@
         <w:rPr>
           <w:lang w:val="it-IT"/>
         </w:rPr>
-        <w:t>iei de participare nr. ANUNT 123 din 2025-09-15 din ANUNT 123 din 2025-09-15, privind aplicarea procedurii de Licitatia deschisa__</w:t>
+        <w:t>iei de participare nr.  ANUNT 123 din 2025-09-15 din  ANUNT 123 din 2025-09-15, privind aplicarea procedurii de  Licitatia deschisa_</w:t>
       </w:r>
       <w:r>
         <w:rPr>
@@ -14634,7 +14634,7 @@
         <w:rPr>
           <w:lang w:val="it-IT"/>
         </w:rPr>
-        <w:t>pentru atribuirea contractului Servicii de consultanta IT_______________</w:t>
+        <w:t>pentru atribuirea contractului  Servicii de consultanta IT______________</w:t>
       </w:r>
       <w:r>
         <w:rPr>
@@ -14669,7 +14669,7 @@
         <w:rPr>
           <w:lang w:val="it-IT"/>
         </w:rPr>
-        <w:t>noi SC BestBuild SRL________________________ (denumirea/numele operatorului economic) vă transmitem alăturat următoarele:</w:t>
+        <w:t>noi  SC BestBuild SRL_______________________ (denumirea/numele operatorului economic) vă transmitem alăturat următoarele:</w:t>
       </w:r>
     </w:p>
     <w:p>
@@ -14697,7 +14697,7 @@
         <w:rPr>
           <w:lang w:val="it-IT"/>
         </w:rPr>
-        <w:t>1. Documentul Scrisoare de garantie bancara nr 456/2025(tipul, seria/numărul, emitentul) privind garanţia pentru participare, în cuantumul şi în forma stabilită de dumneavoastră prin documentaţia de atribuire;</w:t>
+        <w:t>1. Documentul  Scrisoare de garantie bancara nr 456/2025(tipul, seria/numărul, emitentul) privind garanţia pentru participare, în cuantumul şi în forma stabilită de dumneavoastră prin documentaţia de atribuire;</w:t>
       </w:r>
     </w:p>
     <w:p>
@@ -14723,7 +14723,7 @@
         <w:rPr>
           <w:lang w:val="it-IT"/>
         </w:rPr>
-        <w:t>i marcat în mod vizibil, conţinând, în original şi într-un număr de 2_______ copii:</w:t>
+        <w:t>i marcat în mod vizibil, conţinând, în original şi într-un număr de  2______ copii:</w:t>
       </w:r>
     </w:p>
     <w:p>
@@ -14819,7 +14819,7 @@
         <w:rPr>
           <w:lang w:val="it-IT"/>
         </w:rPr>
-        <w:t>Data completării 08/10/2025_</w:t>
+        <w:t>Data completării  08/10/2025</w:t>
       </w:r>
       <w:r>
         <w:rPr>

--- a/filled.docx
+++ b/filled.docx
@@ -1744,7 +1744,7 @@
           <w:lang w:eastAsia="ro-RO"/>
         </w:rPr>
         <w:tab/>
-        <w:t xml:space="preserve">                                              Vasile Ionescu.................</w:t>
+        <w:t xml:space="preserve">                                              Vasile Ionescu.................</w:t>
       </w:r>
     </w:p>
     <w:p>
@@ -2580,7 +2580,7 @@
           <w:lang w:eastAsia="ro-RO"/>
         </w:rPr>
         <w:tab/>
-        <w:t xml:space="preserve"> Vasile Ionescu.....................................</w:t>
+        <w:t xml:space="preserve"> Vasile Ionescu.....................................</w:t>
       </w:r>
     </w:p>
     <w:p>
@@ -2904,7 +2904,7 @@
           <w:bCs/>
         </w:rPr>
         <w:tab/>
-        <w:t xml:space="preserve">   SC BestBuild SRL___</w:t>
+        <w:t xml:space="preserve">   SC BestBuild SRL___</w:t>
       </w:r>
     </w:p>
     <w:p>
@@ -3757,7 +3757,7 @@
       </w:r>
       <w:r>
         <w:tab/>
-        <w:t xml:space="preserve">                         Vasile Ionescu.</w:t>
+        <w:t xml:space="preserve">                         Vasile Ionescu.</w:t>
       </w:r>
     </w:p>
     <w:p>
@@ -4133,7 +4133,7 @@
           <w:szCs w:val="22"/>
         </w:rPr>
         <w:tab/>
-        <w:t>Subsemnatul,  Maria Dobre____________. declar ca informaţiile furnizate sunt complete şi corecte în fiecare detaliu şi înţeleg că autoritatea contractantă are dreptul de a solicita, în scopul verificării şi confirmării declaraţiilor, situaţiilor şi documentelor care însoţesc oferta, orice informaţii suplimentare în scopul verificării datelor din prezenta declaraţie.</w:t>
+        <w:t>Subsemnatul,  Maria Dobre____________. declar ca informaţiile furnizate sunt complete şi corecte în fiecare detaliu şi înţeleg că autoritatea contractantă are dreptul de a solicita, în scopul verificării şi confirmării declaraţiilor, situaţiilor şi documentelor care însoţesc oferta, orice informaţii suplimentare în scopul verificării datelor din prezenta declaraţie.</w:t>
       </w:r>
     </w:p>
     <w:p>
@@ -4184,7 +4184,7 @@
           <w:szCs w:val="22"/>
         </w:rPr>
         <w:tab/>
-        <w:t>Prezenta declaraţie este valabilă până la data de  31/03/2026_______[</w:t>
+        <w:t>Prezenta declaraţie este valabilă până la data de  31/03/2026_______[</w:t>
       </w:r>
       <w:r>
         <w:rPr>

--- a/filled.docx
+++ b/filled.docx
@@ -944,7 +944,7 @@
         <w:jc w:val="both"/>
       </w:pPr>
       <w:r>
-        <w:t>3. Ne angajăm să menţinem această ofertă valabilă pentru o durată de  90 (nouazeci)</w:t>
+        <w:t>3. Ne angajăm să menţinem această ofertă valabilă pentru o durată de _____________</w:t>
       </w:r>
     </w:p>
     <w:p>
@@ -11489,7 +11489,7 @@
           <w:i/>
           <w:iCs/>
         </w:rPr>
-        <w:t>45/2025 intre Autoritatea Contractanta X si SC BestBuild SRL   (părţile contractante) privind furnizarea produselor  Servicii de consultanta IT                                                                                                                      (denumire contract)</w:t>
+        <w:t>__________________________   (părţile contractante) privind furnizarea produselor  Servicii de consultanta IT                                                                                                                      (denumire contract)</w:t>
       </w:r>
     </w:p>
     <w:p>
@@ -11572,7 +11572,7 @@
           <w:i/>
           <w:iCs/>
         </w:rPr>
-        <w:t>SC BestBuild SRL, Str. Lalelelor 10, Bucuresti, 0212345678, 0212345679 (adresa,tel.,fax), reprezentată prin  Ionescu Mihai, Administrator Director General şi</w:t>
+        <w:t>____________________ (adresa,tel.,fax), reprezentată prin  Ionescu Mihai, Administrator Director General şi</w:t>
       </w:r>
     </w:p>
     <w:p>

--- a/filled.docx
+++ b/filled.docx
@@ -955,7 +955,7 @@
         <w:jc w:val="both"/>
       </w:pPr>
       <w:r>
-        <w:t>90 (nouazeci)______ zile, respectiv până la data de  31/03/2026__________________, şi</w:t>
+        <w:t>90 (nouazeci)______ zile, respectiv până la data de  31/01/2026__________________, şi</w:t>
       </w:r>
     </w:p>
     <w:p>
@@ -1148,7 +1148,7 @@
         <w:jc w:val="center"/>
       </w:pPr>
       <w:r>
-        <w:t>01/10/2025____, în calitate de  Director General_____, legal autorizat să semnez</w:t>
+        <w:t>Maria Dobre___, în calitate de  ofertant_____________, legal autorizat să semnez</w:t>
       </w:r>
     </w:p>
     <w:p>
@@ -2020,7 +2020,7 @@
         <w:rPr>
           <w:lang w:eastAsia="ro-RO"/>
         </w:rPr>
-        <w:t>* sau în ţara în care este stabilit  RO.......</w:t>
+        <w:t>* sau în ţara în care este stabilit ..............</w:t>
       </w:r>
     </w:p>
     <w:p>
@@ -2991,7 +2991,7 @@
           <w:bCs/>
           <w:i/>
         </w:rPr>
-        <w:t xml:space="preserve"> ofertant_________________________________ (candidat/ofertant/ofertant asociat/terţ susţinător al candidatului/ofertantului ofertant_________) </w:t>
+        <w:t xml:space="preserve"> ofertant_________________________________ (candidat/ofertant/ofertant asociat/terţ susţinător al candidatului/ofertantului__________________) </w:t>
       </w:r>
       <w:r>
         <w:rPr>
@@ -3478,7 +3478,7 @@
         <w:rPr>
           <w:b/>
         </w:rPr>
-        <w:t>SC Tert Support SRL........</w:t>
+        <w:t>Servicii de consultanta IT..</w:t>
       </w:r>
     </w:p>
     <w:p>
@@ -4085,7 +4085,7 @@
           <w:sz w:val="22"/>
           <w:szCs w:val="22"/>
         </w:rPr>
-        <w:t>Subsemnatul  Maria Dobre________ [</w:t>
+        <w:t>Subsemnatul  Andrei Georgescu___ [</w:t>
       </w:r>
       <w:r>
         <w:rPr>
@@ -4133,7 +4133,7 @@
           <w:szCs w:val="22"/>
         </w:rPr>
         <w:tab/>
-        <w:t>Subsemnatul,  Maria Dobre____________. declar ca informaţiile furnizate sunt complete şi corecte în fiecare detaliu şi înţeleg că autoritatea contractantă are dreptul de a solicita, în scopul verificării şi confirmării declaraţiilor, situaţiilor şi documentelor care însoţesc oferta, orice informaţii suplimentare în scopul verificării datelor din prezenta declaraţie.</w:t>
+        <w:t>Subsemnatul,  Andrei Georgescu_______. declar ca informaţiile furnizate sunt complete şi corecte în fiecare detaliu şi înţeleg că autoritatea contractantă are dreptul de a solicita, în scopul verificării şi confirmării declaraţiilor, situaţiilor şi documentelor care însoţesc oferta, orice informaţii suplimentare în scopul verificării datelor din prezenta declaraţie.</w:t>
       </w:r>
     </w:p>
     <w:p>
@@ -5848,7 +5848,7 @@
           <w:sz w:val="22"/>
           <w:szCs w:val="22"/>
         </w:rPr>
-        <w:t xml:space="preserve">                                                                                                                                                                         Ionescu Mihai....................</w:t>
+        <w:t xml:space="preserve">                                                                                                                                                                         Maria Dobre.......................</w:t>
       </w:r>
     </w:p>
     <w:p>
@@ -7770,7 +7770,7 @@
         <w:rPr>
           <w:bCs/>
         </w:rPr>
-        <w:t xml:space="preserve">încheiat între  SC BestBuild SRL_ , în calitate de contractant, şi  Autoritatea Contractanta X, în calitate de achizitor, ne obligăm prin prezenta să plătim în favoarea achizitorului, până la concurenţa sumei de  o suta mii lei (100.000) reprezentând  12___% din valoarea contractului respectiv, orice sumă cerută de acesta însoţită de o declaraţie cu privire la neîndeplinirea obligaţiilor ce revin contractantului, astfel cum sunt acestea prevazute în contractul de achiziţie publică mai sus menţionat. </w:t>
+        <w:t xml:space="preserve">încheiat între  SC BestBuild SRL_ , în calitate de contractant, şi  Autoritatea Contractanta X, Str. Exemplu 123, Bucuresti, în calitate de achizitor, ne obligăm prin prezenta să plătim în favoarea achizitorului, până la concurenţa sumei de  100000 RON, 10% reprezentând  100000 RON, 10%% din valoarea contractului respectiv, orice sumă cerută de acesta însoţită de o declaraţie cu privire la neîndeplinirea obligaţiilor ce revin contractantului, astfel cum sunt acestea prevazute în contractul de achiziţie publică mai sus menţionat. </w:t>
       </w:r>
     </w:p>
     <w:p>
@@ -7832,7 +7832,7 @@
         <w:rPr>
           <w:bCs/>
         </w:rPr>
-        <w:t>Parafată de Banca / societate de asigurare  01_______ în ziua  10___ luna  10_____ anul  2025</w:t>
+        <w:t>Parafată de Banca / societate de asigurare  Banca Exemplu SA în ziua  01___ luna  10_____ anul  2025</w:t>
       </w:r>
     </w:p>
     <w:p>
@@ -8562,7 +8562,7 @@
           <w:iCs/>
           <w:lang w:val="fr-FR"/>
         </w:rPr>
-        <w:t xml:space="preserve">SC BestBuild SRL, Str. Lalelelor 10, Bucuresti, 0212345678, 0212345679, </w:t>
+        <w:t xml:space="preserve">SC Partener 1 SRL, Str. Parteneriat 1, Bucuresti, 0210000000, </w:t>
       </w:r>
       <w:r>
         <w:rPr>
@@ -8577,7 +8577,7 @@
           <w:i/>
           <w:iCs/>
         </w:rPr>
-        <w:t xml:space="preserve"> Ionescu Mihai, Administrator</w:t>
+        <w:t xml:space="preserve"> Iulian Matei, Administrator</w:t>
       </w:r>
       <w:r>
         <w:rPr>
@@ -8607,7 +8607,7 @@
           <w:i/>
           <w:iCs/>
         </w:rPr>
-        <w:t xml:space="preserve"> Ionescu Mihai, Administrator</w:t>
+        <w:t xml:space="preserve"> Iulian Matei, Administrator</w:t>
       </w:r>
     </w:p>
     <w:p>
@@ -8678,7 +8678,7 @@
           <w:iCs/>
           <w:lang w:val="es-ES"/>
         </w:rPr>
-        <w:t>SC BestBuild SRL, Str. Lalelelor 10, Bucuresti, 0212345678, 0212345679</w:t>
+        <w:t>SC Partener 2 SRL, Str. Alianta 2, Cluj, 0264000000</w:t>
       </w:r>
       <w:r>
         <w:rPr>
@@ -8693,7 +8693,7 @@
           <w:i/>
           <w:iCs/>
         </w:rPr>
-        <w:t xml:space="preserve"> Ionescu Mihai, Administrator</w:t>
+        <w:t xml:space="preserve"> Radu Munteanu, Administrator</w:t>
       </w:r>
       <w:r>
         <w:rPr>
@@ -8716,7 +8716,7 @@
           <w:i/>
           <w:iCs/>
         </w:rPr>
-        <w:t xml:space="preserve"> Ionescu Mihai, Administrator</w:t>
+        <w:t xml:space="preserve"> Radu Munteanu, Administrator</w:t>
       </w:r>
     </w:p>
     <w:p>
@@ -9211,7 +9211,7 @@
           <w:iCs/>
           <w:lang w:val="fr-FR"/>
         </w:rPr>
-        <w:t xml:space="preserve"> Servicii de consultanta IT.............................................</w:t>
+        <w:t xml:space="preserve"> Servicii de dezvoltare software.....................................</w:t>
       </w:r>
       <w:r>
         <w:rPr>
@@ -9783,7 +9783,7 @@
           <w:iCs/>
           <w:lang w:val="es-ES"/>
         </w:rPr>
-        <w:t>1.  60% SC Partener 1 SRL % S.C.  SC Partener 2 SRL, Str. Alianta 2, Cluj, 0264000000</w:t>
+        <w:t>1.  60% SC Partener 1 SRL % S.C.  SC Partener 1 SRL, Str. Parteneriat 1, Bucuresti, 0210000000</w:t>
       </w:r>
     </w:p>
     <w:p>
@@ -10122,7 +10122,7 @@
           <w:iCs/>
           <w:lang w:val="it-IT"/>
         </w:rPr>
-        <w:t>1.  60% SC Partener 1 SRL % S.C.  SC Partener 2 SRL, Str. Alianta 2, Cluj, 0264000000</w:t>
+        <w:t>1.  60% SC Partener 1 SRL % S.C.  SC Partener 1 SRL, Str. Parteneriat 1, Bucuresti, 0210000000</w:t>
       </w:r>
     </w:p>
     <w:p>
@@ -10142,7 +10142,7 @@
           <w:iCs/>
           <w:lang w:val="it-IT"/>
         </w:rPr>
-        <w:t>2.  40____ % S.C.  SC Partener 2 SRL_________</w:t>
+        <w:t>2.  40% SC Partener 2 SRL % S.C.  SC Partener 2 SRL, Str. Alianta 2, Cluj, 0264000000</w:t>
       </w:r>
     </w:p>
     <w:p>
@@ -10562,7 +10562,7 @@
           <w:iCs/>
           <w:lang w:val="pt-BR"/>
         </w:rPr>
-        <w:t xml:space="preserve"> Orice comunicare între părţi este valabil îndeplinită dacă se va face în scris şi va fi transmisă la adresa/adresele  SC Partener 1 SRL, Str. Parteneriat 1, Bucuresti, 0210000000, prevăzute la art.  Autoritatea Contractanta X, Str. Exemplu 123, Bucuresti</w:t>
+        <w:t xml:space="preserve"> Orice comunicare între părţi este valabil îndeplinită dacă se va face în scris şi va fi transmisă la adresa/adresele  Autoritatea Contractanta X, Str. Exemplu 123, Bucuresti, prevăzute la art.  SC Partener 1 SRL, Str. Parteneriat 1, Bucuresti, 0210000000</w:t>
       </w:r>
     </w:p>
     <w:p>
@@ -10726,7 +10726,7 @@
           <w:iCs/>
           <w:lang w:val="it-IT"/>
         </w:rPr>
-        <w:t xml:space="preserve">          Prezentul acord a fost încheiat într-un număr de  2.. exemplare, câte unul pentru fiecare parte, astăzi  08/10/2025........ (data semnării lui).</w:t>
+        <w:t xml:space="preserve">          Prezentul acord a fost încheiat într-un număr de  08/10/2025 exemplare, câte unul pentru fiecare parte, astăzi  08/10/2025........ (data semnării lui).</w:t>
       </w:r>
     </w:p>
     <w:p>
@@ -11284,7 +11284,7 @@
           <w:iCs/>
           <w:lang w:val="it-IT"/>
         </w:rPr>
-        <w:t>nr 123/2025-09-01...</w:t>
+        <w:t>nr………./…………</w:t>
       </w:r>
     </w:p>
     <w:p>
@@ -11426,7 +11426,7 @@
           <w:iCs/>
           <w:lang w:val="es-ES"/>
         </w:rPr>
-        <w:t>SC BestBuild SRL, Str. Lalelelor 10, Bucuresti</w:t>
+        <w:t>Servicii de consultanta IT......................</w:t>
       </w:r>
     </w:p>
     <w:p>
@@ -11554,43 +11554,43 @@
           <w:i/>
           <w:iCs/>
         </w:rPr>
-        <w:t>Acest contract este încheiat între S.C.  SC BestBuild SRL cu sediul în  SC BestBuild SRL, Str. Lalelelor 10, Bucuresti, 0212345678, 0212345679</w:t>
-      </w:r>
-    </w:p>
-    <w:p>
-      <w:pPr>
-        <w:tabs>
-          <w:tab w:val="left" w:pos="1593"/>
-        </w:tabs>
-        <w:rPr>
-          <w:i/>
-          <w:iCs/>
-        </w:rPr>
-      </w:pPr>
-      <w:r>
-        <w:rPr>
-          <w:i/>
-          <w:iCs/>
-        </w:rPr>
-        <w:t>____________________ (adresa,tel.,fax), reprezentată prin  Ionescu Mihai, Administrator Director General şi</w:t>
-      </w:r>
-    </w:p>
-    <w:p>
-      <w:pPr>
-        <w:tabs>
-          <w:tab w:val="left" w:pos="1593"/>
-        </w:tabs>
-        <w:rPr>
-          <w:i/>
-          <w:iCs/>
-        </w:rPr>
-      </w:pPr>
-      <w:r>
-        <w:rPr>
-          <w:i/>
-          <w:iCs/>
-        </w:rPr>
-        <w:t>Ion Popescu Director Economic, denumită în cele ce urmează contractant general</w:t>
+        <w:t>Acest contract este încheiat între S.C.  SC BestBuild SRL, Str. Lalelelor 10, Bucuresti cu sediul în  SC BestBuild SRL, Str. Lalelelor 10, Bucuresti</w:t>
+      </w:r>
+    </w:p>
+    <w:p>
+      <w:pPr>
+        <w:tabs>
+          <w:tab w:val="left" w:pos="1593"/>
+        </w:tabs>
+        <w:rPr>
+          <w:i/>
+          <w:iCs/>
+        </w:rPr>
+      </w:pPr>
+      <w:r>
+        <w:rPr>
+          <w:i/>
+          <w:iCs/>
+        </w:rPr>
+        <w:t>SC BestBuild SRL, Str. Lalelelor 10, Bucuresti, 0212345678, 0212345679 (adresa,tel.,fax), reprezentată prin  Ionescu Mihai, Administrator Director General şi</w:t>
+      </w:r>
+    </w:p>
+    <w:p>
+      <w:pPr>
+        <w:tabs>
+          <w:tab w:val="left" w:pos="1593"/>
+        </w:tabs>
+        <w:rPr>
+          <w:i/>
+          <w:iCs/>
+        </w:rPr>
+      </w:pPr>
+      <w:r>
+        <w:rPr>
+          <w:i/>
+          <w:iCs/>
+        </w:rPr>
+        <w:t>Ionescu Mihai, Administrator Director Economic, denumită în cele ce urmează contractant general</w:t>
       </w:r>
     </w:p>
     <w:p>
@@ -11626,25 +11626,25 @@
           <w:i/>
           <w:iCs/>
         </w:rPr>
-        <w:t xml:space="preserve">S.C.  SC SubEx SRL, Cluj; DG: Vasilescu, DE: Matei cu sediul în  Str. Tehnica 5, Cluj-Napoca_____ (adresa,tel.,fax)                                                     </w:t>
-      </w:r>
-    </w:p>
-    <w:p>
-      <w:pPr>
-        <w:tabs>
-          <w:tab w:val="left" w:pos="1593"/>
-        </w:tabs>
-        <w:rPr>
-          <w:i/>
-          <w:iCs/>
-        </w:rPr>
-      </w:pPr>
-      <w:r>
-        <w:rPr>
-          <w:i/>
-          <w:iCs/>
-        </w:rPr>
-        <w:t>reprezentată prin  Ionescu Mihai, Administrator Director General şi  Ion Popescu________ Director Economic, denumită în cele ce urmează subcontractant.</w:t>
+        <w:t xml:space="preserve">S.C.  SC BestBuild SRL, Str. Lalelelor 10, Bucuresti cu sediul în  SC BestBuild SRL, Str. Lalelelor 10, Bucuresti, 0212345678, 0212345679 (adresa,tel.,fax)                                                     </w:t>
+      </w:r>
+    </w:p>
+    <w:p>
+      <w:pPr>
+        <w:tabs>
+          <w:tab w:val="left" w:pos="1593"/>
+        </w:tabs>
+        <w:rPr>
+          <w:i/>
+          <w:iCs/>
+        </w:rPr>
+      </w:pPr>
+      <w:r>
+        <w:rPr>
+          <w:i/>
+          <w:iCs/>
+        </w:rPr>
+        <w:t>reprezentată prin  Ionescu Mihai, Administrator Director General şi  Ionescu Mihai, Administrator Director Economic, denumită în cele ce urmează subcontractant.</w:t>
       </w:r>
     </w:p>
     <w:p>
@@ -11902,7 +11902,7 @@
           <w:i/>
           <w:iCs/>
         </w:rPr>
-        <w:t>- lunar, în termen de  30____ (zile) de la primirea de către contractantul general a facturii întocmite de subcontractant, contravaloarea ___________________ prestate în perioada respectivă.</w:t>
+        <w:t>- lunar, în termen de  lunar, in 30 zile de la factura (zile) de la primirea de către contractantul general a facturii întocmite de subcontractant, contravaloarea ___________________ prestate în perioada respectivă.</w:t>
       </w:r>
     </w:p>
     <w:p>
@@ -11938,7 +11938,7 @@
           <w:i/>
           <w:iCs/>
         </w:rPr>
-        <w:t>- plata ___________________________ se va face în limita asigurarii finanţării ______________________</w:t>
+        <w:t>- plata  lunar, in 30 zile de la factura se va face în limita asigurarii finanţării  150000 RON___________</w:t>
       </w:r>
     </w:p>
     <w:p>
@@ -11974,7 +11974,7 @@
           <w:i/>
           <w:iCs/>
         </w:rPr>
-        <w:t>____________________________ de către beneficiarul  Autoritatea Contractanta X .</w:t>
+        <w:t>Autoritatea Contractanta X__ de către beneficiarul  Autoritatea Contractanta X, Str. Exemplu 123, Bucuresti .</w:t>
       </w:r>
     </w:p>
     <w:p>
@@ -12030,7 +12030,7 @@
           <w:i/>
           <w:iCs/>
         </w:rPr>
-        <w:t xml:space="preserve"> Durata de execuţie a ___________________________________________ este în                                                  </w:t>
+        <w:t xml:space="preserve"> Durata de execuţie a  Servicii de mentenanta IT_________________ este în                                                  </w:t>
       </w:r>
       <w:r>
         <w:rPr>
@@ -12128,7 +12128,7 @@
           <w:i/>
           <w:iCs/>
         </w:rPr>
-        <w:t xml:space="preserve"> Durata garantiei de buna executie este de  12_ luni si incepe de la data semnarii procesului verbal incheiat la terminarea _________________________________.</w:t>
+        <w:t xml:space="preserve"> Durata garantiei de buna executie este de  12_ luni si incepe de la data semnarii procesului verbal incheiat la terminarea  12 luni_________________________.</w:t>
       </w:r>
     </w:p>
     <w:p>
@@ -12231,7 +12231,7 @@
           <w:i/>
           <w:iCs/>
         </w:rPr>
-        <w:t xml:space="preserve"> Pentru nerespectarea termenului de finalizare a  Servicii de consultanta IT_______________</w:t>
+        <w:t xml:space="preserve"> Pentru nerespectarea termenului de finalizare a  Servicii de mentenanta IT________________</w:t>
       </w:r>
     </w:p>
     <w:p>
@@ -12267,7 +12267,7 @@
           <w:i/>
           <w:iCs/>
         </w:rPr>
-        <w:t>şi neîncadrarea din vina subcontractantului,  în durata de execuţie angajată de contractantul general în faţa beneficiarului, subcontractantul va plăti penalitati de  0.1% pe zi intarziere% pe zi întarziere din valoarea _____________________________ nerealizată la termen.</w:t>
+        <w:t>şi neîncadrarea din vina subcontractantului,  în durata de execuţie angajată de contractantul general în faţa beneficiarului, subcontractantul va plăti penalitati de  0.1% pe zi intarziere% pe zi întarziere din valoarea  150000 RON__________________ nerealizată la termen.</w:t>
       </w:r>
     </w:p>
     <w:p>
@@ -12493,7 +12493,7 @@
           <w:i/>
           <w:iCs/>
         </w:rPr>
-        <w:t>_________________                                                                   _________________</w:t>
+        <w:t>SC BestBuild SRL_                                                                    SC SubEx SRL, Cluj; DG: Vasilescu, DE: Matei</w:t>
       </w:r>
     </w:p>
     <w:p>
@@ -12970,13 +12970,13 @@
           <w:i/>
           <w:lang w:val="hu-HU"/>
         </w:rPr>
-        <w:t>se va completa cu denumirea obiectivului), cod CPV  72222300-0....... organizată de  Autoritatea Contractanta X în calitate de autoritate contractantă</w:t>
+        <w:t>se va completa cu denumirea obiectivului), cod CPV ........................... organizată de  Autoritatea Contractanta X, Str. Exemplu 123, Bucuresti în calitate de autoritate contractantă</w:t>
       </w:r>
       <w:r>
         <w:rPr>
           <w:lang w:val="hu-HU"/>
         </w:rPr>
-        <w:t xml:space="preserve"> noi,  SC BestBuild SRL, Str. Lalelelor 10, Bucuresti______, având sediul înregistrat la </w:t>
+        <w:t xml:space="preserve"> noi,  Banca Exemplu SA____________________________________, având sediul înregistrat la </w:t>
       </w:r>
     </w:p>
     <w:p>
@@ -13028,7 +13028,7 @@
         <w:rPr>
           <w:lang w:val="hu-HU" w:eastAsia="ar-SA"/>
         </w:rPr>
-        <w:t xml:space="preserve">Banca Exemplu SA____________, </w:t>
+        <w:t xml:space="preserve">Bd. Bancii 1, Bucuresti_____, </w:t>
       </w:r>
     </w:p>
     <w:p>
@@ -13113,7 +13113,7 @@
           <w:bCs/>
           <w:lang w:val="hu-HU" w:eastAsia="ar-SA"/>
         </w:rPr>
-        <w:t xml:space="preserve"> Autoritatea Contractanta X, Str. Exemplu 123, Bucuresti </w:t>
+        <w:t xml:space="preserve"> Maria Dobre </w:t>
       </w:r>
       <w:r>
         <w:rPr>
@@ -13133,7 +13133,7 @@
         <w:rPr>
           <w:lang w:val="hu-HU" w:eastAsia="ar-SA"/>
         </w:rPr>
-        <w:t xml:space="preserve"> o suta mii lei (100.000)_, la prima sa cerere pe baza declarației cu privire la culpa persoanei garantate;</w:t>
+        <w:t xml:space="preserve"> zece mii lei (10.000)____, la prima sa cerere pe baza declarației cu privire la culpa persoanei garantate;</w:t>
       </w:r>
     </w:p>
     <w:p>
@@ -13315,7 +13315,7 @@
         <w:rPr>
           <w:lang w:val="hu-HU" w:eastAsia="ar-SA"/>
         </w:rPr>
-        <w:t xml:space="preserve">Prezenta garanție este valabila pana la data de 31/03/2026__ zile de la data emiterii </w:t>
+        <w:t xml:space="preserve">Prezenta garanție este valabila pana la data de 31/01/2026__ zile de la data emiterii </w:t>
       </w:r>
     </w:p>
     <w:p>
@@ -13408,7 +13408,7 @@
           <w:szCs w:val="22"/>
           <w:lang w:val="pt-BR"/>
         </w:rPr>
-        <w:t>Parafata de Banca  Banca Exemplu SA in ziua  01___ luna  10_____ anul  2025</w:t>
+        <w:t>Parafata de Banca  Banca Exemplu SA in ziua  day__ luna  month__ anul  year</w:t>
       </w:r>
     </w:p>
     <w:p>
@@ -13448,7 +13448,7 @@
           <w:i/>
           <w:iCs/>
         </w:rPr>
-        <w:t>SC BestBuild SRL, Str. Lalelelor 10, Bucuresti</w:t>
+        <w:t>Licitatia deschisa</w:t>
       </w:r>
     </w:p>
     <w:p>
@@ -13540,7 +13540,7 @@
           <w:i/>
           <w:iCs/>
         </w:rPr>
-        <w:t xml:space="preserve">Subscrisa  SC BestBuild SRL...................................................................... (nume/denumire), cu sediul în  SC BestBuild SRL, Str. Lalelelor 10, Bucuresti, 0212345678, 0212345679(adresa operatorului economic),  înmatriculata la Registrul Comerţului sub nr.…, CIF  RO12345678, atribut fiscal  RO........., reprezentată prin  Ionescu Mihai, în calitate de  Manager licitatii......................., împuternicim prin prezenta pe Dl/Dna  Popa Andreea.............., domiciliat în  Str. Teiului 9, Brasov, identificat cu B.I./C.I. seria ……, nr.  CI seria AB nr 123456, CNP 1800101223344, eliberat de SPCEP Brasov la 2018-01-02, CNP  CI seria AB nr 123456, CNP 1800101223344, eliberat de SPCEP Brasov la 2018-01-02, eliberat de …… CI seria AB nr 123456, CNP 1800101223344, eliberat de SPCEP Brasov la 2018-01-02, la data de  CI seria AB nr 123456, CNP 1800101223344, eliberat de SPCEP Brasov la 2018-01-02, având funcţia de  Manager licitatii, să ne reprezinte la procedura de atribuire  </w:t>
+        <w:t xml:space="preserve">Subscrisa  SC BestBuild SRL...................................................................... (nume/denumire), cu sediul în  Str. Lalelelor 10, Bucuresti...(adresa operatorului economic),  înmatriculata la Registrul Comerţului sub nr.…, CIF ……....…, atribut fiscal ................, reprezentată prin ………………………, în calitate de ………………………………., împuternicim prin prezenta pe Dl/Dna ………………….……, domiciliat în ……………………………………………, identificat cu B.I./C.I. seria ……, nr. ………, CNP …………………………., eliberat de ……............................., la data de …………, având funcţia de ………………………………………………, să ne reprezinte la procedura de atribuire  </w:t>
       </w:r>
       <w:r>
         <w:rPr>
@@ -13556,7 +13556,7 @@
           <w:i/>
           <w:iCs/>
         </w:rPr>
-        <w:t>(se va completa cu denumirea obiectivului), organizată de Autoritatea Contractanta Xîn scopul atribuirii contractului.</w:t>
+        <w:t>(se va completa cu denumirea obiectivului), organizată de Autoritatea Contractanta X, Str. Exemplu 123, Bucurestiîn scopul atribuirii contractului.</w:t>
       </w:r>
     </w:p>
     <w:p>
@@ -13852,7 +13852,7 @@
           <w:i/>
           <w:iCs/>
         </w:rPr>
-        <w:t>SC BestBuild SRL, Str. Lalelelor 10, Bucuresti</w:t>
+        <w:t>SC BestBuild SRL..........................</w:t>
       </w:r>
     </w:p>
     <w:p>
@@ -14152,7 +14152,7 @@
           <w:i/>
           <w:iCs/>
         </w:rPr>
-        <w:t xml:space="preserve">Popa Andreea........................                                                      </w:t>
+        <w:t xml:space="preserve">..............................................                                                      </w:t>
       </w:r>
     </w:p>
     <w:p>
@@ -14407,7 +14407,7 @@
               <w:rPr>
                 <w:lang w:val="it-IT"/>
               </w:rPr>
-              <w:t>SC BestBuild SRL, Str. Lalelelor 10, Bucuresti, 0212345678, 0212345679</w:t>
+              <w:t>SC BestBuild SRL___</w:t>
             </w:r>
           </w:p>
           <w:p>
@@ -14723,7 +14723,7 @@
         <w:rPr>
           <w:lang w:val="it-IT"/>
         </w:rPr>
-        <w:t>i marcat în mod vizibil, conţinând, în original şi într-un număr de  2______ copii:</w:t>
+        <w:t>i marcat în mod vizibil, conţinând, în original şi într-un număr de  90 (nouazeci) copii:</w:t>
       </w:r>
     </w:p>
     <w:p>

--- a/filled.docx
+++ b/filled.docx
@@ -11284,7 +11284,7 @@
           <w:iCs/>
           <w:lang w:val="it-IT"/>
         </w:rPr>
-        <w:t>nr………./…………</w:t>
+        <w:t>nr 123.......................</w:t>
       </w:r>
     </w:p>
     <w:p>
@@ -12970,7 +12970,7 @@
           <w:i/>
           <w:lang w:val="hu-HU"/>
         </w:rPr>
-        <w:t>se va completa cu denumirea obiectivului), cod CPV ........................... organizată de  Autoritatea Contractanta X, Str. Exemplu 123, Bucuresti în calitate de autoritate contractantă</w:t>
+        <w:t>se va completa cu denumirea obiectivului), cod CPV  Servicii de consultanta IT organizată de  Autoritatea Contractanta X, Str. Exemplu 123, Bucuresti în calitate de autoritate contractantă</w:t>
       </w:r>
       <w:r>
         <w:rPr>
@@ -14152,7 +14152,7 @@
           <w:i/>
           <w:iCs/>
         </w:rPr>
-        <w:t xml:space="preserve">..............................................                                                      </w:t>
+        <w:t xml:space="preserve">Popa Andreea........................                                                      </w:t>
       </w:r>
     </w:p>
     <w:p>

--- a/filled.docx
+++ b/filled.docx
@@ -830,7 +830,7 @@
         <w:jc w:val="both"/>
       </w:pPr>
       <w:r>
-        <w:t xml:space="preserve">pentru suma de  o suta mii lei (100.000) lei, </w:t>
+        <w:t xml:space="preserve">pentru suma de  zece mii lei (10.000) lei, </w:t>
       </w:r>
     </w:p>
     <w:p>
@@ -944,7 +944,7 @@
         <w:jc w:val="both"/>
       </w:pPr>
       <w:r>
-        <w:t>3. Ne angajăm să menţinem această ofertă valabilă pentru o durată de _____________</w:t>
+        <w:t>3. Ne angajăm să menţinem această ofertă valabilă pentru o durată de  90 (nouazeci)</w:t>
       </w:r>
     </w:p>
     <w:p>
@@ -955,7 +955,7 @@
         <w:jc w:val="both"/>
       </w:pPr>
       <w:r>
-        <w:t>90 (nouazeci)______ zile, respectiv până la data de  31/01/2026__________________, şi</w:t>
+        <w:t>90_________________ zile, respectiv până la data de  31/01/2026__________________, şi</w:t>
       </w:r>
     </w:p>
     <w:p>
@@ -1148,7 +1148,7 @@
         <w:jc w:val="center"/>
       </w:pPr>
       <w:r>
-        <w:t>Maria Dobre___, în calitate de  ofertant_____________, legal autorizat să semnez</w:t>
+        <w:t>Maria Dobre___, în calitate de  Maria Dobre__________, legal autorizat să semnez</w:t>
       </w:r>
     </w:p>
     <w:p>
@@ -1502,7 +1502,7 @@
         </w:rPr>
       </w:pPr>
       <w:r>
-        <w:t>Subsemnatul, reprezentant împuternicit al  SC BestBuild SRL, Str. Lalelelor 10, Bucuresti (denumirea/numele şi sediul/adresa operatorului economic), declar pe propria răspundere, sub sancţiunea excluderii din procedură că</w:t>
+        <w:t>Subsemnatul, reprezentant împuternicit al  SC BestBuild SRL......................................... (denumirea/numele şi sediul/adresa operatorului economic), declar pe propria răspundere, sub sancţiunea excluderii din procedură că</w:t>
       </w:r>
       <w:r>
         <w:rPr>
@@ -2289,7 +2289,7 @@
         </w:rPr>
       </w:pPr>
       <w:r>
-        <w:t>Subsemnatul, reprezentant împuternicit al  SC BestBuild SRL, Str. Lalelelor 10, Bucuresti (denumirea/numele şi sediul/adresa operatorului economic), declar pe propria răspundere, sub sancţiunea excluderii din procedură, că în ultimii 3 ani</w:t>
+        <w:t>Subsemnatul, reprezentant împuternicit al  SC BestBuild SRL......................................... (denumirea/numele şi sediul/adresa operatorului economic), declar pe propria răspundere, sub sancţiunea excluderii din procedură, că în ultimii 3 ani</w:t>
       </w:r>
       <w:r>
         <w:t>:</w:t>
@@ -2997,7 +2997,7 @@
         <w:rPr>
           <w:bCs/>
         </w:rPr>
-        <w:t xml:space="preserve"> la procedura de  Licitatia pentru servicii IT_______________, declar pe proprie răspundere, următoarele: cunoscând prevederile art. 59 și 60 din Legea nr. 98/2016 privind achiziţiile publice şi componenţa listei cu persoanele ce deţin funcţii de decizie în autoritatea contractantă cu privire la organizarea, derularea şi finalizarea procedurii de atribuire, declar că societatea noastră nu se află în situaţia de a fi exclusă din procedură.</w:t>
+        <w:t xml:space="preserve"> la procedura de ____________________________________________, declar pe proprie răspundere, următoarele: cunoscând prevederile art. 59 și 60 din Legea nr. 98/2016 privind achiziţiile publice şi componenţa listei cu persoanele ce deţin funcţii de decizie în autoritatea contractantă cu privire la organizarea, derularea şi finalizarea procedurii de atribuire, declar că societatea noastră nu se află în situaţia de a fi exclusă din procedură.</w:t>
       </w:r>
     </w:p>
     <w:p>
@@ -3478,7 +3478,7 @@
         <w:rPr>
           <w:b/>
         </w:rPr>
-        <w:t>Servicii de consultanta IT..</w:t>
+        <w:t>SC Tert Support SRL........</w:t>
       </w:r>
     </w:p>
     <w:p>
@@ -3611,7 +3611,7 @@
         <w:jc w:val="both"/>
       </w:pPr>
       <w:r>
-        <w:t>În acest sens, ne obligăm în mod ferm, necondiţionat şi irevocabil, să punem la dispoziţia  SC BestBuild SRL (denumirea ofertantului/ grupului de operatori economici) resursele tehnice şi/sau profesionale de  Echipa de 3 specialisti si echipamente test ..................................................................necesare pentru îndeplinirea integrală, reglementară şi la termen a contractului de achiziţie publică.</w:t>
+        <w:t>În acest sens, ne obligăm în mod ferm, necondiţionat şi irevocabil, să punem la dispoziţia  SC BestBuild SRL (denumirea ofertantului/ grupului de operatori economici) resursele tehnice şi/sau profesionale de ................................................ ..................................................................necesare pentru îndeplinirea integrală, reglementară şi la termen a contractului de achiziţie publică.</w:t>
       </w:r>
     </w:p>
     <w:p>
@@ -4085,7 +4085,7 @@
           <w:sz w:val="22"/>
           <w:szCs w:val="22"/>
         </w:rPr>
-        <w:t>Subsemnatul  Andrei Georgescu___ [</w:t>
+        <w:t>Subsemnatul  Maria Dobre________ [</w:t>
       </w:r>
       <w:r>
         <w:rPr>
@@ -4101,7 +4101,7 @@
           <w:sz w:val="22"/>
           <w:szCs w:val="22"/>
         </w:rPr>
-        <w:t>, reprezentant împuternicit al  SC BestBuild SRL, Str. Lalelelor 10, Bucuresti [</w:t>
+        <w:t>, reprezentant împuternicit al  SC BestBuild SRL_______________ [</w:t>
       </w:r>
       <w:r>
         <w:rPr>
@@ -4133,7 +4133,7 @@
           <w:szCs w:val="22"/>
         </w:rPr>
         <w:tab/>
-        <w:t>Subsemnatul,  Andrei Georgescu_______. declar ca informaţiile furnizate sunt complete şi corecte în fiecare detaliu şi înţeleg că autoritatea contractantă are dreptul de a solicita, în scopul verificării şi confirmării declaraţiilor, situaţiilor şi documentelor care însoţesc oferta, orice informaţii suplimentare în scopul verificării datelor din prezenta declaraţie.</w:t>
+        <w:t>Subsemnatul,  Maria Dobre____________. declar ca informaţiile furnizate sunt complete şi corecte în fiecare detaliu şi înţeleg că autoritatea contractantă are dreptul de a solicita, în scopul verificării şi confirmării declaraţiilor, situaţiilor şi documentelor care însoţesc oferta, orice informaţii suplimentare în scopul verificării datelor din prezenta declaraţie.</w:t>
       </w:r>
     </w:p>
     <w:p>
@@ -4149,7 +4149,7 @@
           <w:sz w:val="22"/>
           <w:szCs w:val="22"/>
         </w:rPr>
-        <w:t>Subsemnatul autorizez prin prezenta orice instituţie, societate comercială, bancă, alte persoane juridice să furnizeze informaţii reprezentanţilor autorizaţi ai  Autoritatea Contractanta X, Str. Exemplu 123, Bucuresti [</w:t>
+        <w:t>Subsemnatul autorizez prin prezenta orice instituţie, societate comercială, bancă, alte persoane juridice să furnizeze informaţii reprezentanţilor autorizaţi ai  Autoritatea Contractanta X [</w:t>
       </w:r>
       <w:r>
         <w:rPr>
@@ -7770,7 +7770,7 @@
         <w:rPr>
           <w:bCs/>
         </w:rPr>
-        <w:t xml:space="preserve">încheiat între  SC BestBuild SRL_ , în calitate de contractant, şi  Autoritatea Contractanta X, Str. Exemplu 123, Bucuresti, în calitate de achizitor, ne obligăm prin prezenta să plătim în favoarea achizitorului, până la concurenţa sumei de  100000 RON, 10% reprezentând  100000 RON, 10%% din valoarea contractului respectiv, orice sumă cerută de acesta însoţită de o declaraţie cu privire la neîndeplinirea obligaţiilor ce revin contractantului, astfel cum sunt acestea prevazute în contractul de achiziţie publică mai sus menţionat. </w:t>
+        <w:t xml:space="preserve">încheiat între  SC BestBuild SRL_ , în calitate de contractant, şi  Autoritatea Contractanta X, în calitate de achizitor, ne obligăm prin prezenta să plătim în favoarea achizitorului, până la concurenţa sumei de  100.000_____ reprezentând ______% din valoarea contractului respectiv, orice sumă cerută de acesta însoţită de o declaraţie cu privire la neîndeplinirea obligaţiilor ce revin contractantului, astfel cum sunt acestea prevazute în contractul de achiziţie publică mai sus menţionat. </w:t>
       </w:r>
     </w:p>
     <w:p>
@@ -8577,7 +8577,7 @@
           <w:i/>
           <w:iCs/>
         </w:rPr>
-        <w:t xml:space="preserve"> Iulian Matei, Administrator</w:t>
+        <w:t xml:space="preserve"> Iulian Matei............</w:t>
       </w:r>
       <w:r>
         <w:rPr>
@@ -8607,7 +8607,7 @@
           <w:i/>
           <w:iCs/>
         </w:rPr>
-        <w:t xml:space="preserve"> Iulian Matei, Administrator</w:t>
+        <w:t xml:space="preserve"> Administrator....</w:t>
       </w:r>
     </w:p>
     <w:p>
@@ -8693,7 +8693,7 @@
           <w:i/>
           <w:iCs/>
         </w:rPr>
-        <w:t xml:space="preserve"> Radu Munteanu, Administrator</w:t>
+        <w:t xml:space="preserve"> Radu Munteanu.....</w:t>
       </w:r>
       <w:r>
         <w:rPr>
@@ -8716,7 +8716,7 @@
           <w:i/>
           <w:iCs/>
         </w:rPr>
-        <w:t xml:space="preserve"> Radu Munteanu, Administrator</w:t>
+        <w:t xml:space="preserve"> Administrator...</w:t>
       </w:r>
     </w:p>
     <w:p>
@@ -9783,7 +9783,7 @@
           <w:iCs/>
           <w:lang w:val="es-ES"/>
         </w:rPr>
-        <w:t>1.  60% SC Partener 1 SRL % S.C.  SC Partener 1 SRL, Str. Parteneriat 1, Bucuresti, 0210000000</w:t>
+        <w:t>1.  60%___ % S.C.  SC Partener 1 SRL_________</w:t>
       </w:r>
     </w:p>
     <w:p>
@@ -9803,7 +9803,7 @@
           <w:iCs/>
           <w:lang w:val="es-ES"/>
         </w:rPr>
-        <w:t>2.  40% SC Partener 2 SRL % S.C.  SC Partener 2 SRL, Str. Alianta 2, Cluj, 0264000000</w:t>
+        <w:t>2.  40%___ % S.C.  SC Partener 2 SRL_________</w:t>
       </w:r>
     </w:p>
     <w:p>
@@ -10122,7 +10122,7 @@
           <w:iCs/>
           <w:lang w:val="it-IT"/>
         </w:rPr>
-        <w:t>1.  60% SC Partener 1 SRL % S.C.  SC Partener 1 SRL, Str. Parteneriat 1, Bucuresti, 0210000000</w:t>
+        <w:t>1.  60%___ % S.C.  SC Partener 1 SRL_________</w:t>
       </w:r>
     </w:p>
     <w:p>
@@ -10142,7 +10142,7 @@
           <w:iCs/>
           <w:lang w:val="it-IT"/>
         </w:rPr>
-        <w:t>2.  40% SC Partener 2 SRL % S.C.  SC Partener 2 SRL, Str. Alianta 2, Cluj, 0264000000</w:t>
+        <w:t>2.  40%___ % S.C.  SC Partener 2 SRL_________</w:t>
       </w:r>
     </w:p>
     <w:p>
@@ -10562,7 +10562,7 @@
           <w:iCs/>
           <w:lang w:val="pt-BR"/>
         </w:rPr>
-        <w:t xml:space="preserve"> Orice comunicare între părţi este valabil îndeplinită dacă se va face în scris şi va fi transmisă la adresa/adresele  Autoritatea Contractanta X, Str. Exemplu 123, Bucuresti, prevăzute la art.  SC Partener 1 SRL, Str. Parteneriat 1, Bucuresti, 0210000000</w:t>
+        <w:t xml:space="preserve"> Orice comunicare între părţi este valabil îndeplinită dacă se va face în scris şi va fi transmisă la adresa/adresele  Autoritatea Contractanta X, Str. Exemplu 123, Bucuresti, prevăzute la art. .........</w:t>
       </w:r>
     </w:p>
     <w:p>
@@ -10726,7 +10726,7 @@
           <w:iCs/>
           <w:lang w:val="it-IT"/>
         </w:rPr>
-        <w:t xml:space="preserve">          Prezentul acord a fost încheiat într-un număr de  08/10/2025 exemplare, câte unul pentru fiecare parte, astăzi  08/10/2025........ (data semnării lui).</w:t>
+        <w:t xml:space="preserve">          Prezentul acord a fost încheiat într-un număr de  2025-10-08 exemplare, câte unul pentru fiecare parte, astăzi  2025-10-08....... (data semnării lui).</w:t>
       </w:r>
     </w:p>
     <w:p>
@@ -10790,7 +10790,7 @@
           <w:iCs/>
           <w:lang w:val="it-IT"/>
         </w:rPr>
-        <w:t>SC Partener 1 SRL_____</w:t>
+        <w:t>Autoritatea Contractanta X</w:t>
       </w:r>
     </w:p>
     <w:p>
@@ -11471,7 +11471,7 @@
           <w:i/>
           <w:iCs/>
         </w:rPr>
-        <w:t>la contractul  nr.  45/2025 intre Autoritatea Contractanta X si SC BestBuild SRL încheiat între  45/2025 intre Autoritatea Contractanta X si SC BestBuild SRL</w:t>
+        <w:t>la contractul  nr.  45/2025_______ încheiat între  Autoritatea Contractanta X si SC BestBuild SRL</w:t>
       </w:r>
     </w:p>
     <w:p>
@@ -11554,43 +11554,43 @@
           <w:i/>
           <w:iCs/>
         </w:rPr>
-        <w:t>Acest contract este încheiat între S.C.  SC BestBuild SRL, Str. Lalelelor 10, Bucuresti cu sediul în  SC BestBuild SRL, Str. Lalelelor 10, Bucuresti</w:t>
-      </w:r>
-    </w:p>
-    <w:p>
-      <w:pPr>
-        <w:tabs>
-          <w:tab w:val="left" w:pos="1593"/>
-        </w:tabs>
-        <w:rPr>
-          <w:i/>
-          <w:iCs/>
-        </w:rPr>
-      </w:pPr>
-      <w:r>
-        <w:rPr>
-          <w:i/>
-          <w:iCs/>
-        </w:rPr>
-        <w:t>SC BestBuild SRL, Str. Lalelelor 10, Bucuresti, 0212345678, 0212345679 (adresa,tel.,fax), reprezentată prin  Ionescu Mihai, Administrator Director General şi</w:t>
-      </w:r>
-    </w:p>
-    <w:p>
-      <w:pPr>
-        <w:tabs>
-          <w:tab w:val="left" w:pos="1593"/>
-        </w:tabs>
-        <w:rPr>
-          <w:i/>
-          <w:iCs/>
-        </w:rPr>
-      </w:pPr>
-      <w:r>
-        <w:rPr>
-          <w:i/>
-          <w:iCs/>
-        </w:rPr>
-        <w:t>Ionescu Mihai, Administrator Director Economic, denumită în cele ce urmează contractant general</w:t>
+        <w:t>Acest contract este încheiat între S.C.  SC BestBuild SRL cu sediul în  Bucuresti________________</w:t>
+      </w:r>
+    </w:p>
+    <w:p>
+      <w:pPr>
+        <w:tabs>
+          <w:tab w:val="left" w:pos="1593"/>
+        </w:tabs>
+        <w:rPr>
+          <w:i/>
+          <w:iCs/>
+        </w:rPr>
+      </w:pPr>
+      <w:r>
+        <w:rPr>
+          <w:i/>
+          <w:iCs/>
+        </w:rPr>
+        <w:t>Str. Lalelelor 10, Bucuresti (adresa,tel.,fax), reprezentată prin  Popescu__________ Director General şi</w:t>
+      </w:r>
+    </w:p>
+    <w:p>
+      <w:pPr>
+        <w:tabs>
+          <w:tab w:val="left" w:pos="1593"/>
+        </w:tabs>
+        <w:rPr>
+          <w:i/>
+          <w:iCs/>
+        </w:rPr>
+      </w:pPr>
+      <w:r>
+        <w:rPr>
+          <w:i/>
+          <w:iCs/>
+        </w:rPr>
+        <w:t>Ionescu____ Director Economic, denumită în cele ce urmează contractant general</w:t>
       </w:r>
     </w:p>
     <w:p>
@@ -11626,25 +11626,25 @@
           <w:i/>
           <w:iCs/>
         </w:rPr>
-        <w:t xml:space="preserve">S.C.  SC BestBuild SRL, Str. Lalelelor 10, Bucuresti cu sediul în  SC BestBuild SRL, Str. Lalelelor 10, Bucuresti, 0212345678, 0212345679 (adresa,tel.,fax)                                                     </w:t>
-      </w:r>
-    </w:p>
-    <w:p>
-      <w:pPr>
-        <w:tabs>
-          <w:tab w:val="left" w:pos="1593"/>
-        </w:tabs>
-        <w:rPr>
-          <w:i/>
-          <w:iCs/>
-        </w:rPr>
-      </w:pPr>
-      <w:r>
-        <w:rPr>
-          <w:i/>
-          <w:iCs/>
-        </w:rPr>
-        <w:t>reprezentată prin  Ionescu Mihai, Administrator Director General şi  Ionescu Mihai, Administrator Director Economic, denumită în cele ce urmează subcontractant.</w:t>
+        <w:t xml:space="preserve">S.C.  SC SubEx SRL___________ cu sediul în  Cluj____________________________ (adresa,tel.,fax)                                                     </w:t>
+      </w:r>
+    </w:p>
+    <w:p>
+      <w:pPr>
+        <w:tabs>
+          <w:tab w:val="left" w:pos="1593"/>
+        </w:tabs>
+        <w:rPr>
+          <w:i/>
+          <w:iCs/>
+        </w:rPr>
+      </w:pPr>
+      <w:r>
+        <w:rPr>
+          <w:i/>
+          <w:iCs/>
+        </w:rPr>
+        <w:t>reprezentată prin  Vasilescu________ Director General şi  Matei______________ Director Economic, denumită în cele ce urmează subcontractant.</w:t>
       </w:r>
     </w:p>
     <w:p>
@@ -11717,7 +11717,7 @@
           <w:i/>
           <w:iCs/>
         </w:rPr>
-        <w:t xml:space="preserve">  Suport tehnic_______ ce fac obiectul prezentului contract sunt Administrare infrastructura de:</w:t>
+        <w:t xml:space="preserve">  Servicii de consultanta IT ce fac obiectul prezentului contract sunt Suport tehnic___ de:</w:t>
       </w:r>
     </w:p>
     <w:p>
@@ -11758,7 +11758,7 @@
           <w:i/>
           <w:iCs/>
         </w:rPr>
-        <w:t>____________________</w:t>
+        <w:t>Suport tehnic_______</w:t>
       </w:r>
     </w:p>
     <w:p>
@@ -11781,7 +11781,7 @@
           <w:i/>
           <w:iCs/>
         </w:rPr>
-        <w:t>____________________.</w:t>
+        <w:t>Administrare infrastructura.</w:t>
       </w:r>
     </w:p>
     <w:p>
@@ -11902,7 +11902,7 @@
           <w:i/>
           <w:iCs/>
         </w:rPr>
-        <w:t>- lunar, în termen de  lunar, in 30 zile de la factura (zile) de la primirea de către contractantul general a facturii întocmite de subcontractant, contravaloarea ___________________ prestate în perioada respectivă.</w:t>
+        <w:t>- lunar, în termen de  90____ (zile) de la primirea de către contractantul general a facturii întocmite de subcontractant, contravaloarea  Servicii de consultanta IT prestate în perioada respectivă.</w:t>
       </w:r>
     </w:p>
     <w:p>
@@ -11938,7 +11938,7 @@
           <w:i/>
           <w:iCs/>
         </w:rPr>
-        <w:t>- plata  lunar, in 30 zile de la factura se va face în limita asigurarii finanţării  150000 RON___________</w:t>
+        <w:t>- plata  Servicii de consultanta IT se va face în limita asigurarii finanţării  Servicii de consultanta IT</w:t>
       </w:r>
     </w:p>
     <w:p>
@@ -11974,7 +11974,7 @@
           <w:i/>
           <w:iCs/>
         </w:rPr>
-        <w:t>Autoritatea Contractanta X__ de către beneficiarul  Autoritatea Contractanta X, Str. Exemplu 123, Bucuresti .</w:t>
+        <w:t>Servicii de consultanta IT__ de către beneficiarul  Autoritatea Contractanta X .</w:t>
       </w:r>
     </w:p>
     <w:p>
@@ -12030,7 +12030,7 @@
           <w:i/>
           <w:iCs/>
         </w:rPr>
-        <w:t xml:space="preserve"> Durata de execuţie a  Servicii de mentenanta IT_________________ este în                                                  </w:t>
+        <w:t xml:space="preserve"> Durata de execuţie a  Servicii de consultanta IT________________ este în                                                  </w:t>
       </w:r>
       <w:r>
         <w:rPr>
@@ -12128,7 +12128,7 @@
           <w:i/>
           <w:iCs/>
         </w:rPr>
-        <w:t xml:space="preserve"> Durata garantiei de buna executie este de  12_ luni si incepe de la data semnarii procesului verbal incheiat la terminarea  12 luni_________________________.</w:t>
+        <w:t xml:space="preserve"> Durata garantiei de buna executie este de  12_ luni si incepe de la data semnarii procesului verbal incheiat la terminarea  Servicii de consultanta IT______.</w:t>
       </w:r>
     </w:p>
     <w:p>
@@ -12231,7 +12231,7 @@
           <w:i/>
           <w:iCs/>
         </w:rPr>
-        <w:t xml:space="preserve"> Pentru nerespectarea termenului de finalizare a  Servicii de mentenanta IT________________</w:t>
+        <w:t xml:space="preserve"> Pentru nerespectarea termenului de finalizare a  Servicii de consultanta IT_______________</w:t>
       </w:r>
     </w:p>
     <w:p>
@@ -12267,7 +12267,7 @@
           <w:i/>
           <w:iCs/>
         </w:rPr>
-        <w:t>şi neîncadrarea din vina subcontractantului,  în durata de execuţie angajată de contractantul general în faţa beneficiarului, subcontractantul va plăti penalitati de  0.1% pe zi intarziere% pe zi întarziere din valoarea  150000 RON__________________ nerealizată la termen.</w:t>
+        <w:t>şi neîncadrarea din vina subcontractantului,  în durata de execuţie angajată de contractantul general în faţa beneficiarului, subcontractantul va plăti penalitati de  0.1__% pe zi întarziere din valoarea  150000 RON__________________ nerealizată la termen.</w:t>
       </w:r>
     </w:p>
     <w:p>
@@ -12314,7 +12314,7 @@
           <w:i/>
           <w:iCs/>
         </w:rPr>
-        <w:t>Pentru nerespectarea termenelor de plata prevazute la art.3., contractantul general va plătii penalitati de  0.05% pe zi intarziere % pe zi întarziere la suma datorată.</w:t>
+        <w:t>Pentru nerespectarea termenelor de plata prevazute la art.3., contractantul general va plătii penalitati de  0.05 % pe zi întarziere la suma datorată.</w:t>
       </w:r>
     </w:p>
     <w:p>
@@ -12493,7 +12493,7 @@
           <w:i/>
           <w:iCs/>
         </w:rPr>
-        <w:t>SC BestBuild SRL_                                                                    SC SubEx SRL, Cluj; DG: Vasilescu, DE: Matei</w:t>
+        <w:t>SC BestBuild SRL_                                                                    SC SubEx SRL____</w:t>
       </w:r>
     </w:p>
     <w:p>
@@ -12970,7 +12970,7 @@
           <w:i/>
           <w:lang w:val="hu-HU"/>
         </w:rPr>
-        <w:t>se va completa cu denumirea obiectivului), cod CPV  Servicii de consultanta IT organizată de  Autoritatea Contractanta X, Str. Exemplu 123, Bucuresti în calitate de autoritate contractantă</w:t>
+        <w:t>se va completa cu denumirea obiectivului), cod CPV ........................... organizată de  Autoritatea Contractanta X, Str. Exemplu 123, Bucuresti în calitate de autoritate contractantă</w:t>
       </w:r>
       <w:r>
         <w:rPr>
@@ -13113,7 +13113,7 @@
           <w:bCs/>
           <w:lang w:val="hu-HU" w:eastAsia="ar-SA"/>
         </w:rPr>
-        <w:t xml:space="preserve"> Maria Dobre </w:t>
+        <w:t xml:space="preserve">……….. </w:t>
       </w:r>
       <w:r>
         <w:rPr>
@@ -13315,7 +13315,7 @@
         <w:rPr>
           <w:lang w:val="hu-HU" w:eastAsia="ar-SA"/>
         </w:rPr>
-        <w:t xml:space="preserve">Prezenta garanție este valabila pana la data de 31/01/2026__ zile de la data emiterii </w:t>
+        <w:t xml:space="preserve">Prezenta garanție este valabila pana la data de______ / ____ zile de la data emiterii </w:t>
       </w:r>
     </w:p>
     <w:p>
@@ -13408,7 +13408,7 @@
           <w:szCs w:val="22"/>
           <w:lang w:val="pt-BR"/>
         </w:rPr>
-        <w:t>Parafata de Banca  Banca Exemplu SA in ziua  day__ luna  month__ anul  year</w:t>
+        <w:t>Parafata de Banca  Banca Exemplu SA in ziua  01___ luna  10_____ anul  2025</w:t>
       </w:r>
     </w:p>
     <w:p>
@@ -13448,7 +13448,7 @@
           <w:i/>
           <w:iCs/>
         </w:rPr>
-        <w:t>Licitatia deschisa</w:t>
+        <w:t>SC BestBuild SRL</w:t>
       </w:r>
     </w:p>
     <w:p>
@@ -13556,7 +13556,7 @@
           <w:i/>
           <w:iCs/>
         </w:rPr>
-        <w:t>(se va completa cu denumirea obiectivului), organizată de Autoritatea Contractanta X, Str. Exemplu 123, Bucurestiîn scopul atribuirii contractului.</w:t>
+        <w:t>(se va completa cu denumirea obiectivului), organizată de Autoritatea Contractanta Xîn scopul atribuirii contractului.</w:t>
       </w:r>
     </w:p>
     <w:p>
@@ -14152,7 +14152,7 @@
           <w:i/>
           <w:iCs/>
         </w:rPr>
-        <w:t xml:space="preserve">Popa Andreea........................                                                      </w:t>
+        <w:t xml:space="preserve">..............................................                                                      </w:t>
       </w:r>
     </w:p>
     <w:p>
@@ -14621,7 +14621,7 @@
         <w:rPr>
           <w:lang w:val="it-IT"/>
         </w:rPr>
-        <w:t>iei de participare nr.  ANUNT 123 din 2025-09-15 din  ANUNT 123 din 2025-09-15, privind aplicarea procedurii de  Licitatia deschisa_</w:t>
+        <w:t>iei de participare nr. ______ din ______________, privind aplicarea procedurii de  Licitatia deschisa_</w:t>
       </w:r>
       <w:r>
         <w:rPr>
@@ -14723,7 +14723,7 @@
         <w:rPr>
           <w:lang w:val="it-IT"/>
         </w:rPr>
-        <w:t>i marcat în mod vizibil, conţinând, în original şi într-un număr de  90 (nouazeci) copii:</w:t>
+        <w:t>i marcat în mod vizibil, conţinând, în original şi într-un număr de ________ copii:</w:t>
       </w:r>
     </w:p>
     <w:p>

--- a/filled.docx
+++ b/filled.docx
@@ -830,7 +830,7 @@
         <w:jc w:val="both"/>
       </w:pPr>
       <w:r>
-        <w:t xml:space="preserve">pentru suma de  zece mii lei (10.000) lei, </w:t>
+        <w:t xml:space="preserve">pentru suma de  o suta mii lei (100.000) lei, </w:t>
       </w:r>
     </w:p>
     <w:p>
@@ -955,7 +955,7 @@
         <w:jc w:val="both"/>
       </w:pPr>
       <w:r>
-        <w:t>90_________________ zile, respectiv până la data de  31/01/2026__________________, şi</w:t>
+        <w:t>nouazeci___________ zile, respectiv până la data de  31/01/2026__________________, şi</w:t>
       </w:r>
     </w:p>
     <w:p>
@@ -1148,7 +1148,7 @@
         <w:jc w:val="center"/>
       </w:pPr>
       <w:r>
-        <w:t>Maria Dobre___, în calitate de  Maria Dobre__________, legal autorizat să semnez</w:t>
+        <w:t>Maria Dobre___, în calitate de  Administrator________, legal autorizat să semnez</w:t>
       </w:r>
     </w:p>
     <w:p>
@@ -2991,13 +2991,13 @@
           <w:bCs/>
           <w:i/>
         </w:rPr>
-        <w:t xml:space="preserve"> ofertant_________________________________ (candidat/ofertant/ofertant asociat/terţ susţinător al candidatului/ofertantului__________________) </w:t>
-      </w:r>
-      <w:r>
-        <w:rPr>
-          <w:bCs/>
-        </w:rPr>
-        <w:t xml:space="preserve"> la procedura de ____________________________________________, declar pe proprie răspundere, următoarele: cunoscând prevederile art. 59 și 60 din Legea nr. 98/2016 privind achiziţiile publice şi componenţa listei cu persoanele ce deţin funcţii de decizie în autoritatea contractantă cu privire la organizarea, derularea şi finalizarea procedurii de atribuire, declar că societatea noastră nu se află în situaţia de a fi exclusă din procedură.</w:t>
+        <w:t xml:space="preserve"> ofertant_________________________________ (candidat/ofertant/ofertant asociat/terţ susţinător al candidatului/ofertantului ofertant_________) </w:t>
+      </w:r>
+      <w:r>
+        <w:rPr>
+          <w:bCs/>
+        </w:rPr>
+        <w:t xml:space="preserve"> la procedura de  Licitatia deschisa_________________________, declar pe proprie răspundere, următoarele: cunoscând prevederile art. 59 și 60 din Legea nr. 98/2016 privind achiziţiile publice şi componenţa listei cu persoanele ce deţin funcţii de decizie în autoritatea contractantă cu privire la organizarea, derularea şi finalizarea procedurii de atribuire, declar că societatea noastră nu se află în situaţia de a fi exclusă din procedură.</w:t>
       </w:r>
     </w:p>
     <w:p>
@@ -3027,7 +3027,7 @@
         <w:rPr>
           <w:bCs/>
         </w:rPr>
-        <w:t>dl.  Popa Mihai............., dna. Ionescu Ana......</w:t>
+        <w:t>dl.  Popa Mihai, dna. Ionescu Ana, dna dl. Popa Mihai, dna. Ionescu Ana</w:t>
       </w:r>
     </w:p>
     <w:p>
@@ -3611,7 +3611,7 @@
         <w:jc w:val="both"/>
       </w:pPr>
       <w:r>
-        <w:t>În acest sens, ne obligăm în mod ferm, necondiţionat şi irevocabil, să punem la dispoziţia  SC BestBuild SRL (denumirea ofertantului/ grupului de operatori economici) resursele tehnice şi/sau profesionale de ................................................ ..................................................................necesare pentru îndeplinirea integrală, reglementară şi la termen a contractului de achiziţie publică.</w:t>
+        <w:t>În acest sens, ne obligăm în mod ferm, necondiţionat şi irevocabil, să punem la dispoziţia  SC BestBuild SRL (denumirea ofertantului/ grupului de operatori economici) resursele tehnice şi/sau profesionale de  Echipa de 3 specialisti si echipamente test ..................................................................necesare pentru îndeplinirea integrală, reglementară şi la termen a contractului de achiziţie publică.</w:t>
       </w:r>
     </w:p>
     <w:p>
@@ -7770,7 +7770,7 @@
         <w:rPr>
           <w:bCs/>
         </w:rPr>
-        <w:t xml:space="preserve">încheiat între  SC BestBuild SRL_ , în calitate de contractant, şi  Autoritatea Contractanta X, în calitate de achizitor, ne obligăm prin prezenta să plătim în favoarea achizitorului, până la concurenţa sumei de  100.000_____ reprezentând ______% din valoarea contractului respectiv, orice sumă cerută de acesta însoţită de o declaraţie cu privire la neîndeplinirea obligaţiilor ce revin contractantului, astfel cum sunt acestea prevazute în contractul de achiziţie publică mai sus menţionat. </w:t>
+        <w:t xml:space="preserve">încheiat între  SC BestBuild SRL_ , în calitate de contractant, şi  Autoritatea Contractanta X, în calitate de achizitor, ne obligăm prin prezenta să plătim în favoarea achizitorului, până la concurenţa sumei de  100000 RON__ reprezentând  10%__% din valoarea contractului respectiv, orice sumă cerută de acesta însoţită de o declaraţie cu privire la neîndeplinirea obligaţiilor ce revin contractantului, astfel cum sunt acestea prevazute în contractul de achiziţie publică mai sus menţionat. </w:t>
       </w:r>
     </w:p>
     <w:p>
@@ -9639,7 +9639,7 @@
           <w:iCs/>
           <w:lang w:val="es-ES"/>
         </w:rPr>
-        <w:t>… ___________________________________</w:t>
+        <w:t>…  60% SC Partener 1 SRL_____________</w:t>
       </w:r>
     </w:p>
     <w:p>
@@ -10562,7 +10562,7 @@
           <w:iCs/>
           <w:lang w:val="pt-BR"/>
         </w:rPr>
-        <w:t xml:space="preserve"> Orice comunicare între părţi este valabil îndeplinită dacă se va face în scris şi va fi transmisă la adresa/adresele  Autoritatea Contractanta X, Str. Exemplu 123, Bucuresti, prevăzute la art. .........</w:t>
+        <w:t xml:space="preserve"> Orice comunicare între părţi este valabil îndeplinită dacă se va face în scris şi va fi transmisă la adresa/adresele ......................................................., prevăzute la art. .........</w:t>
       </w:r>
     </w:p>
     <w:p>
@@ -10726,7 +10726,7 @@
           <w:iCs/>
           <w:lang w:val="it-IT"/>
         </w:rPr>
-        <w:t xml:space="preserve">          Prezentul acord a fost încheiat într-un număr de  2025-10-08 exemplare, câte unul pentru fiecare parte, astăzi  2025-10-08....... (data semnării lui).</w:t>
+        <w:t xml:space="preserve">          Prezentul acord a fost încheiat într-un număr de  2.. exemplare, câte unul pentru fiecare parte, astăzi  01/09/2025........ (data semnării lui).</w:t>
       </w:r>
     </w:p>
     <w:p>
@@ -10862,7 +10862,7 @@
           <w:iCs/>
           <w:lang w:val="it-IT"/>
         </w:rPr>
-        <w:t>SC Partener 1 SRL, Str. Parteneriat 1, Bucuresti, 0210000000</w:t>
+        <w:t>Iulian Matei, Administrator</w:t>
       </w:r>
     </w:p>
     <w:p>
@@ -10914,7 +10914,7 @@
           <w:iCs/>
           <w:lang w:val="it-IT"/>
         </w:rPr>
-        <w:t>SC Partener 2 SRL, Str. Alianta 2, Cluj, 0264000000</w:t>
+        <w:t>Radu Munteanu, Administrator</w:t>
       </w:r>
     </w:p>
     <w:p>
@@ -11471,25 +11471,25 @@
           <w:i/>
           <w:iCs/>
         </w:rPr>
-        <w:t>la contractul  nr.  45/2025_______ încheiat între  Autoritatea Contractanta X si SC BestBuild SRL</w:t>
-      </w:r>
-    </w:p>
-    <w:p>
-      <w:pPr>
-        <w:tabs>
-          <w:tab w:val="left" w:pos="1593"/>
-        </w:tabs>
-        <w:rPr>
-          <w:i/>
-          <w:iCs/>
-        </w:rPr>
-      </w:pPr>
-      <w:r>
-        <w:rPr>
-          <w:i/>
-          <w:iCs/>
-        </w:rPr>
-        <w:t>__________________________   (părţile contractante) privind furnizarea produselor  Servicii de consultanta IT                                                                                                                      (denumire contract)</w:t>
+        <w:t>la contractul  nr.  45/2025_______ încheiat între  Autoritatea Contractanta X___</w:t>
+      </w:r>
+    </w:p>
+    <w:p>
+      <w:pPr>
+        <w:tabs>
+          <w:tab w:val="left" w:pos="1593"/>
+        </w:tabs>
+        <w:rPr>
+          <w:i/>
+          <w:iCs/>
+        </w:rPr>
+      </w:pPr>
+      <w:r>
+        <w:rPr>
+          <w:i/>
+          <w:iCs/>
+        </w:rPr>
+        <w:t>SC BestBuild SRL__________   (părţile contractante) privind furnizarea produselor  Servicii de consultanta IT                                                                                                                      (denumire contract)</w:t>
       </w:r>
     </w:p>
     <w:p>
@@ -11554,43 +11554,43 @@
           <w:i/>
           <w:iCs/>
         </w:rPr>
-        <w:t>Acest contract este încheiat între S.C.  SC BestBuild SRL cu sediul în  Bucuresti________________</w:t>
-      </w:r>
-    </w:p>
-    <w:p>
-      <w:pPr>
-        <w:tabs>
-          <w:tab w:val="left" w:pos="1593"/>
-        </w:tabs>
-        <w:rPr>
-          <w:i/>
-          <w:iCs/>
-        </w:rPr>
-      </w:pPr>
-      <w:r>
-        <w:rPr>
-          <w:i/>
-          <w:iCs/>
-        </w:rPr>
-        <w:t>Str. Lalelelor 10, Bucuresti (adresa,tel.,fax), reprezentată prin  Popescu__________ Director General şi</w:t>
-      </w:r>
-    </w:p>
-    <w:p>
-      <w:pPr>
-        <w:tabs>
-          <w:tab w:val="left" w:pos="1593"/>
-        </w:tabs>
-        <w:rPr>
-          <w:i/>
-          <w:iCs/>
-        </w:rPr>
-      </w:pPr>
-      <w:r>
-        <w:rPr>
-          <w:i/>
-          <w:iCs/>
-        </w:rPr>
-        <w:t>Ionescu____ Director Economic, denumită în cele ce urmează contractant general</w:t>
+        <w:t>Acest contract este încheiat între S.C.  SC BestBuild SRL, Bucuresti; DG: Popescu, DE: Ionescu cu sediul în  Str. Lalelelor 10, Bucuresti</w:t>
+      </w:r>
+    </w:p>
+    <w:p>
+      <w:pPr>
+        <w:tabs>
+          <w:tab w:val="left" w:pos="1593"/>
+        </w:tabs>
+        <w:rPr>
+          <w:i/>
+          <w:iCs/>
+        </w:rPr>
+      </w:pPr>
+      <w:r>
+        <w:rPr>
+          <w:i/>
+          <w:iCs/>
+        </w:rPr>
+        <w:t>Str. Lalelelor 10, Bucuresti (adresa,tel.,fax), reprezentată prin  Ionescu Mihai____ Director General şi</w:t>
+      </w:r>
+    </w:p>
+    <w:p>
+      <w:pPr>
+        <w:tabs>
+          <w:tab w:val="left" w:pos="1593"/>
+        </w:tabs>
+        <w:rPr>
+          <w:i/>
+          <w:iCs/>
+        </w:rPr>
+      </w:pPr>
+      <w:r>
+        <w:rPr>
+          <w:i/>
+          <w:iCs/>
+        </w:rPr>
+        <w:t>Ionescu Mihai Director Economic, denumită în cele ce urmează contractant general</w:t>
       </w:r>
     </w:p>
     <w:p>
@@ -11626,25 +11626,25 @@
           <w:i/>
           <w:iCs/>
         </w:rPr>
-        <w:t xml:space="preserve">S.C.  SC SubEx SRL___________ cu sediul în  Cluj____________________________ (adresa,tel.,fax)                                                     </w:t>
-      </w:r>
-    </w:p>
-    <w:p>
-      <w:pPr>
-        <w:tabs>
-          <w:tab w:val="left" w:pos="1593"/>
-        </w:tabs>
-        <w:rPr>
-          <w:i/>
-          <w:iCs/>
-        </w:rPr>
-      </w:pPr>
-      <w:r>
-        <w:rPr>
-          <w:i/>
-          <w:iCs/>
-        </w:rPr>
-        <w:t>reprezentată prin  Vasilescu________ Director General şi  Matei______________ Director Economic, denumită în cele ce urmează subcontractant.</w:t>
+        <w:t xml:space="preserve">S.C.  SC SubEx SRL, Cluj; DG: Vasilescu, DE: Matei cu sediul în  SC SubEx SRL, Cluj; DG: Vasilescu, DE: Matei (adresa,tel.,fax)                                                     </w:t>
+      </w:r>
+    </w:p>
+    <w:p>
+      <w:pPr>
+        <w:tabs>
+          <w:tab w:val="left" w:pos="1593"/>
+        </w:tabs>
+        <w:rPr>
+          <w:i/>
+          <w:iCs/>
+        </w:rPr>
+      </w:pPr>
+      <w:r>
+        <w:rPr>
+          <w:i/>
+          <w:iCs/>
+        </w:rPr>
+        <w:t>reprezentată prin  Ionescu Mihai____ Director General şi  Ionescu Mihai______ Director Economic, denumită în cele ce urmează subcontractant.</w:t>
       </w:r>
     </w:p>
     <w:p>
@@ -12267,7 +12267,7 @@
           <w:i/>
           <w:iCs/>
         </w:rPr>
-        <w:t>şi neîncadrarea din vina subcontractantului,  în durata de execuţie angajată de contractantul general în faţa beneficiarului, subcontractantul va plăti penalitati de  0.1__% pe zi întarziere din valoarea  150000 RON__________________ nerealizată la termen.</w:t>
+        <w:t>şi neîncadrarea din vina subcontractantului,  în durata de execuţie angajată de contractantul general în faţa beneficiarului, subcontractantul va plăti penalitati de  0.1% pe zi intarziere% pe zi întarziere din valoarea  Servicii de consultanta IT__ nerealizată la termen.</w:t>
       </w:r>
     </w:p>
     <w:p>
@@ -12314,7 +12314,7 @@
           <w:i/>
           <w:iCs/>
         </w:rPr>
-        <w:t>Pentru nerespectarea termenelor de plata prevazute la art.3., contractantul general va plătii penalitati de  0.05 % pe zi întarziere la suma datorată.</w:t>
+        <w:t>Pentru nerespectarea termenelor de plata prevazute la art.3., contractantul general va plătii penalitati de  0.05% pe zi intarziere % pe zi întarziere la suma datorată.</w:t>
       </w:r>
     </w:p>
     <w:p>
@@ -12493,7 +12493,7 @@
           <w:i/>
           <w:iCs/>
         </w:rPr>
-        <w:t>SC BestBuild SRL_                                                                    SC SubEx SRL____</w:t>
+        <w:t>Autoritatea Contractanta X                                                                    Str. Exemplu 123, Bucuresti</w:t>
       </w:r>
     </w:p>
     <w:p>
@@ -12970,7 +12970,7 @@
           <w:i/>
           <w:lang w:val="hu-HU"/>
         </w:rPr>
-        <w:t>se va completa cu denumirea obiectivului), cod CPV ........................... organizată de  Autoritatea Contractanta X, Str. Exemplu 123, Bucuresti în calitate de autoritate contractantă</w:t>
+        <w:t>se va completa cu denumirea obiectivului), cod CPV  72222300-0....... organizată de  Autoritatea Contractanta X, Str. Exemplu 123, Bucuresti în calitate de autoritate contractantă</w:t>
       </w:r>
       <w:r>
         <w:rPr>
@@ -13113,7 +13113,7 @@
           <w:bCs/>
           <w:lang w:val="hu-HU" w:eastAsia="ar-SA"/>
         </w:rPr>
-        <w:t xml:space="preserve">……….. </w:t>
+        <w:t xml:space="preserve"> Autoritatea Contractanta X </w:t>
       </w:r>
       <w:r>
         <w:rPr>
@@ -13315,7 +13315,7 @@
         <w:rPr>
           <w:lang w:val="hu-HU" w:eastAsia="ar-SA"/>
         </w:rPr>
-        <w:t xml:space="preserve">Prezenta garanție este valabila pana la data de______ / ____ zile de la data emiterii </w:t>
+        <w:t xml:space="preserve">Prezenta garanție este valabila pana la data de 31/01/2026__ zile de la data emiterii </w:t>
       </w:r>
     </w:p>
     <w:p>
@@ -13540,7 +13540,7 @@
           <w:i/>
           <w:iCs/>
         </w:rPr>
-        <w:t xml:space="preserve">Subscrisa  SC BestBuild SRL...................................................................... (nume/denumire), cu sediul în  Str. Lalelelor 10, Bucuresti...(adresa operatorului economic),  înmatriculata la Registrul Comerţului sub nr.…, CIF ……....…, atribut fiscal ................, reprezentată prin ………………………, în calitate de ………………………………., împuternicim prin prezenta pe Dl/Dna ………………….……, domiciliat în ……………………………………………, identificat cu B.I./C.I. seria ……, nr. ………, CNP …………………………., eliberat de ……............................., la data de …………, având funcţia de ………………………………………………, să ne reprezinte la procedura de atribuire  </w:t>
+        <w:t xml:space="preserve">Subscrisa  SC BestBuild SRL...................................................................... (nume/denumire), cu sediul în  Str. Lalelelor 10, Bucuresti...(adresa operatorului economic),  înmatriculata la Registrul Comerţului sub nr.…, CIF  RO12345678, atribut fiscal  RO........., reprezentată prin  Ionescu Mihai, în calitate de  Administrator.........................., împuternicim prin prezenta pe Dl/Dna  Popa Andreea.............., domiciliat în  Str. Teiului 9, Brasov, identificat cu B.I./C.I. seria ……, nr.  123456, CNP  1800101223344.............., eliberat de …… SPCEP Brasov...., la data de  02/01/2018, având funcţia de  Manager licitatii, să ne reprezinte la procedura de atribuire  </w:t>
       </w:r>
       <w:r>
         <w:rPr>
@@ -14152,7 +14152,7 @@
           <w:i/>
           <w:iCs/>
         </w:rPr>
-        <w:t xml:space="preserve">..............................................                                                      </w:t>
+        <w:t xml:space="preserve">Vasile Ionescu.......................                                                      </w:t>
       </w:r>
     </w:p>
     <w:p>
@@ -14621,7 +14621,7 @@
         <w:rPr>
           <w:lang w:val="it-IT"/>
         </w:rPr>
-        <w:t>iei de participare nr. ______ din ______________, privind aplicarea procedurii de  Licitatia deschisa_</w:t>
+        <w:t>iei de participare nr.  ANUNT 123 din  15/09/2025___, privind aplicarea procedurii de  Licitatia deschisa_</w:t>
       </w:r>
       <w:r>
         <w:rPr>
@@ -14723,7 +14723,7 @@
         <w:rPr>
           <w:lang w:val="it-IT"/>
         </w:rPr>
-        <w:t>i marcat în mod vizibil, conţinând, în original şi într-un număr de ________ copii:</w:t>
+        <w:t>i marcat în mod vizibil, conţinând, în original şi într-un număr de  2______ copii:</w:t>
       </w:r>
     </w:p>
     <w:p>

--- a/filled.docx
+++ b/filled.docx
@@ -944,7 +944,7 @@
         <w:jc w:val="both"/>
       </w:pPr>
       <w:r>
-        <w:t>3. Ne angajăm să menţinem această ofertă valabilă pentru o durată de  90 (nouazeci)</w:t>
+        <w:t>3. Ne angajăm să menţinem această ofertă valabilă pentru o durată de _____________</w:t>
       </w:r>
     </w:p>
     <w:p>
@@ -955,7 +955,7 @@
         <w:jc w:val="both"/>
       </w:pPr>
       <w:r>
-        <w:t>nouazeci___________ zile, respectiv până la data de  31/01/2026__________________, şi</w:t>
+        <w:t>90 (nouazeci)______ zile, respectiv până la data de  31/01/2026__________________, şi</w:t>
       </w:r>
     </w:p>
     <w:p>
@@ -1148,7 +1148,7 @@
         <w:jc w:val="center"/>
       </w:pPr>
       <w:r>
-        <w:t>Maria Dobre___, în calitate de  Administrator________, legal autorizat să semnez</w:t>
+        <w:t>Maria Dobre___, în calitate de  ofertant_____________, legal autorizat să semnez</w:t>
       </w:r>
     </w:p>
     <w:p>
@@ -2991,7 +2991,7 @@
           <w:bCs/>
           <w:i/>
         </w:rPr>
-        <w:t xml:space="preserve"> ofertant_________________________________ (candidat/ofertant/ofertant asociat/terţ susţinător al candidatului/ofertantului ofertant_________) </w:t>
+        <w:t xml:space="preserve"> ofertant_________________________________ (candidat/ofertant/ofertant asociat/terţ susţinător al candidatului/ofertantului SC BestBuild SRL, Str. Lalelelor 10, Bucuresti) </w:t>
       </w:r>
       <w:r>
         <w:rPr>
@@ -3027,7 +3027,7 @@
         <w:rPr>
           <w:bCs/>
         </w:rPr>
-        <w:t>dl.  Popa Mihai, dna. Ionescu Ana, dna dl. Popa Mihai, dna. Ionescu Ana</w:t>
+        <w:t>dl.  Popa Mihai............., dna. Ionescu Ana......</w:t>
       </w:r>
     </w:p>
     <w:p>
@@ -6411,7 +6411,7 @@
         <w:rPr>
           <w:bCs/>
         </w:rPr>
-        <w:t>Subsemnatul, reprezentant împuternicit al  SC BestBuild SRL, Str. Lalelelor 10, Bucuresti (denumirea/numele şi sediul/adresa candidatului/ofertantului), declar pe propria răspundere, sub sancţiunile aplicate faptei de fals în acte publice, că datele prezentate în tabelul anexat sunt reale.</w:t>
+        <w:t>Subsemnatul, reprezentant împuternicit al  SC BestBuild SRL............................ (denumirea/numele şi sediul/adresa candidatului/ofertantului), declar pe propria răspundere, sub sancţiunile aplicate faptei de fals în acte publice, că datele prezentate în tabelul anexat sunt reale.</w:t>
       </w:r>
     </w:p>
     <w:p>
@@ -6445,7 +6445,7 @@
         <w:rPr>
           <w:bCs/>
         </w:rPr>
-        <w:t>Subsemnatul autorizez prin prezenta orice instituţie, societate comercială, bancă, alte persoane juridice să furnizeze informaţii reprezentanţilor autorizaţi ai  Autoritatea Contractanta X, Str. Exemplu 123, Bucuresti (denumirea şi adresa autorităţii contractante) cu privire la orice aspect tehnic şi financiar în legătură cu activitatea noastră.</w:t>
+        <w:t>Subsemnatul autorizez prin prezenta orice instituţie, societate comercială, bancă, alte persoane juridice să furnizeze informaţii reprezentanţilor autorizaţi ai  Autoritatea Contractanta X...................... (denumirea şi adresa autorităţii contractante) cu privire la orice aspect tehnic şi financiar în legătură cu activitatea noastră.</w:t>
       </w:r>
     </w:p>
     <w:p>
@@ -10562,7 +10562,7 @@
           <w:iCs/>
           <w:lang w:val="pt-BR"/>
         </w:rPr>
-        <w:t xml:space="preserve"> Orice comunicare între părţi este valabil îndeplinită dacă se va face în scris şi va fi transmisă la adresa/adresele ......................................................., prevăzute la art. .........</w:t>
+        <w:t xml:space="preserve"> Orice comunicare între părţi este valabil îndeplinită dacă se va face în scris şi va fi transmisă la adresa/adresele  Autoritatea Contractanta X, Str. Exemplu 123, Bucuresti, prevăzute la art. .........</w:t>
       </w:r>
     </w:p>
     <w:p>
@@ -10726,7 +10726,7 @@
           <w:iCs/>
           <w:lang w:val="it-IT"/>
         </w:rPr>
-        <w:t xml:space="preserve">          Prezentul acord a fost încheiat într-un număr de  2.. exemplare, câte unul pentru fiecare parte, astăzi  01/09/2025........ (data semnării lui).</w:t>
+        <w:t xml:space="preserve">          Prezentul acord a fost încheiat într-un număr de ..... exemplare, câte unul pentru fiecare parte, astăzi  01/09/2025........ (data semnării lui).</w:t>
       </w:r>
     </w:p>
     <w:p>
@@ -10862,7 +10862,7 @@
           <w:iCs/>
           <w:lang w:val="it-IT"/>
         </w:rPr>
-        <w:t>Iulian Matei, Administrator</w:t>
+        <w:t>SC Partener 1 SRL, Str. Parteneriat 1, Bucuresti, 0210000000</w:t>
       </w:r>
     </w:p>
     <w:p>
@@ -10914,7 +10914,7 @@
           <w:iCs/>
           <w:lang w:val="it-IT"/>
         </w:rPr>
-        <w:t>Radu Munteanu, Administrator</w:t>
+        <w:t>SC Partener 2 SRL, Str. Alianta 2, Cluj, 0264000000</w:t>
       </w:r>
     </w:p>
     <w:p>
@@ -11626,7 +11626,7 @@
           <w:i/>
           <w:iCs/>
         </w:rPr>
-        <w:t xml:space="preserve">S.C.  SC SubEx SRL, Cluj; DG: Vasilescu, DE: Matei cu sediul în  SC SubEx SRL, Cluj; DG: Vasilescu, DE: Matei (adresa,tel.,fax)                                                     </w:t>
+        <w:t xml:space="preserve">S.C.  SC SubEx SRL, Cluj; DG: Vasilescu, DE: Matei cu sediul în  Str. Tehnica 5, Cluj-Napoca_____ (adresa,tel.,fax)                                                     </w:t>
       </w:r>
     </w:p>
     <w:p>
@@ -11902,7 +11902,7 @@
           <w:i/>
           <w:iCs/>
         </w:rPr>
-        <w:t>- lunar, în termen de  90____ (zile) de la primirea de către contractantul general a facturii întocmite de subcontractant, contravaloarea  Servicii de consultanta IT prestate în perioada respectivă.</w:t>
+        <w:t>- lunar, în termen de  90 (nouazeci) (zile) de la primirea de către contractantul general a facturii întocmite de subcontractant, contravaloarea  Servicii de consultanta IT prestate în perioada respectivă.</w:t>
       </w:r>
     </w:p>
     <w:p>
@@ -12493,7 +12493,7 @@
           <w:i/>
           <w:iCs/>
         </w:rPr>
-        <w:t>Autoritatea Contractanta X                                                                    Str. Exemplu 123, Bucuresti</w:t>
+        <w:t>08/10/2025_______                                                                    08/10/2025______</w:t>
       </w:r>
     </w:p>
     <w:p>
@@ -13113,7 +13113,7 @@
           <w:bCs/>
           <w:lang w:val="hu-HU" w:eastAsia="ar-SA"/>
         </w:rPr>
-        <w:t xml:space="preserve"> Autoritatea Contractanta X </w:t>
+        <w:t xml:space="preserve"> Autoritatea Contractanta X, Str. Exemplu 123, Bucuresti </w:t>
       </w:r>
       <w:r>
         <w:rPr>
@@ -13133,7 +13133,7 @@
         <w:rPr>
           <w:lang w:val="hu-HU" w:eastAsia="ar-SA"/>
         </w:rPr>
-        <w:t xml:space="preserve"> zece mii lei (10.000)____, la prima sa cerere pe baza declarației cu privire la culpa persoanei garantate;</w:t>
+        <w:t xml:space="preserve"> o suta mii lei (100.000)_, la prima sa cerere pe baza declarației cu privire la culpa persoanei garantate;</w:t>
       </w:r>
     </w:p>
     <w:p>
